--- a/book/docx-por-capitulo/capitulo-18-troubleshooting.docx
+++ b/book/docx-por-capitulo/capitulo-18-troubleshooting.docx
@@ -7,6 +7,7 @@
         <w:pStyle w:val="Endure-ChapterTitle"/>
         <w:keepNext/>
         <w:spacing w:before="480" w:after="240"/>
+        <w:outlineLvl w:val="0"/>
       </w:pPr>
       <w:r>
         <w:rPr>
@@ -26,24 +27,36 @@
         <w:pStyle w:val="Endure-Subhead"/>
         <w:keepNext/>
         <w:spacing w:before="240" w:after="60"/>
-      </w:pPr>
-      <w:r>
+        <w:outlineLvl w:val="1"/>
+      </w:pPr>
+      <w:r>
+        <w:rPr>
+          <w:sz w:val="24"/>
+        </w:rPr>
         <w:t>Introducción</w:t>
       </w:r>
     </w:p>
     <w:p>
       <w:pPr>
         <w:pStyle w:val="Endure-FirstParagraphBodyText"/>
-      </w:pPr>
-      <w:r>
+        <w:spacing w:before="100" w:after="100"/>
+      </w:pPr>
+      <w:r>
+        <w:rPr>
+          <w:sz w:val="20"/>
+        </w:rPr>
         <w:t>Este capítulo documenta los errores más frecuentes al trabajar con el Jetson AGX Orin 64GB bajo JetPack 7.2, con sus causas exactas y soluciones verificadas. Si algo no funciona como se esperaba, este es el primer lugar donde buscar.</w:t>
       </w:r>
     </w:p>
     <w:p>
       <w:pPr>
         <w:pStyle w:val="Endure-ChapterBodyText"/>
-      </w:pPr>
-      <w:r>
+        <w:spacing w:before="100" w:after="100"/>
+      </w:pPr>
+      <w:r>
+        <w:rPr>
+          <w:sz w:val="20"/>
+        </w:rPr>
         <w:t>Los errores están organizados por área: Docker y contenedores, modelos LLM, audio y red, y sistema operativo. Cada entrada incluye el mensaje de error exacto que verá en el terminal, la causa raíz y la solución paso a paso.</w:t>
       </w:r>
     </w:p>
@@ -52,8 +65,12 @@
         <w:pStyle w:val="Endure-Subhead"/>
         <w:keepNext/>
         <w:spacing w:before="240" w:after="60"/>
-      </w:pPr>
-      <w:r>
+        <w:outlineLvl w:val="1"/>
+      </w:pPr>
+      <w:r>
+        <w:rPr>
+          <w:sz w:val="24"/>
+        </w:rPr>
         <w:t>16.1 Errores de Docker y Contenedores</w:t>
       </w:r>
     </w:p>
@@ -62,10 +79,11 @@
         <w:pStyle w:val="Endure-Subhead"/>
         <w:keepNext/>
         <w:spacing w:before="160" w:after="60"/>
-      </w:pPr>
-      <w:r>
-        <w:rPr>
-          <w:sz w:val="18"/>
+        <w:outlineLvl w:val="2"/>
+      </w:pPr>
+      <w:r>
+        <w:rPr>
+          <w:sz w:val="22"/>
         </w:rPr>
         <w:t>Error 16.1.1 — "docker: Error response from daemon: unknown or invalid runtime name: nvidia"</w:t>
       </w:r>
@@ -83,7 +101,7 @@
         <w:tc>
           <w:tcPr>
             <w:tcW w:type="dxa" w:w="8152"/>
-            <w:shd w:val="clear" w:color="auto" w:fill="F2F2F2"/>
+            <w:shd w:val="clear" w:color="auto" w:fill="EAEAEA"/>
             <w:tcBorders>
               <w:left w:val="thick" w:sz="24" w:color="1A5A6A"/>
             </w:tcBorders>
@@ -137,6 +155,7 @@
             <w:r>
               <w:rPr>
                 <w:rFonts w:ascii="Courier New" w:hAnsi="Courier New"/>
+                <w:i/>
                 <w:color w:val="555555"/>
                 <w:sz w:val="16"/>
               </w:rPr>
@@ -154,24 +173,31 @@
     <w:p>
       <w:pPr>
         <w:pStyle w:val="Endure-ChapterBodyText"/>
+        <w:spacing w:before="100" w:after="100"/>
       </w:pPr>
       <w:r>
         <w:rPr>
           <w:b/>
+          <w:sz w:val="20"/>
         </w:rPr>
         <w:t>Causa:</w:t>
       </w:r>
       <w:r>
+        <w:rPr>
+          <w:sz w:val="20"/>
+        </w:rPr>
         <w:t xml:space="preserve"> El NVIDIA Container Toolkit no está configurado como runtime en Docker, o Docker no ha sido reiniciado después de la configuración.</w:t>
       </w:r>
     </w:p>
     <w:p>
       <w:pPr>
         <w:pStyle w:val="Endure-ChapterBodyText"/>
+        <w:spacing w:before="100" w:after="100"/>
       </w:pPr>
       <w:r>
         <w:rPr>
           <w:b/>
+          <w:sz w:val="20"/>
         </w:rPr>
         <w:t>Solución:</w:t>
       </w:r>
@@ -189,7 +215,7 @@
         <w:tc>
           <w:tcPr>
             <w:tcW w:type="dxa" w:w="8152"/>
-            <w:shd w:val="clear" w:color="auto" w:fill="F2F2F2"/>
+            <w:shd w:val="clear" w:color="auto" w:fill="EAEAEA"/>
             <w:tcBorders>
               <w:left w:val="thick" w:sz="24" w:color="1A5A6A"/>
             </w:tcBorders>
@@ -446,7 +472,7 @@
         <w:tc>
           <w:tcPr>
             <w:tcW w:type="dxa" w:w="8152"/>
-            <w:shd w:val="clear" w:color="auto" w:fill="F2F2F2"/>
+            <w:shd w:val="clear" w:color="auto" w:fill="EAEAEA"/>
             <w:tcBorders>
               <w:left w:val="thick" w:sz="24" w:color="1A5A6A"/>
             </w:tcBorders>
@@ -484,6 +510,7 @@
             <w:r>
               <w:rPr>
                 <w:rFonts w:ascii="Courier New" w:hAnsi="Courier New"/>
+                <w:i/>
                 <w:color w:val="555555"/>
                 <w:sz w:val="16"/>
               </w:rPr>
@@ -500,6 +527,7 @@
             <w:r>
               <w:rPr>
                 <w:rFonts w:ascii="Courier New" w:hAnsi="Courier New"/>
+                <w:i/>
                 <w:color w:val="555555"/>
                 <w:sz w:val="16"/>
               </w:rPr>
@@ -519,10 +547,11 @@
         <w:pStyle w:val="Endure-Subhead"/>
         <w:keepNext/>
         <w:spacing w:before="160" w:after="60"/>
-      </w:pPr>
-      <w:r>
-        <w:rPr>
-          <w:sz w:val="18"/>
+        <w:outlineLvl w:val="2"/>
+      </w:pPr>
+      <w:r>
+        <w:rPr>
+          <w:sz w:val="22"/>
         </w:rPr>
         <w:t>Error 16.1.2 — "docker: Error response from daemon: conflict: container name already in use"</w:t>
       </w:r>
@@ -540,7 +569,7 @@
         <w:tc>
           <w:tcPr>
             <w:tcW w:type="dxa" w:w="8152"/>
-            <w:shd w:val="clear" w:color="auto" w:fill="F2F2F2"/>
+            <w:shd w:val="clear" w:color="auto" w:fill="EAEAEA"/>
             <w:tcBorders>
               <w:left w:val="thick" w:sz="24" w:color="1A5A6A"/>
             </w:tcBorders>
@@ -594,6 +623,7 @@
             <w:r>
               <w:rPr>
                 <w:rFonts w:ascii="Courier New" w:hAnsi="Courier New"/>
+                <w:i/>
                 <w:color w:val="555555"/>
                 <w:sz w:val="16"/>
               </w:rPr>
@@ -610,6 +640,7 @@
             <w:r>
               <w:rPr>
                 <w:rFonts w:ascii="Courier New" w:hAnsi="Courier New"/>
+                <w:i/>
                 <w:color w:val="555555"/>
                 <w:sz w:val="16"/>
               </w:rPr>
@@ -627,34 +658,44 @@
     <w:p>
       <w:pPr>
         <w:pStyle w:val="Endure-ChapterBodyText"/>
+        <w:spacing w:before="100" w:after="100"/>
       </w:pPr>
       <w:r>
         <w:rPr>
           <w:b/>
+          <w:sz w:val="20"/>
         </w:rPr>
         <w:t>Causa:</w:t>
       </w:r>
       <w:r>
+        <w:rPr>
+          <w:sz w:val="20"/>
+        </w:rPr>
         <w:t xml:space="preserve"> Un contenedor con ese nombre ya existe (activo o detenido). Esto ocurre cuando se intenta lanzar el mismo modelo dos veces, o cuando un alias </w:t>
       </w:r>
       <w:r>
         <w:rPr>
           <w:rFonts w:ascii="Courier New" w:hAnsi="Courier New"/>
-          <w:sz w:val="17"/>
+          <w:sz w:val="16"/>
         </w:rPr>
         <w:t>start-*</w:t>
       </w:r>
       <w:r>
+        <w:rPr>
+          <w:sz w:val="20"/>
+        </w:rPr>
         <w:t xml:space="preserve"> se ejecuta sin haber detenido el contenedor anterior.</w:t>
       </w:r>
     </w:p>
     <w:p>
       <w:pPr>
         <w:pStyle w:val="Endure-ChapterBodyText"/>
+        <w:spacing w:before="100" w:after="100"/>
       </w:pPr>
       <w:r>
         <w:rPr>
           <w:b/>
+          <w:sz w:val="20"/>
         </w:rPr>
         <w:t>Solución:</w:t>
       </w:r>
@@ -672,7 +713,7 @@
         <w:tc>
           <w:tcPr>
             <w:tcW w:type="dxa" w:w="8152"/>
-            <w:shd w:val="clear" w:color="auto" w:fill="F2F2F2"/>
+            <w:shd w:val="clear" w:color="auto" w:fill="EAEAEA"/>
             <w:tcBorders>
               <w:left w:val="thick" w:sz="24" w:color="1A5A6A"/>
             </w:tcBorders>
@@ -854,6 +895,7 @@
             <w:r>
               <w:rPr>
                 <w:rFonts w:ascii="Courier New" w:hAnsi="Courier New"/>
+                <w:i/>
                 <w:color w:val="555555"/>
                 <w:sz w:val="16"/>
               </w:rPr>
@@ -873,10 +915,11 @@
         <w:pStyle w:val="Endure-Subhead"/>
         <w:keepNext/>
         <w:spacing w:before="160" w:after="60"/>
-      </w:pPr>
-      <w:r>
-        <w:rPr>
-          <w:sz w:val="18"/>
+        <w:outlineLvl w:val="2"/>
+      </w:pPr>
+      <w:r>
+        <w:rPr>
+          <w:sz w:val="22"/>
         </w:rPr>
         <w:t>Error 16.1.3 — Out of Memory (OOM) al iniciar el contenedor del modelo</w:t>
       </w:r>
@@ -894,7 +937,7 @@
         <w:tc>
           <w:tcPr>
             <w:tcW w:type="dxa" w:w="8152"/>
-            <w:shd w:val="clear" w:color="auto" w:fill="F2F2F2"/>
+            <w:shd w:val="clear" w:color="auto" w:fill="EAEAEA"/>
             <w:tcBorders>
               <w:left w:val="thick" w:sz="24" w:color="1A5A6A"/>
             </w:tcBorders>
@@ -932,6 +975,7 @@
             <w:r>
               <w:rPr>
                 <w:rFonts w:ascii="Courier New" w:hAnsi="Courier New"/>
+                <w:i/>
                 <w:color w:val="555555"/>
                 <w:sz w:val="16"/>
               </w:rPr>
@@ -948,6 +992,7 @@
             <w:r>
               <w:rPr>
                 <w:rFonts w:ascii="Courier New" w:hAnsi="Courier New"/>
+                <w:i/>
                 <w:color w:val="555555"/>
                 <w:sz w:val="16"/>
               </w:rPr>
@@ -965,34 +1010,44 @@
     <w:p>
       <w:pPr>
         <w:pStyle w:val="Endure-ChapterBodyText"/>
+        <w:spacing w:before="100" w:after="100"/>
       </w:pPr>
       <w:r>
         <w:rPr>
           <w:b/>
+          <w:sz w:val="20"/>
         </w:rPr>
         <w:t>Causa:</w:t>
       </w:r>
       <w:r>
+        <w:rPr>
+          <w:sz w:val="20"/>
+        </w:rPr>
         <w:t xml:space="preserve"> El parámetro </w:t>
       </w:r>
       <w:r>
         <w:rPr>
           <w:rFonts w:ascii="Courier New" w:hAnsi="Courier New"/>
-          <w:sz w:val="17"/>
+          <w:sz w:val="16"/>
         </w:rPr>
         <w:t>--gpu-memory-utilization</w:t>
       </w:r>
       <w:r>
+        <w:rPr>
+          <w:sz w:val="20"/>
+        </w:rPr>
         <w:t xml:space="preserve"> es demasiado alto para el modelo actual, o hay otro contenedor activo que ocupa memoria GPU simultáneamente.</w:t>
       </w:r>
     </w:p>
     <w:p>
       <w:pPr>
         <w:pStyle w:val="Endure-ChapterBodyText"/>
+        <w:spacing w:before="100" w:after="100"/>
       </w:pPr>
       <w:r>
         <w:rPr>
           <w:b/>
+          <w:sz w:val="20"/>
         </w:rPr>
         <w:t>Solución:</w:t>
       </w:r>
@@ -1010,7 +1065,7 @@
         <w:tc>
           <w:tcPr>
             <w:tcW w:type="dxa" w:w="8152"/>
-            <w:shd w:val="clear" w:color="auto" w:fill="F2F2F2"/>
+            <w:shd w:val="clear" w:color="auto" w:fill="EAEAEA"/>
             <w:tcBorders>
               <w:left w:val="thick" w:sz="24" w:color="1A5A6A"/>
             </w:tcBorders>
@@ -1064,6 +1119,7 @@
             <w:r>
               <w:rPr>
                 <w:rFonts w:ascii="Courier New" w:hAnsi="Courier New"/>
+                <w:i/>
                 <w:color w:val="555555"/>
                 <w:sz w:val="16"/>
               </w:rPr>
@@ -1112,6 +1168,7 @@
             <w:r>
               <w:rPr>
                 <w:rFonts w:ascii="Courier New" w:hAnsi="Courier New"/>
+                <w:i/>
                 <w:color w:val="555555"/>
                 <w:sz w:val="16"/>
               </w:rPr>
@@ -1128,6 +1185,7 @@
             <w:r>
               <w:rPr>
                 <w:rFonts w:ascii="Courier New" w:hAnsi="Courier New"/>
+                <w:i/>
                 <w:color w:val="555555"/>
                 <w:sz w:val="16"/>
               </w:rPr>
@@ -1192,6 +1250,7 @@
             <w:r>
               <w:rPr>
                 <w:rFonts w:ascii="Courier New" w:hAnsi="Courier New"/>
+                <w:i/>
                 <w:color w:val="555555"/>
                 <w:sz w:val="16"/>
               </w:rPr>
@@ -1294,10 +1353,11 @@
         <w:pStyle w:val="Endure-Subhead"/>
         <w:keepNext/>
         <w:spacing w:before="160" w:after="60"/>
-      </w:pPr>
-      <w:r>
-        <w:rPr>
-          <w:sz w:val="18"/>
+        <w:outlineLvl w:val="2"/>
+      </w:pPr>
+      <w:r>
+        <w:rPr>
+          <w:sz w:val="22"/>
         </w:rPr>
         <w:t>Error 16.1.4 — "Error: pull access denied" o "manifest unknown"</w:t>
       </w:r>
@@ -1315,7 +1375,7 @@
         <w:tc>
           <w:tcPr>
             <w:tcW w:type="dxa" w:w="8152"/>
-            <w:shd w:val="clear" w:color="auto" w:fill="F2F2F2"/>
+            <w:shd w:val="clear" w:color="auto" w:fill="EAEAEA"/>
             <w:tcBorders>
               <w:left w:val="thick" w:sz="24" w:color="1A5A6A"/>
             </w:tcBorders>
@@ -1369,6 +1429,7 @@
             <w:r>
               <w:rPr>
                 <w:rFonts w:ascii="Courier New" w:hAnsi="Courier New"/>
+                <w:i/>
                 <w:color w:val="555555"/>
                 <w:sz w:val="16"/>
               </w:rPr>
@@ -1386,24 +1447,31 @@
     <w:p>
       <w:pPr>
         <w:pStyle w:val="Endure-ChapterBodyText"/>
+        <w:spacing w:before="100" w:after="100"/>
       </w:pPr>
       <w:r>
         <w:rPr>
           <w:b/>
+          <w:sz w:val="20"/>
         </w:rPr>
         <w:t>Causa:</w:t>
       </w:r>
       <w:r>
+        <w:rPr>
+          <w:sz w:val="20"/>
+        </w:rPr>
         <w:t xml:space="preserve"> El tag exacto del contenedor no existe en el registro. Los tags de los contenedores de NVIDIA cambian con nuevas versiones.</w:t>
       </w:r>
     </w:p>
     <w:p>
       <w:pPr>
         <w:pStyle w:val="Endure-ChapterBodyText"/>
+        <w:spacing w:before="100" w:after="100"/>
       </w:pPr>
       <w:r>
         <w:rPr>
           <w:b/>
+          <w:sz w:val="20"/>
         </w:rPr>
         <w:t>Solución:</w:t>
       </w:r>
@@ -1421,7 +1489,7 @@
         <w:tc>
           <w:tcPr>
             <w:tcW w:type="dxa" w:w="8152"/>
-            <w:shd w:val="clear" w:color="auto" w:fill="F2F2F2"/>
+            <w:shd w:val="clear" w:color="auto" w:fill="EAEAEA"/>
             <w:tcBorders>
               <w:left w:val="thick" w:sz="24" w:color="1A5A6A"/>
             </w:tcBorders>
@@ -1475,6 +1543,7 @@
             <w:r>
               <w:rPr>
                 <w:rFonts w:ascii="Courier New" w:hAnsi="Courier New"/>
+                <w:i/>
                 <w:color w:val="555555"/>
                 <w:sz w:val="16"/>
               </w:rPr>
@@ -1591,10 +1660,11 @@
         <w:pStyle w:val="Endure-Subhead"/>
         <w:keepNext/>
         <w:spacing w:before="160" w:after="60"/>
-      </w:pPr>
-      <w:r>
-        <w:rPr>
-          <w:sz w:val="18"/>
+        <w:outlineLvl w:val="2"/>
+      </w:pPr>
+      <w:r>
+        <w:rPr>
+          <w:sz w:val="22"/>
         </w:rPr>
         <w:t>Error 16.1.5 — Contenedor se reinicia en bucle (restart loop)</w:t>
       </w:r>
@@ -1612,7 +1682,7 @@
         <w:tc>
           <w:tcPr>
             <w:tcW w:type="dxa" w:w="8152"/>
-            <w:shd w:val="clear" w:color="auto" w:fill="F2F2F2"/>
+            <w:shd w:val="clear" w:color="auto" w:fill="EAEAEA"/>
             <w:tcBorders>
               <w:left w:val="thick" w:sz="24" w:color="1A5A6A"/>
             </w:tcBorders>
@@ -1650,6 +1720,7 @@
             <w:r>
               <w:rPr>
                 <w:rFonts w:ascii="Courier New" w:hAnsi="Courier New"/>
+                <w:i/>
                 <w:color w:val="555555"/>
                 <w:sz w:val="16"/>
               </w:rPr>
@@ -1666,6 +1737,7 @@
             <w:r>
               <w:rPr>
                 <w:rFonts w:ascii="Courier New" w:hAnsi="Courier New"/>
+                <w:i/>
                 <w:color w:val="555555"/>
                 <w:sz w:val="16"/>
               </w:rPr>
@@ -1683,44 +1755,57 @@
     <w:p>
       <w:pPr>
         <w:pStyle w:val="Endure-ChapterBodyText"/>
+        <w:spacing w:before="100" w:after="100"/>
       </w:pPr>
       <w:r>
         <w:rPr>
           <w:b/>
+          <w:sz w:val="20"/>
         </w:rPr>
         <w:t>Causa:</w:t>
       </w:r>
       <w:r>
+        <w:rPr>
+          <w:sz w:val="20"/>
+        </w:rPr>
         <w:t xml:space="preserve"> El contenedor falla al arrancar y Docker lo reinicia automáticamente. Esto ocurre cuando </w:t>
       </w:r>
       <w:r>
         <w:rPr>
           <w:rFonts w:ascii="Courier New" w:hAnsi="Courier New"/>
-          <w:sz w:val="17"/>
+          <w:sz w:val="16"/>
         </w:rPr>
         <w:t>--restart unless-stopped</w:t>
       </w:r>
       <w:r>
+        <w:rPr>
+          <w:sz w:val="20"/>
+        </w:rPr>
         <w:t xml:space="preserve"> está activo (no debe usarse con contenedores de inferencia — usar </w:t>
       </w:r>
       <w:r>
         <w:rPr>
           <w:rFonts w:ascii="Courier New" w:hAnsi="Courier New"/>
-          <w:sz w:val="17"/>
+          <w:sz w:val="16"/>
         </w:rPr>
         <w:t>--restart no</w:t>
       </w:r>
       <w:r>
+        <w:rPr>
+          <w:sz w:val="20"/>
+        </w:rPr>
         <w:t>).</w:t>
       </w:r>
     </w:p>
     <w:p>
       <w:pPr>
         <w:pStyle w:val="Endure-ChapterBodyText"/>
+        <w:spacing w:before="100" w:after="100"/>
       </w:pPr>
       <w:r>
         <w:rPr>
           <w:b/>
+          <w:sz w:val="20"/>
         </w:rPr>
         <w:t>Solución:</w:t>
       </w:r>
@@ -1738,7 +1823,7 @@
         <w:tc>
           <w:tcPr>
             <w:tcW w:type="dxa" w:w="8152"/>
-            <w:shd w:val="clear" w:color="auto" w:fill="F2F2F2"/>
+            <w:shd w:val="clear" w:color="auto" w:fill="EAEAEA"/>
             <w:tcBorders>
               <w:left w:val="thick" w:sz="24" w:color="1A5A6A"/>
             </w:tcBorders>
@@ -1891,8 +1976,12 @@
         <w:pStyle w:val="Endure-Subhead"/>
         <w:keepNext/>
         <w:spacing w:before="240" w:after="60"/>
-      </w:pPr>
-      <w:r>
+        <w:outlineLvl w:val="1"/>
+      </w:pPr>
+      <w:r>
+        <w:rPr>
+          <w:sz w:val="24"/>
+        </w:rPr>
         <w:t>16.2 Errores de Modelos LLM</w:t>
       </w:r>
     </w:p>
@@ -1901,10 +1990,11 @@
         <w:pStyle w:val="Endure-Subhead"/>
         <w:keepNext/>
         <w:spacing w:before="160" w:after="60"/>
-      </w:pPr>
-      <w:r>
-        <w:rPr>
-          <w:sz w:val="18"/>
+        <w:outlineLvl w:val="2"/>
+      </w:pPr>
+      <w:r>
+        <w:rPr>
+          <w:sz w:val="22"/>
         </w:rPr>
         <w:t>Error 16.2.1 — La respuesta del modelo llega como "content: None"</w:t>
       </w:r>
@@ -1922,7 +2012,7 @@
         <w:tc>
           <w:tcPr>
             <w:tcW w:type="dxa" w:w="8152"/>
-            <w:shd w:val="clear" w:color="auto" w:fill="F2F2F2"/>
+            <w:shd w:val="clear" w:color="auto" w:fill="EAEAEA"/>
             <w:tcBorders>
               <w:left w:val="thick" w:sz="24" w:color="1A5A6A"/>
             </w:tcBorders>
@@ -1943,7 +2033,8 @@
             <w:r>
               <w:rPr>
                 <w:rFonts w:ascii="Courier New" w:hAnsi="Courier New"/>
-                <w:color w:val="1A1A1A"/>
+                <w:i/>
+                <w:color w:val="888888"/>
                 <w:sz w:val="16"/>
               </w:rPr>
               <w:t># Al hacer la petición en Python</w:t>
@@ -1991,7 +2082,8 @@
             <w:r>
               <w:rPr>
                 <w:rFonts w:ascii="Courier New" w:hAnsi="Courier New"/>
-                <w:color w:val="1A1A1A"/>
+                <w:i/>
+                <w:color w:val="888888"/>
                 <w:sz w:val="16"/>
               </w:rPr>
               <w:t># Resultado: None</w:t>
@@ -2008,54 +2100,70 @@
     <w:p>
       <w:pPr>
         <w:pStyle w:val="Endure-ChapterBodyText"/>
+        <w:spacing w:before="100" w:after="100"/>
       </w:pPr>
       <w:r>
         <w:rPr>
           <w:b/>
+          <w:sz w:val="20"/>
         </w:rPr>
         <w:t>Causa:</w:t>
       </w:r>
       <w:r>
+        <w:rPr>
+          <w:sz w:val="20"/>
+        </w:rPr>
         <w:t xml:space="preserve"> El parámetro </w:t>
       </w:r>
       <w:r>
         <w:rPr>
           <w:rFonts w:ascii="Courier New" w:hAnsi="Courier New"/>
-          <w:sz w:val="17"/>
+          <w:sz w:val="16"/>
         </w:rPr>
         <w:t>--reasoning-parser qwen3</w:t>
       </w:r>
       <w:r>
+        <w:rPr>
+          <w:sz w:val="20"/>
+        </w:rPr>
         <w:t xml:space="preserve"> redirige el contenido del pensamiento al campo </w:t>
       </w:r>
       <w:r>
         <w:rPr>
           <w:rFonts w:ascii="Courier New" w:hAnsi="Courier New"/>
-          <w:sz w:val="17"/>
+          <w:sz w:val="16"/>
         </w:rPr>
         <w:t>reasoning_content</w:t>
       </w:r>
       <w:r>
+        <w:rPr>
+          <w:sz w:val="20"/>
+        </w:rPr>
         <w:t xml:space="preserve"> en lugar de </w:t>
       </w:r>
       <w:r>
         <w:rPr>
           <w:rFonts w:ascii="Courier New" w:hAnsi="Courier New"/>
-          <w:sz w:val="17"/>
+          <w:sz w:val="16"/>
         </w:rPr>
         <w:t>content</w:t>
       </w:r>
       <w:r>
+        <w:rPr>
+          <w:sz w:val="20"/>
+        </w:rPr>
         <w:t>. Clientes estándar compatibles con OpenAI no conocen este campo.</w:t>
       </w:r>
     </w:p>
     <w:p>
       <w:pPr>
         <w:pStyle w:val="Endure-ChapterBodyText"/>
+        <w:spacing w:before="100" w:after="100"/>
       </w:pPr>
       <w:r>
         <w:rPr>
           <w:b/>
+          <w:sz w:val="20"/>
         </w:rPr>
         <w:t>Solución:</w:t>
       </w:r>
@@ -2073,7 +2181,7 @@
         <w:tc>
           <w:tcPr>
             <w:tcW w:type="dxa" w:w="8152"/>
-            <w:shd w:val="clear" w:color="auto" w:fill="F2F2F2"/>
+            <w:shd w:val="clear" w:color="auto" w:fill="EAEAEA"/>
             <w:tcBorders>
               <w:left w:val="thick" w:sz="24" w:color="1A5A6A"/>
             </w:tcBorders>
@@ -2193,6 +2301,7 @@
             <w:r>
               <w:rPr>
                 <w:rFonts w:ascii="Courier New" w:hAnsi="Courier New"/>
+                <w:i/>
                 <w:color w:val="555555"/>
                 <w:sz w:val="16"/>
               </w:rPr>
@@ -2209,6 +2318,7 @@
             <w:r>
               <w:rPr>
                 <w:rFonts w:ascii="Courier New" w:hAnsi="Courier New"/>
+                <w:i/>
                 <w:color w:val="555555"/>
                 <w:sz w:val="16"/>
               </w:rPr>
@@ -2225,6 +2335,7 @@
             <w:r>
               <w:rPr>
                 <w:rFonts w:ascii="Courier New" w:hAnsi="Courier New"/>
+                <w:i/>
                 <w:color w:val="555555"/>
                 <w:sz w:val="16"/>
               </w:rPr>
@@ -2241,6 +2352,7 @@
             <w:r>
               <w:rPr>
                 <w:rFonts w:ascii="Courier New" w:hAnsi="Courier New"/>
+                <w:i/>
                 <w:color w:val="555555"/>
                 <w:sz w:val="16"/>
               </w:rPr>
@@ -2257,6 +2369,7 @@
             <w:r>
               <w:rPr>
                 <w:rFonts w:ascii="Courier New" w:hAnsi="Courier New"/>
+                <w:i/>
                 <w:color w:val="555555"/>
                 <w:sz w:val="16"/>
               </w:rPr>
@@ -2273,6 +2386,7 @@
             <w:r>
               <w:rPr>
                 <w:rFonts w:ascii="Courier New" w:hAnsi="Courier New"/>
+                <w:i/>
                 <w:color w:val="555555"/>
                 <w:sz w:val="16"/>
               </w:rPr>
@@ -2292,10 +2406,11 @@
         <w:pStyle w:val="Endure-Subhead"/>
         <w:keepNext/>
         <w:spacing w:before="160" w:after="60"/>
-      </w:pPr>
-      <w:r>
-        <w:rPr>
-          <w:sz w:val="18"/>
+        <w:outlineLvl w:val="2"/>
+      </w:pPr>
+      <w:r>
+        <w:rPr>
+          <w:sz w:val="22"/>
         </w:rPr>
         <w:t>Error 16.2.2 — "404 Not Found: model 'Kbenkhaled/Qwen3.5-35B-A3B-quantized.w4a16' not found"</w:t>
       </w:r>
@@ -2313,7 +2428,7 @@
         <w:tc>
           <w:tcPr>
             <w:tcW w:type="dxa" w:w="8152"/>
-            <w:shd w:val="clear" w:color="auto" w:fill="F2F2F2"/>
+            <w:shd w:val="clear" w:color="auto" w:fill="EAEAEA"/>
             <w:tcBorders>
               <w:left w:val="thick" w:sz="24" w:color="1A5A6A"/>
             </w:tcBorders>
@@ -2431,34 +2546,44 @@
     <w:p>
       <w:pPr>
         <w:pStyle w:val="Endure-ChapterBodyText"/>
+        <w:spacing w:before="100" w:after="100"/>
       </w:pPr>
       <w:r>
         <w:rPr>
           <w:b/>
+          <w:sz w:val="20"/>
         </w:rPr>
         <w:t>Causa:</w:t>
       </w:r>
       <w:r>
+        <w:rPr>
+          <w:sz w:val="20"/>
+        </w:rPr>
         <w:t xml:space="preserve"> Está usando el nombre completo del modelo de Hugging Face cuando en la API debe usar el alias configurado con </w:t>
       </w:r>
       <w:r>
         <w:rPr>
           <w:rFonts w:ascii="Courier New" w:hAnsi="Courier New"/>
-          <w:sz w:val="17"/>
+          <w:sz w:val="16"/>
         </w:rPr>
         <w:t>--served-model-name</w:t>
       </w:r>
       <w:r>
+        <w:rPr>
+          <w:sz w:val="20"/>
+        </w:rPr>
         <w:t>.</w:t>
       </w:r>
     </w:p>
     <w:p>
       <w:pPr>
         <w:pStyle w:val="Endure-ChapterBodyText"/>
+        <w:spacing w:before="100" w:after="100"/>
       </w:pPr>
       <w:r>
         <w:rPr>
           <w:b/>
+          <w:sz w:val="20"/>
         </w:rPr>
         <w:t>Solución:</w:t>
       </w:r>
@@ -2476,7 +2601,7 @@
         <w:tc>
           <w:tcPr>
             <w:tcW w:type="dxa" w:w="8152"/>
-            <w:shd w:val="clear" w:color="auto" w:fill="F2F2F2"/>
+            <w:shd w:val="clear" w:color="auto" w:fill="EAEAEA"/>
             <w:tcBorders>
               <w:left w:val="thick" w:sz="24" w:color="1A5A6A"/>
             </w:tcBorders>
@@ -2497,7 +2622,8 @@
             <w:r>
               <w:rPr>
                 <w:rFonts w:ascii="Courier New" w:hAnsi="Courier New"/>
-                <w:color w:val="1A1A1A"/>
+                <w:i/>
+                <w:color w:val="888888"/>
                 <w:sz w:val="16"/>
               </w:rPr>
               <w:t># INCORRECTO — nombre completo del modelo HuggingFace</w:t>
@@ -2592,7 +2718,8 @@
             <w:r>
               <w:rPr>
                 <w:rFonts w:ascii="Courier New" w:hAnsi="Courier New"/>
-                <w:color w:val="1A1A1A"/>
+                <w:i/>
+                <w:color w:val="888888"/>
                 <w:sz w:val="16"/>
               </w:rPr>
               <w:t># CORRECTO — usar el alias configurado con --served-model-name</w:t>
@@ -2687,7 +2814,8 @@
             <w:r>
               <w:rPr>
                 <w:rFonts w:ascii="Courier New" w:hAnsi="Courier New"/>
-                <w:color w:val="1A1A1A"/>
+                <w:i/>
+                <w:color w:val="888888"/>
                 <w:sz w:val="16"/>
               </w:rPr>
               <w:t># Para saber qué modelos/aliases están activos:</w:t>
@@ -2722,10 +2850,11 @@
         <w:pStyle w:val="Endure-Subhead"/>
         <w:keepNext/>
         <w:spacing w:before="160" w:after="60"/>
-      </w:pPr>
-      <w:r>
-        <w:rPr>
-          <w:sz w:val="18"/>
+        <w:outlineLvl w:val="2"/>
+      </w:pPr>
+      <w:r>
+        <w:rPr>
+          <w:sz w:val="22"/>
         </w:rPr>
         <w:t>Error 16.2.3 — Ollama no responde después de un tiempo</w:t>
       </w:r>
@@ -2743,7 +2872,7 @@
         <w:tc>
           <w:tcPr>
             <w:tcW w:type="dxa" w:w="8152"/>
-            <w:shd w:val="clear" w:color="auto" w:fill="F2F2F2"/>
+            <w:shd w:val="clear" w:color="auto" w:fill="EAEAEA"/>
             <w:tcBorders>
               <w:left w:val="thick" w:sz="24" w:color="1A5A6A"/>
             </w:tcBorders>
@@ -2815,24 +2944,31 @@
     <w:p>
       <w:pPr>
         <w:pStyle w:val="Endure-ChapterBodyText"/>
+        <w:spacing w:before="100" w:after="100"/>
       </w:pPr>
       <w:r>
         <w:rPr>
           <w:b/>
+          <w:sz w:val="20"/>
         </w:rPr>
         <w:t>Causa:</w:t>
       </w:r>
       <w:r>
+        <w:rPr>
+          <w:sz w:val="20"/>
+        </w:rPr>
         <w:t xml:space="preserve"> Ollama se cayó (crash) o fue detenido por el OOM killer del kernel (cuando el sistema quedó sin RAM).</w:t>
       </w:r>
     </w:p>
     <w:p>
       <w:pPr>
         <w:pStyle w:val="Endure-ChapterBodyText"/>
+        <w:spacing w:before="100" w:after="100"/>
       </w:pPr>
       <w:r>
         <w:rPr>
           <w:b/>
+          <w:sz w:val="20"/>
         </w:rPr>
         <w:t>Solución:</w:t>
       </w:r>
@@ -2850,7 +2986,7 @@
         <w:tc>
           <w:tcPr>
             <w:tcW w:type="dxa" w:w="8152"/>
-            <w:shd w:val="clear" w:color="auto" w:fill="F2F2F2"/>
+            <w:shd w:val="clear" w:color="auto" w:fill="EAEAEA"/>
             <w:tcBorders>
               <w:left w:val="thick" w:sz="24" w:color="1A5A6A"/>
             </w:tcBorders>
@@ -2936,6 +3072,7 @@
             <w:r>
               <w:rPr>
                 <w:rFonts w:ascii="Courier New" w:hAnsi="Courier New"/>
+                <w:i/>
                 <w:color w:val="555555"/>
                 <w:sz w:val="16"/>
               </w:rPr>
@@ -2984,6 +3121,7 @@
             <w:r>
               <w:rPr>
                 <w:rFonts w:ascii="Courier New" w:hAnsi="Courier New"/>
+                <w:i/>
                 <w:color w:val="555555"/>
                 <w:sz w:val="16"/>
               </w:rPr>
@@ -3000,6 +3138,7 @@
             <w:r>
               <w:rPr>
                 <w:rFonts w:ascii="Courier New" w:hAnsi="Courier New"/>
+                <w:i/>
                 <w:color w:val="555555"/>
                 <w:sz w:val="16"/>
               </w:rPr>
@@ -3016,6 +3155,7 @@
             <w:r>
               <w:rPr>
                 <w:rFonts w:ascii="Courier New" w:hAnsi="Courier New"/>
+                <w:i/>
                 <w:color w:val="555555"/>
                 <w:sz w:val="16"/>
               </w:rPr>
@@ -3080,6 +3220,7 @@
             <w:r>
               <w:rPr>
                 <w:rFonts w:ascii="Courier New" w:hAnsi="Courier New"/>
+                <w:i/>
                 <w:color w:val="555555"/>
                 <w:sz w:val="16"/>
               </w:rPr>
@@ -3147,10 +3288,11 @@
         <w:pStyle w:val="Endure-Subhead"/>
         <w:keepNext/>
         <w:spacing w:before="160" w:after="60"/>
-      </w:pPr>
-      <w:r>
-        <w:rPr>
-          <w:sz w:val="18"/>
+        <w:outlineLvl w:val="2"/>
+      </w:pPr>
+      <w:r>
+        <w:rPr>
+          <w:sz w:val="22"/>
         </w:rPr>
         <w:t>Error 16.2.4 — Velocidad de tokens muy baja (&lt;5 tok/s)</w:t>
       </w:r>
@@ -3168,7 +3310,7 @@
         <w:tc>
           <w:tcPr>
             <w:tcW w:type="dxa" w:w="8152"/>
-            <w:shd w:val="clear" w:color="auto" w:fill="F2F2F2"/>
+            <w:shd w:val="clear" w:color="auto" w:fill="EAEAEA"/>
             <w:tcBorders>
               <w:left w:val="thick" w:sz="24" w:color="1A5A6A"/>
             </w:tcBorders>
@@ -3206,6 +3348,7 @@
             <w:r>
               <w:rPr>
                 <w:rFonts w:ascii="Courier New" w:hAnsi="Courier New"/>
+                <w:i/>
                 <w:color w:val="555555"/>
                 <w:sz w:val="16"/>
               </w:rPr>
@@ -3223,14 +3366,19 @@
     <w:p>
       <w:pPr>
         <w:pStyle w:val="Endure-ChapterBodyText"/>
+        <w:spacing w:before="100" w:after="100"/>
       </w:pPr>
       <w:r>
         <w:rPr>
           <w:b/>
+          <w:sz w:val="20"/>
         </w:rPr>
         <w:t>Causa posible 1:</w:t>
       </w:r>
       <w:r>
+        <w:rPr>
+          <w:sz w:val="20"/>
+        </w:rPr>
         <w:t xml:space="preserve"> El Jetson está en modo de baja potencia (15W) en lugar de MAXN.</w:t>
       </w:r>
     </w:p>
@@ -3247,7 +3395,7 @@
         <w:tc>
           <w:tcPr>
             <w:tcW w:type="dxa" w:w="8152"/>
-            <w:shd w:val="clear" w:color="auto" w:fill="F2F2F2"/>
+            <w:shd w:val="clear" w:color="auto" w:fill="EAEAEA"/>
             <w:tcBorders>
               <w:left w:val="thick" w:sz="24" w:color="1A5A6A"/>
             </w:tcBorders>
@@ -3285,6 +3433,7 @@
             <w:r>
               <w:rPr>
                 <w:rFonts w:ascii="Courier New" w:hAnsi="Courier New"/>
+                <w:i/>
                 <w:color w:val="555555"/>
                 <w:sz w:val="16"/>
               </w:rPr>
@@ -3301,6 +3450,7 @@
             <w:r>
               <w:rPr>
                 <w:rFonts w:ascii="Courier New" w:hAnsi="Courier New"/>
+                <w:i/>
                 <w:color w:val="555555"/>
                 <w:sz w:val="16"/>
               </w:rPr>
@@ -3318,14 +3468,19 @@
     <w:p>
       <w:pPr>
         <w:pStyle w:val="Endure-ChapterBodyText"/>
+        <w:spacing w:before="100" w:after="100"/>
       </w:pPr>
       <w:r>
         <w:rPr>
           <w:b/>
+          <w:sz w:val="20"/>
         </w:rPr>
         <w:t>Causa posible 2:</w:t>
       </w:r>
       <w:r>
+        <w:rPr>
+          <w:sz w:val="20"/>
+        </w:rPr>
         <w:t xml:space="preserve"> jetson_clocks no está activo.</w:t>
       </w:r>
     </w:p>
@@ -3342,7 +3497,7 @@
         <w:tc>
           <w:tcPr>
             <w:tcW w:type="dxa" w:w="8152"/>
-            <w:shd w:val="clear" w:color="auto" w:fill="F2F2F2"/>
+            <w:shd w:val="clear" w:color="auto" w:fill="EAEAEA"/>
             <w:tcBorders>
               <w:left w:val="thick" w:sz="24" w:color="1A5A6A"/>
             </w:tcBorders>
@@ -3430,14 +3585,19 @@
     <w:p>
       <w:pPr>
         <w:pStyle w:val="Endure-ChapterBodyText"/>
+        <w:spacing w:before="100" w:after="100"/>
       </w:pPr>
       <w:r>
         <w:rPr>
           <w:b/>
+          <w:sz w:val="20"/>
         </w:rPr>
         <w:t>Causa posible 3:</w:t>
       </w:r>
       <w:r>
+        <w:rPr>
+          <w:sz w:val="20"/>
+        </w:rPr>
         <w:t xml:space="preserve"> El modelo está siendo procesado en CPU en lugar de GPU.</w:t>
       </w:r>
     </w:p>
@@ -3454,7 +3614,7 @@
         <w:tc>
           <w:tcPr>
             <w:tcW w:type="dxa" w:w="8152"/>
-            <w:shd w:val="clear" w:color="auto" w:fill="F2F2F2"/>
+            <w:shd w:val="clear" w:color="auto" w:fill="EAEAEA"/>
             <w:tcBorders>
               <w:left w:val="thick" w:sz="24" w:color="1A5A6A"/>
             </w:tcBorders>
@@ -3575,10 +3735,11 @@
         <w:pStyle w:val="Endure-Subhead"/>
         <w:keepNext/>
         <w:spacing w:before="160" w:after="60"/>
-      </w:pPr>
-      <w:r>
-        <w:rPr>
-          <w:sz w:val="18"/>
+        <w:outlineLvl w:val="2"/>
+      </w:pPr>
+      <w:r>
+        <w:rPr>
+          <w:sz w:val="22"/>
         </w:rPr>
         <w:t>Error 16.2.5 — vLLM termina con "Segmentation Fault"</w:t>
       </w:r>
@@ -3596,7 +3757,7 @@
         <w:tc>
           <w:tcPr>
             <w:tcW w:type="dxa" w:w="8152"/>
-            <w:shd w:val="clear" w:color="auto" w:fill="F2F2F2"/>
+            <w:shd w:val="clear" w:color="auto" w:fill="EAEAEA"/>
             <w:tcBorders>
               <w:left w:val="thick" w:sz="24" w:color="1A5A6A"/>
             </w:tcBorders>
@@ -3634,6 +3795,7 @@
             <w:r>
               <w:rPr>
                 <w:rFonts w:ascii="Courier New" w:hAnsi="Courier New"/>
+                <w:i/>
                 <w:color w:val="555555"/>
                 <w:sz w:val="16"/>
               </w:rPr>
@@ -3650,6 +3812,7 @@
             <w:r>
               <w:rPr>
                 <w:rFonts w:ascii="Courier New" w:hAnsi="Courier New"/>
+                <w:i/>
                 <w:color w:val="555555"/>
                 <w:sz w:val="16"/>
               </w:rPr>
@@ -3666,6 +3829,7 @@
             <w:r>
               <w:rPr>
                 <w:rFonts w:ascii="Courier New" w:hAnsi="Courier New"/>
+                <w:i/>
                 <w:color w:val="555555"/>
                 <w:sz w:val="16"/>
               </w:rPr>
@@ -3683,34 +3847,44 @@
     <w:p>
       <w:pPr>
         <w:pStyle w:val="Endure-ChapterBodyText"/>
+        <w:spacing w:before="100" w:after="100"/>
       </w:pPr>
       <w:r>
         <w:rPr>
           <w:b/>
+          <w:sz w:val="20"/>
         </w:rPr>
         <w:t>Causa:</w:t>
       </w:r>
       <w:r>
+        <w:rPr>
+          <w:sz w:val="20"/>
+        </w:rPr>
         <w:t xml:space="preserve"> Frecuentemente es un problema de </w:t>
       </w:r>
       <w:r>
         <w:rPr>
           <w:rFonts w:ascii="Courier New" w:hAnsi="Courier New"/>
-          <w:sz w:val="17"/>
+          <w:sz w:val="16"/>
         </w:rPr>
         <w:t>--shm-size</w:t>
       </w:r>
       <w:r>
+        <w:rPr>
+          <w:sz w:val="20"/>
+        </w:rPr>
         <w:t xml:space="preserve"> insuficiente. vLLM usa shared memory extensivamente para la comunicación entre procesos.</w:t>
       </w:r>
     </w:p>
     <w:p>
       <w:pPr>
         <w:pStyle w:val="Endure-ChapterBodyText"/>
+        <w:spacing w:before="100" w:after="100"/>
       </w:pPr>
       <w:r>
         <w:rPr>
           <w:b/>
+          <w:sz w:val="20"/>
         </w:rPr>
         <w:t>Solución:</w:t>
       </w:r>
@@ -3728,7 +3902,7 @@
         <w:tc>
           <w:tcPr>
             <w:tcW w:type="dxa" w:w="8152"/>
-            <w:shd w:val="clear" w:color="auto" w:fill="F2F2F2"/>
+            <w:shd w:val="clear" w:color="auto" w:fill="EAEAEA"/>
             <w:tcBorders>
               <w:left w:val="thick" w:sz="24" w:color="1A5A6A"/>
             </w:tcBorders>
@@ -3833,8 +4007,12 @@
         <w:pStyle w:val="Endure-Subhead"/>
         <w:keepNext/>
         <w:spacing w:before="240" w:after="60"/>
-      </w:pPr>
-      <w:r>
+        <w:outlineLvl w:val="1"/>
+      </w:pPr>
+      <w:r>
+        <w:rPr>
+          <w:sz w:val="24"/>
+        </w:rPr>
         <w:t>16.3 Errores de Red y Acceso Remoto</w:t>
       </w:r>
     </w:p>
@@ -3843,10 +4021,11 @@
         <w:pStyle w:val="Endure-Subhead"/>
         <w:keepNext/>
         <w:spacing w:before="160" w:after="60"/>
-      </w:pPr>
-      <w:r>
-        <w:rPr>
-          <w:sz w:val="18"/>
+        <w:outlineLvl w:val="2"/>
+      </w:pPr>
+      <w:r>
+        <w:rPr>
+          <w:sz w:val="22"/>
         </w:rPr>
         <w:t>Error 16.3.1 — "Connection refused" desde otra máquina al Jetson</w:t>
       </w:r>
@@ -3864,7 +4043,7 @@
         <w:tc>
           <w:tcPr>
             <w:tcW w:type="dxa" w:w="8152"/>
-            <w:shd w:val="clear" w:color="auto" w:fill="F2F2F2"/>
+            <w:shd w:val="clear" w:color="auto" w:fill="EAEAEA"/>
             <w:tcBorders>
               <w:left w:val="thick" w:sz="24" w:color="1A5A6A"/>
             </w:tcBorders>
@@ -3920,58 +4099,77 @@
     <w:p>
       <w:pPr>
         <w:pStyle w:val="Endure-ChapterBodyText"/>
+        <w:spacing w:before="100" w:after="100"/>
       </w:pPr>
       <w:r>
         <w:rPr>
           <w:b/>
+          <w:sz w:val="20"/>
         </w:rPr>
         <w:t>Causa A:</w:t>
       </w:r>
       <w:r>
+        <w:rPr>
+          <w:sz w:val="20"/>
+        </w:rPr>
         <w:t xml:space="preserve"> El servidor no está escuchando en </w:t>
       </w:r>
       <w:r>
         <w:rPr>
           <w:rFonts w:ascii="Courier New" w:hAnsi="Courier New"/>
-          <w:sz w:val="17"/>
+          <w:sz w:val="16"/>
         </w:rPr>
         <w:t>0.0.0.0</w:t>
       </w:r>
       <w:r>
+        <w:rPr>
+          <w:sz w:val="20"/>
+        </w:rPr>
         <w:t xml:space="preserve"> — está limitado a </w:t>
       </w:r>
       <w:r>
         <w:rPr>
           <w:rFonts w:ascii="Courier New" w:hAnsi="Courier New"/>
-          <w:sz w:val="17"/>
+          <w:sz w:val="16"/>
         </w:rPr>
         <w:t>127.0.0.1</w:t>
       </w:r>
       <w:r>
+        <w:rPr>
+          <w:sz w:val="20"/>
+        </w:rPr>
         <w:t xml:space="preserve"> (localhost).</w:t>
       </w:r>
     </w:p>
     <w:p>
       <w:pPr>
         <w:pStyle w:val="Endure-ChapterBodyText"/>
+        <w:spacing w:before="100" w:after="100"/>
       </w:pPr>
       <w:r>
         <w:rPr>
           <w:b/>
+          <w:sz w:val="20"/>
         </w:rPr>
         <w:t>Solución A:</w:t>
       </w:r>
       <w:r>
+        <w:rPr>
+          <w:sz w:val="20"/>
+        </w:rPr>
         <w:t xml:space="preserve"> Asegúrese de que todos los comandos de servidor incluyan </w:t>
       </w:r>
       <w:r>
         <w:rPr>
           <w:rFonts w:ascii="Courier New" w:hAnsi="Courier New"/>
-          <w:sz w:val="17"/>
+          <w:sz w:val="16"/>
         </w:rPr>
         <w:t>--host 0.0.0.0</w:t>
       </w:r>
       <w:r>
+        <w:rPr>
+          <w:sz w:val="20"/>
+        </w:rPr>
         <w:t>:</w:t>
       </w:r>
     </w:p>
@@ -3988,7 +4186,7 @@
         <w:tc>
           <w:tcPr>
             <w:tcW w:type="dxa" w:w="8152"/>
-            <w:shd w:val="clear" w:color="auto" w:fill="F2F2F2"/>
+            <w:shd w:val="clear" w:color="auto" w:fill="EAEAEA"/>
             <w:tcBorders>
               <w:left w:val="thick" w:sz="24" w:color="1A5A6A"/>
             </w:tcBorders>
@@ -4009,6 +4207,7 @@
             <w:r>
               <w:rPr>
                 <w:rFonts w:ascii="Courier New" w:hAnsi="Courier New"/>
+                <w:i/>
                 <w:color w:val="555555"/>
                 <w:sz w:val="16"/>
               </w:rPr>
@@ -4025,6 +4224,7 @@
             <w:r>
               <w:rPr>
                 <w:rFonts w:ascii="Courier New" w:hAnsi="Courier New"/>
+                <w:i/>
                 <w:color w:val="555555"/>
                 <w:sz w:val="16"/>
               </w:rPr>
@@ -4058,24 +4258,31 @@
     <w:p>
       <w:pPr>
         <w:pStyle w:val="Endure-ChapterBodyText"/>
+        <w:spacing w:before="100" w:after="100"/>
       </w:pPr>
       <w:r>
         <w:rPr>
           <w:b/>
+          <w:sz w:val="20"/>
         </w:rPr>
         <w:t>Causa B:</w:t>
       </w:r>
       <w:r>
+        <w:rPr>
+          <w:sz w:val="20"/>
+        </w:rPr>
         <w:t xml:space="preserve"> UFW (firewall) está bloqueando el puerto.</w:t>
       </w:r>
     </w:p>
     <w:p>
       <w:pPr>
         <w:pStyle w:val="Endure-ChapterBodyText"/>
+        <w:spacing w:before="100" w:after="100"/>
       </w:pPr>
       <w:r>
         <w:rPr>
           <w:b/>
+          <w:sz w:val="20"/>
         </w:rPr>
         <w:t>Solución B:</w:t>
       </w:r>
@@ -4093,7 +4300,7 @@
         <w:tc>
           <w:tcPr>
             <w:tcW w:type="dxa" w:w="8152"/>
-            <w:shd w:val="clear" w:color="auto" w:fill="F2F2F2"/>
+            <w:shd w:val="clear" w:color="auto" w:fill="EAEAEA"/>
             <w:tcBorders>
               <w:left w:val="thick" w:sz="24" w:color="1A5A6A"/>
             </w:tcBorders>
@@ -4228,34 +4435,44 @@
     <w:p>
       <w:pPr>
         <w:pStyle w:val="Endure-ChapterBodyText"/>
+        <w:spacing w:before="100" w:after="100"/>
       </w:pPr>
       <w:r>
         <w:rPr>
           <w:b/>
+          <w:sz w:val="20"/>
         </w:rPr>
         <w:t>Causa C:</w:t>
       </w:r>
       <w:r>
+        <w:rPr>
+          <w:sz w:val="20"/>
+        </w:rPr>
         <w:t xml:space="preserve"> El contenedor no usa </w:t>
       </w:r>
       <w:r>
         <w:rPr>
           <w:rFonts w:ascii="Courier New" w:hAnsi="Courier New"/>
-          <w:sz w:val="17"/>
+          <w:sz w:val="16"/>
         </w:rPr>
         <w:t>--network host</w:t>
       </w:r>
       <w:r>
+        <w:rPr>
+          <w:sz w:val="20"/>
+        </w:rPr>
         <w:t xml:space="preserve"> y el puerto no está publicado.</w:t>
       </w:r>
     </w:p>
     <w:p>
       <w:pPr>
         <w:pStyle w:val="Endure-ChapterBodyText"/>
+        <w:spacing w:before="100" w:after="100"/>
       </w:pPr>
       <w:r>
         <w:rPr>
           <w:b/>
+          <w:sz w:val="20"/>
         </w:rPr>
         <w:t>Solución C:</w:t>
       </w:r>
@@ -4273,7 +4490,7 @@
         <w:tc>
           <w:tcPr>
             <w:tcW w:type="dxa" w:w="8152"/>
-            <w:shd w:val="clear" w:color="auto" w:fill="F2F2F2"/>
+            <w:shd w:val="clear" w:color="auto" w:fill="EAEAEA"/>
             <w:tcBorders>
               <w:left w:val="thick" w:sz="24" w:color="1A5A6A"/>
             </w:tcBorders>
@@ -4379,10 +4596,11 @@
         <w:pStyle w:val="Endure-Subhead"/>
         <w:keepNext/>
         <w:spacing w:before="160" w:after="60"/>
-      </w:pPr>
-      <w:r>
-        <w:rPr>
-          <w:sz w:val="18"/>
+        <w:outlineLvl w:val="2"/>
+      </w:pPr>
+      <w:r>
+        <w:rPr>
+          <w:sz w:val="22"/>
         </w:rPr>
         <w:t>Error 16.3.2 — SSH se desconecta durante operaciones largas</w:t>
       </w:r>
@@ -4400,7 +4618,7 @@
         <w:tc>
           <w:tcPr>
             <w:tcW w:type="dxa" w:w="8152"/>
-            <w:shd w:val="clear" w:color="auto" w:fill="F2F2F2"/>
+            <w:shd w:val="clear" w:color="auto" w:fill="EAEAEA"/>
             <w:tcBorders>
               <w:left w:val="thick" w:sz="24" w:color="1A5A6A"/>
             </w:tcBorders>
@@ -4438,6 +4656,7 @@
             <w:r>
               <w:rPr>
                 <w:rFonts w:ascii="Courier New" w:hAnsi="Courier New"/>
+                <w:i/>
                 <w:color w:val="555555"/>
                 <w:sz w:val="16"/>
               </w:rPr>
@@ -4455,24 +4674,31 @@
     <w:p>
       <w:pPr>
         <w:pStyle w:val="Endure-ChapterBodyText"/>
+        <w:spacing w:before="100" w:after="100"/>
       </w:pPr>
       <w:r>
         <w:rPr>
           <w:b/>
+          <w:sz w:val="20"/>
         </w:rPr>
         <w:t>Causa:</w:t>
       </w:r>
       <w:r>
+        <w:rPr>
+          <w:sz w:val="20"/>
+        </w:rPr>
         <w:t xml:space="preserve"> El servidor SSH (en el Jetson) cierra sesiones inactivas por timeout. Aunque haya actividad, ciertas configuraciones de red o NAT hacen que la conexión se considere inactiva.</w:t>
       </w:r>
     </w:p>
     <w:p>
       <w:pPr>
         <w:pStyle w:val="Endure-ChapterBodyText"/>
+        <w:spacing w:before="100" w:after="100"/>
       </w:pPr>
       <w:r>
         <w:rPr>
           <w:b/>
+          <w:sz w:val="20"/>
         </w:rPr>
         <w:t>Solución (en el cliente SSH — su PC):</w:t>
       </w:r>
@@ -4490,7 +4716,7 @@
         <w:tc>
           <w:tcPr>
             <w:tcW w:type="dxa" w:w="8152"/>
-            <w:shd w:val="clear" w:color="auto" w:fill="F2F2F2"/>
+            <w:shd w:val="clear" w:color="auto" w:fill="EAEAEA"/>
             <w:tcBorders>
               <w:left w:val="thick" w:sz="24" w:color="1A5A6A"/>
             </w:tcBorders>
@@ -4528,6 +4754,7 @@
             <w:r>
               <w:rPr>
                 <w:rFonts w:ascii="Courier New" w:hAnsi="Courier New"/>
+                <w:i/>
                 <w:color w:val="555555"/>
                 <w:sz w:val="16"/>
               </w:rPr>
@@ -4544,6 +4771,7 @@
             <w:r>
               <w:rPr>
                 <w:rFonts w:ascii="Courier New" w:hAnsi="Courier New"/>
+                <w:i/>
                 <w:color w:val="555555"/>
                 <w:sz w:val="16"/>
               </w:rPr>
@@ -4560,6 +4788,7 @@
             <w:r>
               <w:rPr>
                 <w:rFonts w:ascii="Courier New" w:hAnsi="Courier New"/>
+                <w:i/>
                 <w:color w:val="555555"/>
                 <w:sz w:val="16"/>
               </w:rPr>
@@ -4576,6 +4805,7 @@
             <w:r>
               <w:rPr>
                 <w:rFonts w:ascii="Courier New" w:hAnsi="Courier New"/>
+                <w:i/>
                 <w:color w:val="555555"/>
                 <w:sz w:val="16"/>
               </w:rPr>
@@ -4592,6 +4822,7 @@
             <w:r>
               <w:rPr>
                 <w:rFonts w:ascii="Courier New" w:hAnsi="Courier New"/>
+                <w:i/>
                 <w:color w:val="555555"/>
                 <w:sz w:val="16"/>
               </w:rPr>
@@ -4609,10 +4840,12 @@
     <w:p>
       <w:pPr>
         <w:pStyle w:val="Endure-ChapterBodyText"/>
+        <w:spacing w:before="100" w:after="100"/>
       </w:pPr>
       <w:r>
         <w:rPr>
           <w:b/>
+          <w:sz w:val="20"/>
         </w:rPr>
         <w:t>Solución (en el Jetson — para sesiones muy largas):</w:t>
       </w:r>
@@ -4630,7 +4863,7 @@
         <w:tc>
           <w:tcPr>
             <w:tcW w:type="dxa" w:w="8152"/>
-            <w:shd w:val="clear" w:color="auto" w:fill="F2F2F2"/>
+            <w:shd w:val="clear" w:color="auto" w:fill="EAEAEA"/>
             <w:tcBorders>
               <w:left w:val="thick" w:sz="24" w:color="1A5A6A"/>
             </w:tcBorders>
@@ -4716,6 +4949,7 @@
             <w:r>
               <w:rPr>
                 <w:rFonts w:ascii="Courier New" w:hAnsi="Courier New"/>
+                <w:i/>
                 <w:color w:val="555555"/>
                 <w:sz w:val="16"/>
               </w:rPr>
@@ -4764,6 +4998,7 @@
             <w:r>
               <w:rPr>
                 <w:rFonts w:ascii="Courier New" w:hAnsi="Courier New"/>
+                <w:i/>
                 <w:color w:val="555555"/>
                 <w:sz w:val="16"/>
               </w:rPr>
@@ -4783,10 +5018,11 @@
         <w:pStyle w:val="Endure-Subhead"/>
         <w:keepNext/>
         <w:spacing w:before="160" w:after="60"/>
-      </w:pPr>
-      <w:r>
-        <w:rPr>
-          <w:sz w:val="18"/>
+        <w:outlineLvl w:val="2"/>
+      </w:pPr>
+      <w:r>
+        <w:rPr>
+          <w:sz w:val="22"/>
         </w:rPr>
         <w:t>Error 16.3.3 — NoMachine muestra pantalla negra al conectar</w:t>
       </w:r>
@@ -4804,7 +5040,7 @@
         <w:tc>
           <w:tcPr>
             <w:tcW w:type="dxa" w:w="8152"/>
-            <w:shd w:val="clear" w:color="auto" w:fill="F2F2F2"/>
+            <w:shd w:val="clear" w:color="auto" w:fill="EAEAEA"/>
             <w:tcBorders>
               <w:left w:val="thick" w:sz="24" w:color="1A5A6A"/>
             </w:tcBorders>
@@ -4842,6 +5078,7 @@
             <w:r>
               <w:rPr>
                 <w:rFonts w:ascii="Courier New" w:hAnsi="Courier New"/>
+                <w:i/>
                 <w:color w:val="555555"/>
                 <w:sz w:val="16"/>
               </w:rPr>
@@ -4859,24 +5096,31 @@
     <w:p>
       <w:pPr>
         <w:pStyle w:val="Endure-ChapterBodyText"/>
+        <w:spacing w:before="100" w:after="100"/>
       </w:pPr>
       <w:r>
         <w:rPr>
           <w:b/>
+          <w:sz w:val="20"/>
         </w:rPr>
         <w:t>Causa:</w:t>
       </w:r>
       <w:r>
+        <w:rPr>
+          <w:sz w:val="20"/>
+        </w:rPr>
         <w:t xml:space="preserve"> GNOME con Wayland activo no funciona en modo headless con pantalla virtual. El display manager Mutter requiere DRI3 que no está disponible con el driver dummy.</w:t>
       </w:r>
     </w:p>
     <w:p>
       <w:pPr>
         <w:pStyle w:val="Endure-ChapterBodyText"/>
+        <w:spacing w:before="100" w:after="100"/>
       </w:pPr>
       <w:r>
         <w:rPr>
           <w:b/>
+          <w:sz w:val="20"/>
         </w:rPr>
         <w:t>Solución (ver Capítulo 7 §7.4 para detalles completos):</w:t>
       </w:r>
@@ -4894,7 +5138,7 @@
         <w:tc>
           <w:tcPr>
             <w:tcW w:type="dxa" w:w="8152"/>
-            <w:shd w:val="clear" w:color="auto" w:fill="F2F2F2"/>
+            <w:shd w:val="clear" w:color="auto" w:fill="EAEAEA"/>
             <w:tcBorders>
               <w:left w:val="thick" w:sz="24" w:color="1A5A6A"/>
             </w:tcBorders>
@@ -5061,6 +5305,7 @@
             <w:r>
               <w:rPr>
                 <w:rFonts w:ascii="Courier New" w:hAnsi="Courier New"/>
+                <w:i/>
                 <w:color w:val="555555"/>
                 <w:sz w:val="16"/>
               </w:rPr>
@@ -5077,6 +5322,7 @@
             <w:r>
               <w:rPr>
                 <w:rFonts w:ascii="Courier New" w:hAnsi="Courier New"/>
+                <w:i/>
                 <w:color w:val="555555"/>
                 <w:sz w:val="16"/>
               </w:rPr>
@@ -5093,6 +5339,7 @@
             <w:r>
               <w:rPr>
                 <w:rFonts w:ascii="Courier New" w:hAnsi="Courier New"/>
+                <w:i/>
                 <w:color w:val="555555"/>
                 <w:sz w:val="16"/>
               </w:rPr>
@@ -5109,6 +5356,7 @@
             <w:r>
               <w:rPr>
                 <w:rFonts w:ascii="Courier New" w:hAnsi="Courier New"/>
+                <w:i/>
                 <w:color w:val="555555"/>
                 <w:sz w:val="16"/>
               </w:rPr>
@@ -5125,6 +5373,7 @@
             <w:r>
               <w:rPr>
                 <w:rFonts w:ascii="Courier New" w:hAnsi="Courier New"/>
+                <w:i/>
                 <w:color w:val="555555"/>
                 <w:sz w:val="16"/>
               </w:rPr>
@@ -5141,6 +5390,7 @@
             <w:r>
               <w:rPr>
                 <w:rFonts w:ascii="Courier New" w:hAnsi="Courier New"/>
+                <w:i/>
                 <w:color w:val="555555"/>
                 <w:sz w:val="16"/>
               </w:rPr>
@@ -5157,6 +5407,7 @@
             <w:r>
               <w:rPr>
                 <w:rFonts w:ascii="Courier New" w:hAnsi="Courier New"/>
+                <w:i/>
                 <w:color w:val="555555"/>
                 <w:sz w:val="16"/>
               </w:rPr>
@@ -5173,6 +5424,7 @@
             <w:r>
               <w:rPr>
                 <w:rFonts w:ascii="Courier New" w:hAnsi="Courier New"/>
+                <w:i/>
                 <w:color w:val="555555"/>
                 <w:sz w:val="16"/>
               </w:rPr>
@@ -5189,6 +5441,7 @@
             <w:r>
               <w:rPr>
                 <w:rFonts w:ascii="Courier New" w:hAnsi="Courier New"/>
+                <w:i/>
                 <w:color w:val="555555"/>
                 <w:sz w:val="16"/>
               </w:rPr>
@@ -5205,6 +5458,7 @@
             <w:r>
               <w:rPr>
                 <w:rFonts w:ascii="Courier New" w:hAnsi="Courier New"/>
+                <w:i/>
                 <w:color w:val="555555"/>
                 <w:sz w:val="16"/>
               </w:rPr>
@@ -5221,6 +5475,7 @@
             <w:r>
               <w:rPr>
                 <w:rFonts w:ascii="Courier New" w:hAnsi="Courier New"/>
+                <w:i/>
                 <w:color w:val="555555"/>
                 <w:sz w:val="16"/>
               </w:rPr>
@@ -5237,6 +5492,7 @@
             <w:r>
               <w:rPr>
                 <w:rFonts w:ascii="Courier New" w:hAnsi="Courier New"/>
+                <w:i/>
                 <w:color w:val="555555"/>
                 <w:sz w:val="16"/>
               </w:rPr>
@@ -5253,6 +5509,7 @@
             <w:r>
               <w:rPr>
                 <w:rFonts w:ascii="Courier New" w:hAnsi="Courier New"/>
+                <w:i/>
                 <w:color w:val="555555"/>
                 <w:sz w:val="16"/>
               </w:rPr>
@@ -5269,6 +5526,7 @@
             <w:r>
               <w:rPr>
                 <w:rFonts w:ascii="Courier New" w:hAnsi="Courier New"/>
+                <w:i/>
                 <w:color w:val="555555"/>
                 <w:sz w:val="16"/>
               </w:rPr>
@@ -5285,6 +5543,7 @@
             <w:r>
               <w:rPr>
                 <w:rFonts w:ascii="Courier New" w:hAnsi="Courier New"/>
+                <w:i/>
                 <w:color w:val="555555"/>
                 <w:sz w:val="16"/>
               </w:rPr>
@@ -5301,6 +5560,7 @@
             <w:r>
               <w:rPr>
                 <w:rFonts w:ascii="Courier New" w:hAnsi="Courier New"/>
+                <w:i/>
                 <w:color w:val="555555"/>
                 <w:sz w:val="16"/>
               </w:rPr>
@@ -5317,6 +5577,7 @@
             <w:r>
               <w:rPr>
                 <w:rFonts w:ascii="Courier New" w:hAnsi="Courier New"/>
+                <w:i/>
                 <w:color w:val="555555"/>
                 <w:sz w:val="16"/>
               </w:rPr>
@@ -5333,6 +5594,7 @@
             <w:r>
               <w:rPr>
                 <w:rFonts w:ascii="Courier New" w:hAnsi="Courier New"/>
+                <w:i/>
                 <w:color w:val="555555"/>
                 <w:sz w:val="16"/>
               </w:rPr>
@@ -5349,6 +5611,7 @@
             <w:r>
               <w:rPr>
                 <w:rFonts w:ascii="Courier New" w:hAnsi="Courier New"/>
+                <w:i/>
                 <w:color w:val="555555"/>
                 <w:sz w:val="16"/>
               </w:rPr>
@@ -5365,6 +5628,7 @@
             <w:r>
               <w:rPr>
                 <w:rFonts w:ascii="Courier New" w:hAnsi="Courier New"/>
+                <w:i/>
                 <w:color w:val="555555"/>
                 <w:sz w:val="16"/>
               </w:rPr>
@@ -5381,6 +5645,7 @@
             <w:r>
               <w:rPr>
                 <w:rFonts w:ascii="Courier New" w:hAnsi="Courier New"/>
+                <w:i/>
                 <w:color w:val="555555"/>
                 <w:sz w:val="16"/>
               </w:rPr>
@@ -5448,8 +5713,12 @@
         <w:pStyle w:val="Endure-Subhead"/>
         <w:keepNext/>
         <w:spacing w:before="240" w:after="60"/>
-      </w:pPr>
-      <w:r>
+        <w:outlineLvl w:val="1"/>
+      </w:pPr>
+      <w:r>
+        <w:rPr>
+          <w:sz w:val="24"/>
+        </w:rPr>
         <w:t>16.4 Errores del Sistema Operativo</w:t>
       </w:r>
     </w:p>
@@ -5458,10 +5727,11 @@
         <w:pStyle w:val="Endure-Subhead"/>
         <w:keepNext/>
         <w:spacing w:before="160" w:after="60"/>
-      </w:pPr>
-      <w:r>
-        <w:rPr>
-          <w:sz w:val="18"/>
+        <w:outlineLvl w:val="2"/>
+      </w:pPr>
+      <w:r>
+        <w:rPr>
+          <w:sz w:val="22"/>
         </w:rPr>
         <w:t>Error 16.4.1 — El Jetson no arranca después de `apt upgrade`</w:t>
       </w:r>
@@ -5479,7 +5749,7 @@
         <w:tc>
           <w:tcPr>
             <w:tcW w:type="dxa" w:w="8152"/>
-            <w:shd w:val="clear" w:color="auto" w:fill="F2F2F2"/>
+            <w:shd w:val="clear" w:color="auto" w:fill="EAEAEA"/>
             <w:tcBorders>
               <w:left w:val="thick" w:sz="24" w:color="1A5A6A"/>
             </w:tcBorders>
@@ -5518,34 +5788,44 @@
     <w:p>
       <w:pPr>
         <w:pStyle w:val="Endure-ChapterBodyText"/>
+        <w:spacing w:before="100" w:after="100"/>
       </w:pPr>
       <w:r>
         <w:rPr>
           <w:b/>
+          <w:sz w:val="20"/>
         </w:rPr>
         <w:t>Por qué `apt dist-upgrade` es peligroso en Jetson:</w:t>
       </w:r>
       <w:r>
+        <w:rPr>
+          <w:sz w:val="20"/>
+        </w:rPr>
         <w:t xml:space="preserve"> El comando </w:t>
       </w:r>
       <w:r>
         <w:rPr>
           <w:rFonts w:ascii="Courier New" w:hAnsi="Courier New"/>
-          <w:sz w:val="17"/>
+          <w:sz w:val="16"/>
         </w:rPr>
         <w:t>dist-upgrade</w:t>
       </w:r>
       <w:r>
+        <w:rPr>
+          <w:sz w:val="20"/>
+        </w:rPr>
         <w:t xml:space="preserve"> puede reemplazar el kernel de NVIDIA Tegra por el kernel genérico de Ubuntu, lo que rompe el soporte GPU y puede dejar el sistema inoperable.</w:t>
       </w:r>
     </w:p>
     <w:p>
       <w:pPr>
         <w:pStyle w:val="Endure-ChapterBodyText"/>
+        <w:spacing w:before="100" w:after="100"/>
       </w:pPr>
       <w:r>
         <w:rPr>
           <w:b/>
+          <w:sz w:val="20"/>
         </w:rPr>
         <w:t>Solución preventiva (para no llegar a este punto):</w:t>
       </w:r>
@@ -5563,7 +5843,7 @@
         <w:tc>
           <w:tcPr>
             <w:tcW w:type="dxa" w:w="8152"/>
-            <w:shd w:val="clear" w:color="auto" w:fill="F2F2F2"/>
+            <w:shd w:val="clear" w:color="auto" w:fill="EAEAEA"/>
             <w:tcBorders>
               <w:left w:val="thick" w:sz="24" w:color="1A5A6A"/>
             </w:tcBorders>
@@ -5652,14 +5932,19 @@
     <w:p>
       <w:pPr>
         <w:pStyle w:val="Endure-ChapterBodyText"/>
+        <w:spacing w:before="100" w:after="100"/>
       </w:pPr>
       <w:r>
         <w:rPr>
           <w:b/>
+          <w:sz w:val="20"/>
         </w:rPr>
         <w:t>Si ya ocurrió</w:t>
       </w:r>
       <w:r>
+        <w:rPr>
+          <w:sz w:val="20"/>
+        </w:rPr>
         <w:t xml:space="preserve"> y tiene acceso a la UART serial o a la tarjeta SD de recuperación:</w:t>
       </w:r>
     </w:p>
@@ -5676,7 +5961,7 @@
         <w:tc>
           <w:tcPr>
             <w:tcW w:type="dxa" w:w="8152"/>
-            <w:shd w:val="clear" w:color="auto" w:fill="F2F2F2"/>
+            <w:shd w:val="clear" w:color="auto" w:fill="EAEAEA"/>
             <w:tcBorders>
               <w:left w:val="thick" w:sz="24" w:color="1A5A6A"/>
             </w:tcBorders>
@@ -5798,10 +6083,11 @@
         <w:pStyle w:val="Endure-Subhead"/>
         <w:keepNext/>
         <w:spacing w:before="160" w:after="60"/>
-      </w:pPr>
-      <w:r>
-        <w:rPr>
-          <w:sz w:val="18"/>
+        <w:outlineLvl w:val="2"/>
+      </w:pPr>
+      <w:r>
+        <w:rPr>
+          <w:sz w:val="22"/>
         </w:rPr>
         <w:t>Error 16.4.2 — "No space left on device" en `/`</w:t>
       </w:r>
@@ -5819,7 +6105,7 @@
         <w:tc>
           <w:tcPr>
             <w:tcW w:type="dxa" w:w="8152"/>
-            <w:shd w:val="clear" w:color="auto" w:fill="F2F2F2"/>
+            <w:shd w:val="clear" w:color="auto" w:fill="EAEAEA"/>
             <w:tcBorders>
               <w:left w:val="thick" w:sz="24" w:color="1A5A6A"/>
             </w:tcBorders>
@@ -5857,6 +6143,7 @@
             <w:r>
               <w:rPr>
                 <w:rFonts w:ascii="Courier New" w:hAnsi="Courier New"/>
+                <w:i/>
                 <w:color w:val="555555"/>
                 <w:sz w:val="16"/>
               </w:rPr>
@@ -5874,24 +6161,31 @@
     <w:p>
       <w:pPr>
         <w:pStyle w:val="Endure-ChapterBodyText"/>
+        <w:spacing w:before="100" w:after="100"/>
       </w:pPr>
       <w:r>
         <w:rPr>
           <w:b/>
+          <w:sz w:val="20"/>
         </w:rPr>
         <w:t>Causa:</w:t>
       </w:r>
       <w:r>
+        <w:rPr>
+          <w:sz w:val="20"/>
+        </w:rPr>
         <w:t xml:space="preserve"> El sistema de archivos raíz (almacenamiento interno 64GB) está lleno.</w:t>
       </w:r>
     </w:p>
     <w:p>
       <w:pPr>
         <w:pStyle w:val="Endure-ChapterBodyText"/>
+        <w:spacing w:before="100" w:after="100"/>
       </w:pPr>
       <w:r>
         <w:rPr>
           <w:b/>
+          <w:sz w:val="20"/>
         </w:rPr>
         <w:t>Solución:</w:t>
       </w:r>
@@ -5909,7 +6203,7 @@
         <w:tc>
           <w:tcPr>
             <w:tcW w:type="dxa" w:w="8152"/>
-            <w:shd w:val="clear" w:color="auto" w:fill="F2F2F2"/>
+            <w:shd w:val="clear" w:color="auto" w:fill="EAEAEA"/>
             <w:tcBorders>
               <w:left w:val="thick" w:sz="24" w:color="1A5A6A"/>
             </w:tcBorders>
@@ -5947,6 +6241,7 @@
             <w:r>
               <w:rPr>
                 <w:rFonts w:ascii="Courier New" w:hAnsi="Courier New"/>
+                <w:i/>
                 <w:color w:val="555555"/>
                 <w:sz w:val="16"/>
               </w:rPr>
@@ -6107,6 +6402,7 @@
             <w:r>
               <w:rPr>
                 <w:rFonts w:ascii="Courier New" w:hAnsi="Courier New"/>
+                <w:i/>
                 <w:color w:val="555555"/>
                 <w:sz w:val="16"/>
               </w:rPr>
@@ -6123,6 +6419,7 @@
             <w:r>
               <w:rPr>
                 <w:rFonts w:ascii="Courier New" w:hAnsi="Courier New"/>
+                <w:i/>
                 <w:color w:val="555555"/>
                 <w:sz w:val="16"/>
               </w:rPr>
@@ -6171,6 +6468,7 @@
             <w:r>
               <w:rPr>
                 <w:rFonts w:ascii="Courier New" w:hAnsi="Courier New"/>
+                <w:i/>
                 <w:color w:val="555555"/>
                 <w:sz w:val="16"/>
               </w:rPr>
@@ -6190,10 +6488,11 @@
         <w:pStyle w:val="Endure-Subhead"/>
         <w:keepNext/>
         <w:spacing w:before="160" w:after="60"/>
-      </w:pPr>
-      <w:r>
-        <w:rPr>
-          <w:sz w:val="18"/>
+        <w:outlineLvl w:val="2"/>
+      </w:pPr>
+      <w:r>
+        <w:rPr>
+          <w:sz w:val="22"/>
         </w:rPr>
         <w:t>Error 16.4.3 — Alta temperatura y throttling</w:t>
       </w:r>
@@ -6211,7 +6510,7 @@
         <w:tc>
           <w:tcPr>
             <w:tcW w:type="dxa" w:w="8152"/>
-            <w:shd w:val="clear" w:color="auto" w:fill="F2F2F2"/>
+            <w:shd w:val="clear" w:color="auto" w:fill="EAEAEA"/>
             <w:tcBorders>
               <w:left w:val="thick" w:sz="24" w:color="1A5A6A"/>
             </w:tcBorders>
@@ -6250,24 +6549,31 @@
     <w:p>
       <w:pPr>
         <w:pStyle w:val="Endure-ChapterBodyText"/>
+        <w:spacing w:before="100" w:after="100"/>
       </w:pPr>
       <w:r>
         <w:rPr>
           <w:b/>
+          <w:sz w:val="20"/>
         </w:rPr>
         <w:t>Causa:</w:t>
       </w:r>
       <w:r>
+        <w:rPr>
+          <w:sz w:val="20"/>
+        </w:rPr>
         <w:t xml:space="preserve"> El Jetson activa el throttling térmico automáticamente cuando supera el umbral de temperatura. En modo MAXN con modelos grandes, puede ocurrir si la ventilación es insuficiente.</w:t>
       </w:r>
     </w:p>
     <w:p>
       <w:pPr>
         <w:pStyle w:val="Endure-ChapterBodyText"/>
+        <w:spacing w:before="100" w:after="100"/>
       </w:pPr>
       <w:r>
         <w:rPr>
           <w:b/>
+          <w:sz w:val="20"/>
         </w:rPr>
         <w:t>Diagnóstico:</w:t>
       </w:r>
@@ -6285,7 +6591,7 @@
         <w:tc>
           <w:tcPr>
             <w:tcW w:type="dxa" w:w="8152"/>
-            <w:shd w:val="clear" w:color="auto" w:fill="F2F2F2"/>
+            <w:shd w:val="clear" w:color="auto" w:fill="EAEAEA"/>
             <w:tcBorders>
               <w:left w:val="thick" w:sz="24" w:color="1A5A6A"/>
             </w:tcBorders>
@@ -6323,6 +6629,7 @@
             <w:r>
               <w:rPr>
                 <w:rFonts w:ascii="Courier New" w:hAnsi="Courier New"/>
+                <w:i/>
                 <w:color w:val="555555"/>
                 <w:sz w:val="16"/>
               </w:rPr>
@@ -6388,10 +6695,12 @@
     <w:p>
       <w:pPr>
         <w:pStyle w:val="Endure-ChapterBodyText"/>
+        <w:spacing w:before="100" w:after="100"/>
       </w:pPr>
       <w:r>
         <w:rPr>
           <w:b/>
+          <w:sz w:val="20"/>
         </w:rPr>
         <w:t>Solución:</w:t>
       </w:r>
@@ -6409,7 +6718,7 @@
         <w:tc>
           <w:tcPr>
             <w:tcW w:type="dxa" w:w="8152"/>
-            <w:shd w:val="clear" w:color="auto" w:fill="F2F2F2"/>
+            <w:shd w:val="clear" w:color="auto" w:fill="EAEAEA"/>
             <w:tcBorders>
               <w:left w:val="thick" w:sz="24" w:color="1A5A6A"/>
             </w:tcBorders>
@@ -6496,6 +6805,7 @@
             <w:r>
               <w:rPr>
                 <w:rFonts w:ascii="Courier New" w:hAnsi="Courier New"/>
+                <w:i/>
                 <w:color w:val="555555"/>
                 <w:sz w:val="16"/>
               </w:rPr>
@@ -6596,10 +6906,11 @@
         <w:pStyle w:val="Endure-Subhead"/>
         <w:keepNext/>
         <w:spacing w:before="160" w:after="60"/>
-      </w:pPr>
-      <w:r>
-        <w:rPr>
-          <w:sz w:val="18"/>
+        <w:outlineLvl w:val="2"/>
+      </w:pPr>
+      <w:r>
+        <w:rPr>
+          <w:sz w:val="22"/>
         </w:rPr>
         <w:t>Error 16.4.4 — Python 3.12 no encontrado o versión incorrecta</w:t>
       </w:r>
@@ -6617,7 +6928,7 @@
         <w:tc>
           <w:tcPr>
             <w:tcW w:type="dxa" w:w="8152"/>
-            <w:shd w:val="clear" w:color="auto" w:fill="F2F2F2"/>
+            <w:shd w:val="clear" w:color="auto" w:fill="EAEAEA"/>
             <w:tcBorders>
               <w:left w:val="thick" w:sz="24" w:color="1A5A6A"/>
             </w:tcBorders>
@@ -6737,24 +7048,31 @@
     <w:p>
       <w:pPr>
         <w:pStyle w:val="Endure-ChapterBodyText"/>
+        <w:spacing w:before="100" w:after="100"/>
       </w:pPr>
       <w:r>
         <w:rPr>
           <w:b/>
+          <w:sz w:val="20"/>
         </w:rPr>
         <w:t>Causa:</w:t>
       </w:r>
       <w:r>
+        <w:rPr>
+          <w:sz w:val="20"/>
+        </w:rPr>
         <w:t xml:space="preserve"> En JP 7.2, Python 3.12 es el predeterminado, pero puede haber conflictos si tiene un sistema actualizado desde JP 6.2.</w:t>
       </w:r>
     </w:p>
     <w:p>
       <w:pPr>
         <w:pStyle w:val="Endure-ChapterBodyText"/>
+        <w:spacing w:before="100" w:after="100"/>
       </w:pPr>
       <w:r>
         <w:rPr>
           <w:b/>
+          <w:sz w:val="20"/>
         </w:rPr>
         <w:t>Solución:</w:t>
       </w:r>
@@ -6772,7 +7090,7 @@
         <w:tc>
           <w:tcPr>
             <w:tcW w:type="dxa" w:w="8152"/>
-            <w:shd w:val="clear" w:color="auto" w:fill="F2F2F2"/>
+            <w:shd w:val="clear" w:color="auto" w:fill="EAEAEA"/>
             <w:tcBorders>
               <w:left w:val="thick" w:sz="24" w:color="1A5A6A"/>
             </w:tcBorders>
@@ -6957,10 +7275,11 @@
         <w:pStyle w:val="Endure-Subhead"/>
         <w:keepNext/>
         <w:spacing w:before="160" w:after="60"/>
-      </w:pPr>
-      <w:r>
-        <w:rPr>
-          <w:sz w:val="18"/>
+        <w:outlineLvl w:val="2"/>
+      </w:pPr>
+      <w:r>
+        <w:rPr>
+          <w:sz w:val="22"/>
         </w:rPr>
         <w:t>Error 16.4.5 — `nvpmodel` o `jetson_clocks` no encontrados</w:t>
       </w:r>
@@ -6978,7 +7297,7 @@
         <w:tc>
           <w:tcPr>
             <w:tcW w:type="dxa" w:w="8152"/>
-            <w:shd w:val="clear" w:color="auto" w:fill="F2F2F2"/>
+            <w:shd w:val="clear" w:color="auto" w:fill="EAEAEA"/>
             <w:tcBorders>
               <w:left w:val="thick" w:sz="24" w:color="1A5A6A"/>
             </w:tcBorders>
@@ -6999,6 +7318,7 @@
             <w:r>
               <w:rPr>
                 <w:rFonts w:ascii="Courier New" w:hAnsi="Courier New"/>
+                <w:i/>
                 <w:color w:val="555555"/>
                 <w:sz w:val="16"/>
               </w:rPr>
@@ -7033,24 +7353,31 @@
     <w:p>
       <w:pPr>
         <w:pStyle w:val="Endure-ChapterBodyText"/>
+        <w:spacing w:before="100" w:after="100"/>
       </w:pPr>
       <w:r>
         <w:rPr>
           <w:b/>
+          <w:sz w:val="20"/>
         </w:rPr>
         <w:t>Causa:</w:t>
       </w:r>
       <w:r>
+        <w:rPr>
+          <w:sz w:val="20"/>
+        </w:rPr>
         <w:t xml:space="preserve"> Las herramientas de NVIDIA para gestión de energía no están instaladas, o la instalación de JP 7.2 fue incompleta.</w:t>
       </w:r>
     </w:p>
     <w:p>
       <w:pPr>
         <w:pStyle w:val="Endure-ChapterBodyText"/>
+        <w:spacing w:before="100" w:after="100"/>
       </w:pPr>
       <w:r>
         <w:rPr>
           <w:b/>
+          <w:sz w:val="20"/>
         </w:rPr>
         <w:t>Solución:</w:t>
       </w:r>
@@ -7068,7 +7395,7 @@
         <w:tc>
           <w:tcPr>
             <w:tcW w:type="dxa" w:w="8152"/>
-            <w:shd w:val="clear" w:color="auto" w:fill="F2F2F2"/>
+            <w:shd w:val="clear" w:color="auto" w:fill="EAEAEA"/>
             <w:tcBorders>
               <w:left w:val="thick" w:sz="24" w:color="1A5A6A"/>
             </w:tcBorders>
@@ -7218,6 +7545,7 @@
             <w:r>
               <w:rPr>
                 <w:rFonts w:ascii="Courier New" w:hAnsi="Courier New"/>
+                <w:i/>
                 <w:color w:val="555555"/>
                 <w:sz w:val="16"/>
               </w:rPr>
@@ -7237,8 +7565,12 @@
         <w:pStyle w:val="Endure-Subhead"/>
         <w:keepNext/>
         <w:spacing w:before="240" w:after="60"/>
-      </w:pPr>
-      <w:r>
+        <w:outlineLvl w:val="1"/>
+      </w:pPr>
+      <w:r>
+        <w:rPr>
+          <w:sz w:val="24"/>
+        </w:rPr>
         <w:t>16.5 Errores de vLLM y llama.cpp</w:t>
       </w:r>
     </w:p>
@@ -7247,10 +7579,11 @@
         <w:pStyle w:val="Endure-Subhead"/>
         <w:keepNext/>
         <w:spacing w:before="160" w:after="60"/>
-      </w:pPr>
-      <w:r>
-        <w:rPr>
-          <w:sz w:val="18"/>
+        <w:outlineLvl w:val="2"/>
+      </w:pPr>
+      <w:r>
+        <w:rPr>
+          <w:sz w:val="22"/>
         </w:rPr>
         <w:t>Error 16.5.1 — "ValueError: max_model_len is too large"</w:t>
       </w:r>
@@ -7268,7 +7601,7 @@
         <w:tc>
           <w:tcPr>
             <w:tcW w:type="dxa" w:w="8152"/>
-            <w:shd w:val="clear" w:color="auto" w:fill="F2F2F2"/>
+            <w:shd w:val="clear" w:color="auto" w:fill="EAEAEA"/>
             <w:tcBorders>
               <w:left w:val="thick" w:sz="24" w:color="1A5A6A"/>
             </w:tcBorders>
@@ -7306,6 +7639,7 @@
             <w:r>
               <w:rPr>
                 <w:rFonts w:ascii="Courier New" w:hAnsi="Courier New"/>
+                <w:i/>
                 <w:color w:val="555555"/>
                 <w:sz w:val="16"/>
               </w:rPr>
@@ -7322,6 +7656,7 @@
             <w:r>
               <w:rPr>
                 <w:rFonts w:ascii="Courier New" w:hAnsi="Courier New"/>
+                <w:i/>
                 <w:color w:val="555555"/>
                 <w:sz w:val="16"/>
               </w:rPr>
@@ -7339,34 +7674,44 @@
     <w:p>
       <w:pPr>
         <w:pStyle w:val="Endure-ChapterBodyText"/>
+        <w:spacing w:before="100" w:after="100"/>
       </w:pPr>
       <w:r>
         <w:rPr>
           <w:b/>
+          <w:sz w:val="20"/>
         </w:rPr>
         <w:t>Causa:</w:t>
       </w:r>
       <w:r>
+        <w:rPr>
+          <w:sz w:val="20"/>
+        </w:rPr>
         <w:t xml:space="preserve"> El parámetro </w:t>
       </w:r>
       <w:r>
         <w:rPr>
           <w:rFonts w:ascii="Courier New" w:hAnsi="Courier New"/>
-          <w:sz w:val="17"/>
+          <w:sz w:val="16"/>
         </w:rPr>
         <w:t>--max-model-len</w:t>
       </w:r>
       <w:r>
+        <w:rPr>
+          <w:sz w:val="20"/>
+        </w:rPr>
         <w:t xml:space="preserve"> es mayor que el máximo que soporta el modelo.</w:t>
       </w:r>
     </w:p>
     <w:p>
       <w:pPr>
         <w:pStyle w:val="Endure-ChapterBodyText"/>
+        <w:spacing w:before="100" w:after="100"/>
       </w:pPr>
       <w:r>
         <w:rPr>
           <w:b/>
+          <w:sz w:val="20"/>
         </w:rPr>
         <w:t>Solución:</w:t>
       </w:r>
@@ -7384,7 +7729,7 @@
         <w:tc>
           <w:tcPr>
             <w:tcW w:type="dxa" w:w="8152"/>
-            <w:shd w:val="clear" w:color="auto" w:fill="F2F2F2"/>
+            <w:shd w:val="clear" w:color="auto" w:fill="EAEAEA"/>
             <w:tcBorders>
               <w:left w:val="thick" w:sz="24" w:color="1A5A6A"/>
             </w:tcBorders>
@@ -7505,6 +7850,7 @@
             <w:r>
               <w:rPr>
                 <w:rFonts w:ascii="Courier New" w:hAnsi="Courier New"/>
+                <w:i/>
                 <w:color w:val="555555"/>
                 <w:sz w:val="16"/>
               </w:rPr>
@@ -7524,10 +7870,11 @@
         <w:pStyle w:val="Endure-Subhead"/>
         <w:keepNext/>
         <w:spacing w:before="160" w:after="60"/>
-      </w:pPr>
-      <w:r>
-        <w:rPr>
-          <w:sz w:val="18"/>
+        <w:outlineLvl w:val="2"/>
+      </w:pPr>
+      <w:r>
+        <w:rPr>
+          <w:sz w:val="22"/>
         </w:rPr>
         <w:t>Error 16.5.2 — llama.cpp no descarga el modelo de Hugging Face</w:t>
       </w:r>
@@ -7545,7 +7892,7 @@
         <w:tc>
           <w:tcPr>
             <w:tcW w:type="dxa" w:w="8152"/>
-            <w:shd w:val="clear" w:color="auto" w:fill="F2F2F2"/>
+            <w:shd w:val="clear" w:color="auto" w:fill="EAEAEA"/>
             <w:tcBorders>
               <w:left w:val="thick" w:sz="24" w:color="1A5A6A"/>
             </w:tcBorders>
@@ -7583,6 +7930,7 @@
             <w:r>
               <w:rPr>
                 <w:rFonts w:ascii="Courier New" w:hAnsi="Courier New"/>
+                <w:i/>
                 <w:color w:val="555555"/>
                 <w:sz w:val="16"/>
               </w:rPr>
@@ -7600,24 +7948,31 @@
     <w:p>
       <w:pPr>
         <w:pStyle w:val="Endure-ChapterBodyText"/>
+        <w:spacing w:before="100" w:after="100"/>
       </w:pPr>
       <w:r>
         <w:rPr>
           <w:b/>
+          <w:sz w:val="20"/>
         </w:rPr>
         <w:t>Causa:</w:t>
       </w:r>
       <w:r>
+        <w:rPr>
+          <w:sz w:val="20"/>
+        </w:rPr>
         <w:t xml:space="preserve"> El modelo requiere autenticación con Hugging Face (modelos "gated" como Llama 3, Gemma).</w:t>
       </w:r>
     </w:p>
     <w:p>
       <w:pPr>
         <w:pStyle w:val="Endure-ChapterBodyText"/>
+        <w:spacing w:before="100" w:after="100"/>
       </w:pPr>
       <w:r>
         <w:rPr>
           <w:b/>
+          <w:sz w:val="20"/>
         </w:rPr>
         <w:t>Solución:</w:t>
       </w:r>
@@ -7635,7 +7990,7 @@
         <w:tc>
           <w:tcPr>
             <w:tcW w:type="dxa" w:w="8152"/>
-            <w:shd w:val="clear" w:color="auto" w:fill="F2F2F2"/>
+            <w:shd w:val="clear" w:color="auto" w:fill="EAEAEA"/>
             <w:tcBorders>
               <w:left w:val="thick" w:sz="24" w:color="1A5A6A"/>
             </w:tcBorders>
@@ -7706,6 +8061,7 @@
             <w:r>
               <w:rPr>
                 <w:rFonts w:ascii="Courier New" w:hAnsi="Courier New"/>
+                <w:i/>
                 <w:color w:val="555555"/>
                 <w:sz w:val="16"/>
               </w:rPr>
@@ -7722,6 +8078,7 @@
             <w:r>
               <w:rPr>
                 <w:rFonts w:ascii="Courier New" w:hAnsi="Courier New"/>
+                <w:i/>
                 <w:color w:val="555555"/>
                 <w:sz w:val="16"/>
               </w:rPr>
@@ -7790,8 +8147,12 @@
         <w:pStyle w:val="Endure-Subhead"/>
         <w:keepNext/>
         <w:spacing w:before="240" w:after="60"/>
-      </w:pPr>
-      <w:r>
+        <w:outlineLvl w:val="1"/>
+      </w:pPr>
+      <w:r>
+        <w:rPr>
+          <w:sz w:val="24"/>
+        </w:rPr>
         <w:t>16.6 Mejores Prácticas — Resumen</w:t>
       </w:r>
     </w:p>
@@ -7800,10 +8161,11 @@
         <w:pStyle w:val="Endure-Subhead"/>
         <w:keepNext/>
         <w:spacing w:before="160" w:after="60"/>
-      </w:pPr>
-      <w:r>
-        <w:rPr>
-          <w:sz w:val="18"/>
+        <w:outlineLvl w:val="2"/>
+      </w:pPr>
+      <w:r>
+        <w:rPr>
+          <w:sz w:val="22"/>
         </w:rPr>
         <w:t>16.6.1 Reglas de oro para el Jetson</w:t>
       </w:r>
@@ -7820,20 +8182,38 @@
         <w:gridCol w:w="2717"/>
       </w:tblGrid>
       <w:tr>
+        <w:trPr>
+          <w:trHeight w:val="453" w:hRule="atLeast"/>
+          <w:tblHeader/>
+        </w:trPr>
         <w:tc>
           <w:tcPr>
             <w:tcW w:type="dxa" w:w="2717"/>
             <w:shd w:val="clear" w:color="auto" w:fill="1A5A6A"/>
+            <w:tcBorders>
+              <w:top w:val="single" w:sz="12" w:color="FFFFFF"/>
+              <w:left w:val="single" w:sz="12" w:color="FFFFFF"/>
+              <w:bottom w:val="single" w:sz="12" w:color="FFFFFF"/>
+              <w:right w:val="single" w:sz="12" w:color="FFFFFF"/>
+            </w:tcBorders>
+            <w:vAlign w:val="center"/>
+            <w:tcMar>
+              <w:top w:w="60" w:type="dxa"/>
+              <w:left w:w="120" w:type="dxa"/>
+              <w:bottom w:w="60" w:type="dxa"/>
+              <w:right w:w="80" w:type="dxa"/>
+            </w:tcMar>
           </w:tcPr>
           <w:p>
             <w:pPr>
+              <w:spacing w:before="0" w:after="0"/>
               <w:jc w:val="center"/>
             </w:pPr>
             <w:r>
               <w:rPr>
                 <w:b/>
                 <w:color w:val="FFFFFF"/>
-                <w:sz w:val="17"/>
+                <w:sz w:val="16"/>
               </w:rPr>
               <w:t>Práctica</w:t>
             </w:r>
@@ -7843,16 +8223,30 @@
           <w:tcPr>
             <w:tcW w:type="dxa" w:w="2717"/>
             <w:shd w:val="clear" w:color="auto" w:fill="1A5A6A"/>
+            <w:tcBorders>
+              <w:top w:val="single" w:sz="12" w:color="FFFFFF"/>
+              <w:left w:val="single" w:sz="12" w:color="FFFFFF"/>
+              <w:bottom w:val="single" w:sz="12" w:color="FFFFFF"/>
+              <w:right w:val="single" w:sz="12" w:color="FFFFFF"/>
+            </w:tcBorders>
+            <w:vAlign w:val="center"/>
+            <w:tcMar>
+              <w:top w:w="60" w:type="dxa"/>
+              <w:left w:w="120" w:type="dxa"/>
+              <w:bottom w:w="60" w:type="dxa"/>
+              <w:right w:w="80" w:type="dxa"/>
+            </w:tcMar>
           </w:tcPr>
           <w:p>
             <w:pPr>
+              <w:spacing w:before="0" w:after="0"/>
               <w:jc w:val="center"/>
             </w:pPr>
             <w:r>
               <w:rPr>
                 <w:b/>
                 <w:color w:val="FFFFFF"/>
-                <w:sz w:val="17"/>
+                <w:sz w:val="16"/>
               </w:rPr>
               <w:t>Nunca</w:t>
             </w:r>
@@ -7862,16 +8256,30 @@
           <w:tcPr>
             <w:tcW w:type="dxa" w:w="2717"/>
             <w:shd w:val="clear" w:color="auto" w:fill="1A5A6A"/>
+            <w:tcBorders>
+              <w:top w:val="single" w:sz="12" w:color="FFFFFF"/>
+              <w:left w:val="single" w:sz="12" w:color="FFFFFF"/>
+              <w:bottom w:val="single" w:sz="12" w:color="FFFFFF"/>
+              <w:right w:val="single" w:sz="12" w:color="FFFFFF"/>
+            </w:tcBorders>
+            <w:vAlign w:val="center"/>
+            <w:tcMar>
+              <w:top w:w="60" w:type="dxa"/>
+              <w:left w:w="120" w:type="dxa"/>
+              <w:bottom w:w="60" w:type="dxa"/>
+              <w:right w:w="80" w:type="dxa"/>
+            </w:tcMar>
           </w:tcPr>
           <w:p>
             <w:pPr>
+              <w:spacing w:before="0" w:after="0"/>
               <w:jc w:val="center"/>
             </w:pPr>
             <w:r>
               <w:rPr>
                 <w:b/>
                 <w:color w:val="FFFFFF"/>
-                <w:sz w:val="17"/>
+                <w:sz w:val="16"/>
               </w:rPr>
               <w:t>Siempre</w:t>
             </w:r>
@@ -7879,15 +8287,35 @@
         </w:tc>
       </w:tr>
       <w:tr>
+        <w:trPr>
+          <w:trHeight w:val="283" w:hRule="atLeast"/>
+        </w:trPr>
         <w:tc>
           <w:tcPr>
             <w:tcW w:type="dxa" w:w="2717"/>
-            <w:shd w:val="clear" w:color="auto" w:fill="F8F8F8"/>
+            <w:shd w:val="clear" w:color="auto" w:fill="EAEAEA"/>
+            <w:tcBorders>
+              <w:top w:val="single" w:sz="12" w:color="FFFFFF"/>
+              <w:left w:val="single" w:sz="12" w:color="FFFFFF"/>
+              <w:bottom w:val="single" w:sz="12" w:color="FFFFFF"/>
+              <w:right w:val="single" w:sz="12" w:color="FFFFFF"/>
+            </w:tcBorders>
+            <w:vAlign w:val="center"/>
+            <w:tcMar>
+              <w:top w:w="40" w:type="dxa"/>
+              <w:left w:w="120" w:type="dxa"/>
+              <w:bottom w:w="40" w:type="dxa"/>
+              <w:right w:w="80" w:type="dxa"/>
+            </w:tcMar>
           </w:tcPr>
           <w:p>
-            <w:r>
-              <w:rPr>
-                <w:sz w:val="17"/>
+            <w:pPr>
+              <w:spacing w:before="0" w:after="0"/>
+              <w:jc w:val="center"/>
+            </w:pPr>
+            <w:r>
+              <w:rPr>
+                <w:sz w:val="16"/>
               </w:rPr>
               <w:t>Actualizaciones</w:t>
             </w:r>
@@ -7896,12 +8324,29 @@
         <w:tc>
           <w:tcPr>
             <w:tcW w:type="dxa" w:w="2717"/>
-            <w:shd w:val="clear" w:color="auto" w:fill="F8F8F8"/>
+            <w:shd w:val="clear" w:color="auto" w:fill="EAEAEA"/>
+            <w:tcBorders>
+              <w:top w:val="single" w:sz="12" w:color="FFFFFF"/>
+              <w:left w:val="single" w:sz="12" w:color="FFFFFF"/>
+              <w:bottom w:val="single" w:sz="12" w:color="FFFFFF"/>
+              <w:right w:val="single" w:sz="12" w:color="FFFFFF"/>
+            </w:tcBorders>
+            <w:vAlign w:val="center"/>
+            <w:tcMar>
+              <w:top w:w="40" w:type="dxa"/>
+              <w:left w:w="120" w:type="dxa"/>
+              <w:bottom w:w="40" w:type="dxa"/>
+              <w:right w:w="80" w:type="dxa"/>
+            </w:tcMar>
           </w:tcPr>
           <w:p>
-            <w:r>
-              <w:rPr>
-                <w:sz w:val="17"/>
+            <w:pPr>
+              <w:spacing w:before="0" w:after="0"/>
+              <w:jc w:val="both"/>
+            </w:pPr>
+            <w:r>
+              <w:rPr>
+                <w:sz w:val="16"/>
               </w:rPr>
               <w:t>apt dist-upgrade, do-release-upgrade</w:t>
             </w:r>
@@ -7910,12 +8355,29 @@
         <w:tc>
           <w:tcPr>
             <w:tcW w:type="dxa" w:w="2717"/>
-            <w:shd w:val="clear" w:color="auto" w:fill="F8F8F8"/>
+            <w:shd w:val="clear" w:color="auto" w:fill="EAEAEA"/>
+            <w:tcBorders>
+              <w:top w:val="single" w:sz="12" w:color="FFFFFF"/>
+              <w:left w:val="single" w:sz="12" w:color="FFFFFF"/>
+              <w:bottom w:val="single" w:sz="12" w:color="FFFFFF"/>
+              <w:right w:val="single" w:sz="12" w:color="FFFFFF"/>
+            </w:tcBorders>
+            <w:vAlign w:val="center"/>
+            <w:tcMar>
+              <w:top w:w="40" w:type="dxa"/>
+              <w:left w:w="120" w:type="dxa"/>
+              <w:bottom w:w="40" w:type="dxa"/>
+              <w:right w:w="80" w:type="dxa"/>
+            </w:tcMar>
           </w:tcPr>
           <w:p>
-            <w:r>
-              <w:rPr>
-                <w:sz w:val="17"/>
+            <w:pPr>
+              <w:spacing w:before="0" w:after="0"/>
+              <w:jc w:val="center"/>
+            </w:pPr>
+            <w:r>
+              <w:rPr>
+                <w:sz w:val="16"/>
               </w:rPr>
               <w:t>apt update &amp;&amp; apt upgrade -y</w:t>
             </w:r>
@@ -7923,15 +8385,35 @@
         </w:tc>
       </w:tr>
       <w:tr>
+        <w:trPr>
+          <w:trHeight w:val="283" w:hRule="atLeast"/>
+        </w:trPr>
         <w:tc>
           <w:tcPr>
             <w:tcW w:type="dxa" w:w="2717"/>
-            <w:shd w:val="clear" w:color="auto" w:fill="FFFFFF"/>
+            <w:shd w:val="clear" w:color="auto" w:fill="EAEAEA"/>
+            <w:tcBorders>
+              <w:top w:val="single" w:sz="12" w:color="FFFFFF"/>
+              <w:left w:val="single" w:sz="12" w:color="FFFFFF"/>
+              <w:bottom w:val="single" w:sz="12" w:color="FFFFFF"/>
+              <w:right w:val="single" w:sz="12" w:color="FFFFFF"/>
+            </w:tcBorders>
+            <w:vAlign w:val="center"/>
+            <w:tcMar>
+              <w:top w:w="40" w:type="dxa"/>
+              <w:left w:w="120" w:type="dxa"/>
+              <w:bottom w:w="40" w:type="dxa"/>
+              <w:right w:w="80" w:type="dxa"/>
+            </w:tcMar>
           </w:tcPr>
           <w:p>
-            <w:r>
-              <w:rPr>
-                <w:sz w:val="17"/>
+            <w:pPr>
+              <w:spacing w:before="0" w:after="0"/>
+              <w:jc w:val="center"/>
+            </w:pPr>
+            <w:r>
+              <w:rPr>
+                <w:sz w:val="16"/>
               </w:rPr>
               <w:t>GPU en Docker</w:t>
             </w:r>
@@ -7940,12 +8422,29 @@
         <w:tc>
           <w:tcPr>
             <w:tcW w:type="dxa" w:w="2717"/>
-            <w:shd w:val="clear" w:color="auto" w:fill="FFFFFF"/>
+            <w:shd w:val="clear" w:color="auto" w:fill="EAEAEA"/>
+            <w:tcBorders>
+              <w:top w:val="single" w:sz="12" w:color="FFFFFF"/>
+              <w:left w:val="single" w:sz="12" w:color="FFFFFF"/>
+              <w:bottom w:val="single" w:sz="12" w:color="FFFFFF"/>
+              <w:right w:val="single" w:sz="12" w:color="FFFFFF"/>
+            </w:tcBorders>
+            <w:vAlign w:val="center"/>
+            <w:tcMar>
+              <w:top w:w="40" w:type="dxa"/>
+              <w:left w:w="120" w:type="dxa"/>
+              <w:bottom w:w="40" w:type="dxa"/>
+              <w:right w:w="80" w:type="dxa"/>
+            </w:tcMar>
           </w:tcPr>
           <w:p>
-            <w:r>
-              <w:rPr>
-                <w:sz w:val="17"/>
+            <w:pPr>
+              <w:spacing w:before="0" w:after="0"/>
+              <w:jc w:val="center"/>
+            </w:pPr>
+            <w:r>
+              <w:rPr>
+                <w:sz w:val="16"/>
               </w:rPr>
               <w:t>--gpus all</w:t>
             </w:r>
@@ -7954,12 +8453,29 @@
         <w:tc>
           <w:tcPr>
             <w:tcW w:type="dxa" w:w="2717"/>
-            <w:shd w:val="clear" w:color="auto" w:fill="FFFFFF"/>
+            <w:shd w:val="clear" w:color="auto" w:fill="EAEAEA"/>
+            <w:tcBorders>
+              <w:top w:val="single" w:sz="12" w:color="FFFFFF"/>
+              <w:left w:val="single" w:sz="12" w:color="FFFFFF"/>
+              <w:bottom w:val="single" w:sz="12" w:color="FFFFFF"/>
+              <w:right w:val="single" w:sz="12" w:color="FFFFFF"/>
+            </w:tcBorders>
+            <w:vAlign w:val="center"/>
+            <w:tcMar>
+              <w:top w:w="40" w:type="dxa"/>
+              <w:left w:w="120" w:type="dxa"/>
+              <w:bottom w:w="40" w:type="dxa"/>
+              <w:right w:w="80" w:type="dxa"/>
+            </w:tcMar>
           </w:tcPr>
           <w:p>
-            <w:r>
-              <w:rPr>
-                <w:sz w:val="17"/>
+            <w:pPr>
+              <w:spacing w:before="0" w:after="0"/>
+              <w:jc w:val="center"/>
+            </w:pPr>
+            <w:r>
+              <w:rPr>
+                <w:sz w:val="16"/>
               </w:rPr>
               <w:t>--runtime nvidia</w:t>
             </w:r>
@@ -7967,15 +8483,35 @@
         </w:tc>
       </w:tr>
       <w:tr>
+        <w:trPr>
+          <w:trHeight w:val="283" w:hRule="atLeast"/>
+        </w:trPr>
         <w:tc>
           <w:tcPr>
             <w:tcW w:type="dxa" w:w="2717"/>
-            <w:shd w:val="clear" w:color="auto" w:fill="F8F8F8"/>
+            <w:shd w:val="clear" w:color="auto" w:fill="EAEAEA"/>
+            <w:tcBorders>
+              <w:top w:val="single" w:sz="12" w:color="FFFFFF"/>
+              <w:left w:val="single" w:sz="12" w:color="FFFFFF"/>
+              <w:bottom w:val="single" w:sz="12" w:color="FFFFFF"/>
+              <w:right w:val="single" w:sz="12" w:color="FFFFFF"/>
+            </w:tcBorders>
+            <w:vAlign w:val="center"/>
+            <w:tcMar>
+              <w:top w:w="40" w:type="dxa"/>
+              <w:left w:w="120" w:type="dxa"/>
+              <w:bottom w:w="40" w:type="dxa"/>
+              <w:right w:w="80" w:type="dxa"/>
+            </w:tcMar>
           </w:tcPr>
           <w:p>
-            <w:r>
-              <w:rPr>
-                <w:sz w:val="17"/>
+            <w:pPr>
+              <w:spacing w:before="0" w:after="0"/>
+              <w:jc w:val="both"/>
+            </w:pPr>
+            <w:r>
+              <w:rPr>
+                <w:sz w:val="16"/>
               </w:rPr>
               <w:t>Arranque automático de inferencia</w:t>
             </w:r>
@@ -7984,12 +8520,29 @@
         <w:tc>
           <w:tcPr>
             <w:tcW w:type="dxa" w:w="2717"/>
-            <w:shd w:val="clear" w:color="auto" w:fill="F8F8F8"/>
+            <w:shd w:val="clear" w:color="auto" w:fill="EAEAEA"/>
+            <w:tcBorders>
+              <w:top w:val="single" w:sz="12" w:color="FFFFFF"/>
+              <w:left w:val="single" w:sz="12" w:color="FFFFFF"/>
+              <w:bottom w:val="single" w:sz="12" w:color="FFFFFF"/>
+              <w:right w:val="single" w:sz="12" w:color="FFFFFF"/>
+            </w:tcBorders>
+            <w:vAlign w:val="center"/>
+            <w:tcMar>
+              <w:top w:w="40" w:type="dxa"/>
+              <w:left w:w="120" w:type="dxa"/>
+              <w:bottom w:w="40" w:type="dxa"/>
+              <w:right w:w="80" w:type="dxa"/>
+            </w:tcMar>
           </w:tcPr>
           <w:p>
-            <w:r>
-              <w:rPr>
-                <w:sz w:val="17"/>
+            <w:pPr>
+              <w:spacing w:before="0" w:after="0"/>
+              <w:jc w:val="both"/>
+            </w:pPr>
+            <w:r>
+              <w:rPr>
+                <w:sz w:val="16"/>
               </w:rPr>
               <w:t>--restart unless-stopped en contenedores LLM</w:t>
             </w:r>
@@ -7998,12 +8551,29 @@
         <w:tc>
           <w:tcPr>
             <w:tcW w:type="dxa" w:w="2717"/>
-            <w:shd w:val="clear" w:color="auto" w:fill="F8F8F8"/>
+            <w:shd w:val="clear" w:color="auto" w:fill="EAEAEA"/>
+            <w:tcBorders>
+              <w:top w:val="single" w:sz="12" w:color="FFFFFF"/>
+              <w:left w:val="single" w:sz="12" w:color="FFFFFF"/>
+              <w:bottom w:val="single" w:sz="12" w:color="FFFFFF"/>
+              <w:right w:val="single" w:sz="12" w:color="FFFFFF"/>
+            </w:tcBorders>
+            <w:vAlign w:val="center"/>
+            <w:tcMar>
+              <w:top w:w="40" w:type="dxa"/>
+              <w:left w:w="120" w:type="dxa"/>
+              <w:bottom w:w="40" w:type="dxa"/>
+              <w:right w:w="80" w:type="dxa"/>
+            </w:tcMar>
           </w:tcPr>
           <w:p>
-            <w:r>
-              <w:rPr>
-                <w:sz w:val="17"/>
+            <w:pPr>
+              <w:spacing w:before="0" w:after="0"/>
+              <w:jc w:val="center"/>
+            </w:pPr>
+            <w:r>
+              <w:rPr>
+                <w:sz w:val="16"/>
               </w:rPr>
               <w:t>--restart no para inferencia</w:t>
             </w:r>
@@ -8011,15 +8581,35 @@
         </w:tc>
       </w:tr>
       <w:tr>
+        <w:trPr>
+          <w:trHeight w:val="283" w:hRule="atLeast"/>
+        </w:trPr>
         <w:tc>
           <w:tcPr>
             <w:tcW w:type="dxa" w:w="2717"/>
-            <w:shd w:val="clear" w:color="auto" w:fill="FFFFFF"/>
+            <w:shd w:val="clear" w:color="auto" w:fill="EAEAEA"/>
+            <w:tcBorders>
+              <w:top w:val="single" w:sz="12" w:color="FFFFFF"/>
+              <w:left w:val="single" w:sz="12" w:color="FFFFFF"/>
+              <w:bottom w:val="single" w:sz="12" w:color="FFFFFF"/>
+              <w:right w:val="single" w:sz="12" w:color="FFFFFF"/>
+            </w:tcBorders>
+            <w:vAlign w:val="center"/>
+            <w:tcMar>
+              <w:top w:w="40" w:type="dxa"/>
+              <w:left w:w="120" w:type="dxa"/>
+              <w:bottom w:w="40" w:type="dxa"/>
+              <w:right w:w="80" w:type="dxa"/>
+            </w:tcMar>
           </w:tcPr>
           <w:p>
-            <w:r>
-              <w:rPr>
-                <w:sz w:val="17"/>
+            <w:pPr>
+              <w:spacing w:before="0" w:after="0"/>
+              <w:jc w:val="center"/>
+            </w:pPr>
+            <w:r>
+              <w:rPr>
+                <w:sz w:val="16"/>
               </w:rPr>
               <w:t>nvidia-smi</w:t>
             </w:r>
@@ -8028,12 +8618,29 @@
         <w:tc>
           <w:tcPr>
             <w:tcW w:type="dxa" w:w="2717"/>
-            <w:shd w:val="clear" w:color="auto" w:fill="FFFFFF"/>
+            <w:shd w:val="clear" w:color="auto" w:fill="EAEAEA"/>
+            <w:tcBorders>
+              <w:top w:val="single" w:sz="12" w:color="FFFFFF"/>
+              <w:left w:val="single" w:sz="12" w:color="FFFFFF"/>
+              <w:bottom w:val="single" w:sz="12" w:color="FFFFFF"/>
+              <w:right w:val="single" w:sz="12" w:color="FFFFFF"/>
+            </w:tcBorders>
+            <w:vAlign w:val="center"/>
+            <w:tcMar>
+              <w:top w:w="40" w:type="dxa"/>
+              <w:left w:w="120" w:type="dxa"/>
+              <w:bottom w:w="40" w:type="dxa"/>
+              <w:right w:w="80" w:type="dxa"/>
+            </w:tcMar>
           </w:tcPr>
           <w:p>
-            <w:r>
-              <w:rPr>
-                <w:sz w:val="17"/>
+            <w:pPr>
+              <w:spacing w:before="0" w:after="0"/>
+              <w:jc w:val="center"/>
+            </w:pPr>
+            <w:r>
+              <w:rPr>
+                <w:sz w:val="16"/>
               </w:rPr>
               <w:t>❌ No existe en Jetson</w:t>
             </w:r>
@@ -8042,12 +8649,29 @@
         <w:tc>
           <w:tcPr>
             <w:tcW w:type="dxa" w:w="2717"/>
-            <w:shd w:val="clear" w:color="auto" w:fill="FFFFFF"/>
+            <w:shd w:val="clear" w:color="auto" w:fill="EAEAEA"/>
+            <w:tcBorders>
+              <w:top w:val="single" w:sz="12" w:color="FFFFFF"/>
+              <w:left w:val="single" w:sz="12" w:color="FFFFFF"/>
+              <w:bottom w:val="single" w:sz="12" w:color="FFFFFF"/>
+              <w:right w:val="single" w:sz="12" w:color="FFFFFF"/>
+            </w:tcBorders>
+            <w:vAlign w:val="center"/>
+            <w:tcMar>
+              <w:top w:w="40" w:type="dxa"/>
+              <w:left w:w="120" w:type="dxa"/>
+              <w:bottom w:w="40" w:type="dxa"/>
+              <w:right w:w="80" w:type="dxa"/>
+            </w:tcMar>
           </w:tcPr>
           <w:p>
-            <w:r>
-              <w:rPr>
-                <w:sz w:val="17"/>
+            <w:pPr>
+              <w:spacing w:before="0" w:after="0"/>
+              <w:jc w:val="both"/>
+            </w:pPr>
+            <w:r>
+              <w:rPr>
+                <w:sz w:val="16"/>
               </w:rPr>
               <w:t>Usar jtop, tegrastats, nvcc --version</w:t>
             </w:r>
@@ -8055,15 +8679,35 @@
         </w:tc>
       </w:tr>
       <w:tr>
+        <w:trPr>
+          <w:trHeight w:val="283" w:hRule="atLeast"/>
+        </w:trPr>
         <w:tc>
           <w:tcPr>
             <w:tcW w:type="dxa" w:w="2717"/>
-            <w:shd w:val="clear" w:color="auto" w:fill="F8F8F8"/>
+            <w:shd w:val="clear" w:color="auto" w:fill="EAEAEA"/>
+            <w:tcBorders>
+              <w:top w:val="single" w:sz="12" w:color="FFFFFF"/>
+              <w:left w:val="single" w:sz="12" w:color="FFFFFF"/>
+              <w:bottom w:val="single" w:sz="12" w:color="FFFFFF"/>
+              <w:right w:val="single" w:sz="12" w:color="FFFFFF"/>
+            </w:tcBorders>
+            <w:vAlign w:val="center"/>
+            <w:tcMar>
+              <w:top w:w="40" w:type="dxa"/>
+              <w:left w:w="120" w:type="dxa"/>
+              <w:bottom w:w="40" w:type="dxa"/>
+              <w:right w:w="80" w:type="dxa"/>
+            </w:tcMar>
           </w:tcPr>
           <w:p>
-            <w:r>
-              <w:rPr>
-                <w:sz w:val="17"/>
+            <w:pPr>
+              <w:spacing w:before="0" w:after="0"/>
+              <w:jc w:val="both"/>
+            </w:pPr>
+            <w:r>
+              <w:rPr>
+                <w:sz w:val="16"/>
               </w:rPr>
               <w:t>Modo de energía durante inferencia</w:t>
             </w:r>
@@ -8072,12 +8716,29 @@
         <w:tc>
           <w:tcPr>
             <w:tcW w:type="dxa" w:w="2717"/>
-            <w:shd w:val="clear" w:color="auto" w:fill="F8F8F8"/>
+            <w:shd w:val="clear" w:color="auto" w:fill="EAEAEA"/>
+            <w:tcBorders>
+              <w:top w:val="single" w:sz="12" w:color="FFFFFF"/>
+              <w:left w:val="single" w:sz="12" w:color="FFFFFF"/>
+              <w:bottom w:val="single" w:sz="12" w:color="FFFFFF"/>
+              <w:right w:val="single" w:sz="12" w:color="FFFFFF"/>
+            </w:tcBorders>
+            <w:vAlign w:val="center"/>
+            <w:tcMar>
+              <w:top w:w="40" w:type="dxa"/>
+              <w:left w:w="120" w:type="dxa"/>
+              <w:bottom w:w="40" w:type="dxa"/>
+              <w:right w:w="80" w:type="dxa"/>
+            </w:tcMar>
           </w:tcPr>
           <w:p>
-            <w:r>
-              <w:rPr>
-                <w:sz w:val="17"/>
+            <w:pPr>
+              <w:spacing w:before="0" w:after="0"/>
+              <w:jc w:val="center"/>
+            </w:pPr>
+            <w:r>
+              <w:rPr>
+                <w:sz w:val="16"/>
               </w:rPr>
               <w:t>15W</w:t>
             </w:r>
@@ -8086,12 +8747,29 @@
         <w:tc>
           <w:tcPr>
             <w:tcW w:type="dxa" w:w="2717"/>
-            <w:shd w:val="clear" w:color="auto" w:fill="F8F8F8"/>
+            <w:shd w:val="clear" w:color="auto" w:fill="EAEAEA"/>
+            <w:tcBorders>
+              <w:top w:val="single" w:sz="12" w:color="FFFFFF"/>
+              <w:left w:val="single" w:sz="12" w:color="FFFFFF"/>
+              <w:bottom w:val="single" w:sz="12" w:color="FFFFFF"/>
+              <w:right w:val="single" w:sz="12" w:color="FFFFFF"/>
+            </w:tcBorders>
+            <w:vAlign w:val="center"/>
+            <w:tcMar>
+              <w:top w:w="40" w:type="dxa"/>
+              <w:left w:w="120" w:type="dxa"/>
+              <w:bottom w:w="40" w:type="dxa"/>
+              <w:right w:w="80" w:type="dxa"/>
+            </w:tcMar>
           </w:tcPr>
           <w:p>
-            <w:r>
-              <w:rPr>
-                <w:sz w:val="17"/>
+            <w:pPr>
+              <w:spacing w:before="0" w:after="0"/>
+              <w:jc w:val="center"/>
+            </w:pPr>
+            <w:r>
+              <w:rPr>
+                <w:sz w:val="16"/>
               </w:rPr>
               <w:t>pwr-maxn o pwr-30w</w:t>
             </w:r>
@@ -8099,15 +8777,35 @@
         </w:tc>
       </w:tr>
       <w:tr>
+        <w:trPr>
+          <w:trHeight w:val="283" w:hRule="atLeast"/>
+        </w:trPr>
         <w:tc>
           <w:tcPr>
             <w:tcW w:type="dxa" w:w="2717"/>
-            <w:shd w:val="clear" w:color="auto" w:fill="FFFFFF"/>
+            <w:shd w:val="clear" w:color="auto" w:fill="EAEAEA"/>
+            <w:tcBorders>
+              <w:top w:val="single" w:sz="12" w:color="FFFFFF"/>
+              <w:left w:val="single" w:sz="12" w:color="FFFFFF"/>
+              <w:bottom w:val="single" w:sz="12" w:color="FFFFFF"/>
+              <w:right w:val="single" w:sz="12" w:color="FFFFFF"/>
+            </w:tcBorders>
+            <w:vAlign w:val="center"/>
+            <w:tcMar>
+              <w:top w:w="40" w:type="dxa"/>
+              <w:left w:w="120" w:type="dxa"/>
+              <w:bottom w:w="40" w:type="dxa"/>
+              <w:right w:w="80" w:type="dxa"/>
+            </w:tcMar>
           </w:tcPr>
           <w:p>
-            <w:r>
-              <w:rPr>
-                <w:sz w:val="17"/>
+            <w:pPr>
+              <w:spacing w:before="0" w:after="0"/>
+              <w:jc w:val="center"/>
+            </w:pPr>
+            <w:r>
+              <w:rPr>
+                <w:sz w:val="16"/>
               </w:rPr>
               <w:t>Antes de lanzar un modelo grande</w:t>
             </w:r>
@@ -8116,12 +8814,29 @@
         <w:tc>
           <w:tcPr>
             <w:tcW w:type="dxa" w:w="2717"/>
-            <w:shd w:val="clear" w:color="auto" w:fill="FFFFFF"/>
+            <w:shd w:val="clear" w:color="auto" w:fill="EAEAEA"/>
+            <w:tcBorders>
+              <w:top w:val="single" w:sz="12" w:color="FFFFFF"/>
+              <w:left w:val="single" w:sz="12" w:color="FFFFFF"/>
+              <w:bottom w:val="single" w:sz="12" w:color="FFFFFF"/>
+              <w:right w:val="single" w:sz="12" w:color="FFFFFF"/>
+            </w:tcBorders>
+            <w:vAlign w:val="center"/>
+            <w:tcMar>
+              <w:top w:w="40" w:type="dxa"/>
+              <w:left w:w="120" w:type="dxa"/>
+              <w:bottom w:w="40" w:type="dxa"/>
+              <w:right w:w="80" w:type="dxa"/>
+            </w:tcMar>
           </w:tcPr>
           <w:p>
-            <w:r>
-              <w:rPr>
-                <w:sz w:val="17"/>
+            <w:pPr>
+              <w:spacing w:before="0" w:after="0"/>
+              <w:jc w:val="center"/>
+            </w:pPr>
+            <w:r>
+              <w:rPr>
+                <w:sz w:val="16"/>
               </w:rPr>
               <w:t>Sin verificar RAM libre</w:t>
             </w:r>
@@ -8130,12 +8845,29 @@
         <w:tc>
           <w:tcPr>
             <w:tcW w:type="dxa" w:w="2717"/>
-            <w:shd w:val="clear" w:color="auto" w:fill="FFFFFF"/>
+            <w:shd w:val="clear" w:color="auto" w:fill="EAEAEA"/>
+            <w:tcBorders>
+              <w:top w:val="single" w:sz="12" w:color="FFFFFF"/>
+              <w:left w:val="single" w:sz="12" w:color="FFFFFF"/>
+              <w:bottom w:val="single" w:sz="12" w:color="FFFFFF"/>
+              <w:right w:val="single" w:sz="12" w:color="FFFFFF"/>
+            </w:tcBorders>
+            <w:vAlign w:val="center"/>
+            <w:tcMar>
+              <w:top w:w="40" w:type="dxa"/>
+              <w:left w:w="120" w:type="dxa"/>
+              <w:bottom w:w="40" w:type="dxa"/>
+              <w:right w:w="80" w:type="dxa"/>
+            </w:tcMar>
           </w:tcPr>
           <w:p>
-            <w:r>
-              <w:rPr>
-                <w:sz w:val="17"/>
+            <w:pPr>
+              <w:spacing w:before="0" w:after="0"/>
+              <w:jc w:val="center"/>
+            </w:pPr>
+            <w:r>
+              <w:rPr>
+                <w:sz w:val="16"/>
               </w:rPr>
               <w:t>check-ready 20 "nombre"</w:t>
             </w:r>
@@ -8143,15 +8875,35 @@
         </w:tc>
       </w:tr>
       <w:tr>
+        <w:trPr>
+          <w:trHeight w:val="283" w:hRule="atLeast"/>
+        </w:trPr>
         <w:tc>
           <w:tcPr>
             <w:tcW w:type="dxa" w:w="2717"/>
-            <w:shd w:val="clear" w:color="auto" w:fill="F8F8F8"/>
+            <w:shd w:val="clear" w:color="auto" w:fill="EAEAEA"/>
+            <w:tcBorders>
+              <w:top w:val="single" w:sz="12" w:color="FFFFFF"/>
+              <w:left w:val="single" w:sz="12" w:color="FFFFFF"/>
+              <w:bottom w:val="single" w:sz="12" w:color="FFFFFF"/>
+              <w:right w:val="single" w:sz="12" w:color="FFFFFF"/>
+            </w:tcBorders>
+            <w:vAlign w:val="center"/>
+            <w:tcMar>
+              <w:top w:w="40" w:type="dxa"/>
+              <w:left w:w="120" w:type="dxa"/>
+              <w:bottom w:w="40" w:type="dxa"/>
+              <w:right w:w="80" w:type="dxa"/>
+            </w:tcMar>
           </w:tcPr>
           <w:p>
-            <w:r>
-              <w:rPr>
-                <w:sz w:val="17"/>
+            <w:pPr>
+              <w:spacing w:before="0" w:after="0"/>
+              <w:jc w:val="center"/>
+            </w:pPr>
+            <w:r>
+              <w:rPr>
+                <w:sz w:val="16"/>
               </w:rPr>
               <w:t>Temperatura máxima segura</w:t>
             </w:r>
@@ -8160,12 +8912,29 @@
         <w:tc>
           <w:tcPr>
             <w:tcW w:type="dxa" w:w="2717"/>
-            <w:shd w:val="clear" w:color="auto" w:fill="F8F8F8"/>
+            <w:shd w:val="clear" w:color="auto" w:fill="EAEAEA"/>
+            <w:tcBorders>
+              <w:top w:val="single" w:sz="12" w:color="FFFFFF"/>
+              <w:left w:val="single" w:sz="12" w:color="FFFFFF"/>
+              <w:bottom w:val="single" w:sz="12" w:color="FFFFFF"/>
+              <w:right w:val="single" w:sz="12" w:color="FFFFFF"/>
+            </w:tcBorders>
+            <w:vAlign w:val="center"/>
+            <w:tcMar>
+              <w:top w:w="40" w:type="dxa"/>
+              <w:left w:w="120" w:type="dxa"/>
+              <w:bottom w:w="40" w:type="dxa"/>
+              <w:right w:w="80" w:type="dxa"/>
+            </w:tcMar>
           </w:tcPr>
           <w:p>
-            <w:r>
-              <w:rPr>
-                <w:sz w:val="17"/>
+            <w:pPr>
+              <w:spacing w:before="0" w:after="0"/>
+              <w:jc w:val="center"/>
+            </w:pPr>
+            <w:r>
+              <w:rPr>
+                <w:sz w:val="16"/>
               </w:rPr>
               <w:t>&gt;85°C sostenida</w:t>
             </w:r>
@@ -8174,12 +8943,29 @@
         <w:tc>
           <w:tcPr>
             <w:tcW w:type="dxa" w:w="2717"/>
-            <w:shd w:val="clear" w:color="auto" w:fill="F8F8F8"/>
+            <w:shd w:val="clear" w:color="auto" w:fill="EAEAEA"/>
+            <w:tcBorders>
+              <w:top w:val="single" w:sz="12" w:color="FFFFFF"/>
+              <w:left w:val="single" w:sz="12" w:color="FFFFFF"/>
+              <w:bottom w:val="single" w:sz="12" w:color="FFFFFF"/>
+              <w:right w:val="single" w:sz="12" w:color="FFFFFF"/>
+            </w:tcBorders>
+            <w:vAlign w:val="center"/>
+            <w:tcMar>
+              <w:top w:w="40" w:type="dxa"/>
+              <w:left w:w="120" w:type="dxa"/>
+              <w:bottom w:w="40" w:type="dxa"/>
+              <w:right w:w="80" w:type="dxa"/>
+            </w:tcMar>
           </w:tcPr>
           <w:p>
-            <w:r>
-              <w:rPr>
-                <w:sz w:val="17"/>
+            <w:pPr>
+              <w:spacing w:before="0" w:after="0"/>
+              <w:jc w:val="center"/>
+            </w:pPr>
+            <w:r>
+              <w:rPr>
+                <w:sz w:val="16"/>
               </w:rPr>
               <w:t>Configurar alertas en jtop</w:t>
             </w:r>
@@ -8197,10 +8983,11 @@
         <w:pStyle w:val="Endure-Subhead"/>
         <w:keepNext/>
         <w:spacing w:before="160" w:after="60"/>
-      </w:pPr>
-      <w:r>
-        <w:rPr>
-          <w:sz w:val="18"/>
+        <w:outlineLvl w:val="2"/>
+      </w:pPr>
+      <w:r>
+        <w:rPr>
+          <w:sz w:val="22"/>
         </w:rPr>
         <w:t>16.6.2 Comandos de diagnóstico más útiles</w:t>
       </w:r>
@@ -8218,7 +9005,7 @@
         <w:tc>
           <w:tcPr>
             <w:tcW w:type="dxa" w:w="8152"/>
-            <w:shd w:val="clear" w:color="auto" w:fill="F2F2F2"/>
+            <w:shd w:val="clear" w:color="auto" w:fill="EAEAEA"/>
             <w:tcBorders>
               <w:left w:val="thick" w:sz="24" w:color="1A5A6A"/>
             </w:tcBorders>
@@ -8256,6 +9043,7 @@
             <w:r>
               <w:rPr>
                 <w:rFonts w:ascii="Courier New" w:hAnsi="Courier New"/>
+                <w:i/>
                 <w:color w:val="555555"/>
                 <w:sz w:val="16"/>
               </w:rPr>
@@ -8304,6 +9092,7 @@
             <w:r>
               <w:rPr>
                 <w:rFonts w:ascii="Courier New" w:hAnsi="Courier New"/>
+                <w:i/>
                 <w:color w:val="555555"/>
                 <w:sz w:val="16"/>
               </w:rPr>
@@ -8352,6 +9141,7 @@
             <w:r>
               <w:rPr>
                 <w:rFonts w:ascii="Courier New" w:hAnsi="Courier New"/>
+                <w:i/>
                 <w:color w:val="555555"/>
                 <w:sz w:val="16"/>
               </w:rPr>
@@ -8448,6 +9238,7 @@
             <w:r>
               <w:rPr>
                 <w:rFonts w:ascii="Courier New" w:hAnsi="Courier New"/>
+                <w:i/>
                 <w:color w:val="555555"/>
                 <w:sz w:val="16"/>
               </w:rPr>
@@ -8464,6 +9255,7 @@
             <w:r>
               <w:rPr>
                 <w:rFonts w:ascii="Courier New" w:hAnsi="Courier New"/>
+                <w:i/>
                 <w:color w:val="555555"/>
                 <w:sz w:val="16"/>
               </w:rPr>
@@ -8512,6 +9304,7 @@
             <w:r>
               <w:rPr>
                 <w:rFonts w:ascii="Courier New" w:hAnsi="Courier New"/>
+                <w:i/>
                 <w:color w:val="555555"/>
                 <w:sz w:val="16"/>
               </w:rPr>
@@ -8531,10 +9324,11 @@
         <w:pStyle w:val="Endure-Subhead"/>
         <w:keepNext/>
         <w:spacing w:before="160" w:after="60"/>
-      </w:pPr>
-      <w:r>
-        <w:rPr>
-          <w:sz w:val="18"/>
+        <w:outlineLvl w:val="2"/>
+      </w:pPr>
+      <w:r>
+        <w:rPr>
+          <w:sz w:val="22"/>
         </w:rPr>
         <w:t>16.6.3 Checklist antes de reportar un problema</w:t>
       </w:r>
@@ -8542,8 +9336,12 @@
     <w:p>
       <w:pPr>
         <w:pStyle w:val="Endure-FirstParagraphBodyText"/>
-      </w:pPr>
-      <w:r>
+        <w:spacing w:before="100" w:after="100"/>
+      </w:pPr>
+      <w:r>
+        <w:rPr>
+          <w:sz w:val="20"/>
+        </w:rPr>
         <w:t>Antes de buscar ayuda en los foros de NVIDIA o abrir un issue, verifique:</w:t>
       </w:r>
     </w:p>
@@ -8560,7 +9358,7 @@
         <w:tc>
           <w:tcPr>
             <w:tcW w:type="dxa" w:w="8152"/>
-            <w:shd w:val="clear" w:color="auto" w:fill="F2F2F2"/>
+            <w:shd w:val="clear" w:color="auto" w:fill="EAEAEA"/>
             <w:tcBorders>
               <w:left w:val="thick" w:sz="24" w:color="1A5A6A"/>
             </w:tcBorders>
@@ -8664,6 +9462,7 @@
             <w:r>
               <w:rPr>
                 <w:rFonts w:ascii="Courier New" w:hAnsi="Courier New"/>
+                <w:i/>
                 <w:color w:val="555555"/>
                 <w:sz w:val="16"/>
               </w:rPr>
@@ -8776,6 +9575,7 @@
             <w:r>
               <w:rPr>
                 <w:rFonts w:ascii="Courier New" w:hAnsi="Courier New"/>
+                <w:i/>
                 <w:color w:val="555555"/>
                 <w:sz w:val="16"/>
               </w:rPr>
@@ -8872,6 +9672,7 @@
             <w:r>
               <w:rPr>
                 <w:rFonts w:ascii="Courier New" w:hAnsi="Courier New"/>
+                <w:i/>
                 <w:color w:val="555555"/>
                 <w:sz w:val="16"/>
               </w:rPr>
@@ -8968,6 +9769,7 @@
             <w:r>
               <w:rPr>
                 <w:rFonts w:ascii="Courier New" w:hAnsi="Courier New"/>
+                <w:i/>
                 <w:color w:val="555555"/>
                 <w:sz w:val="16"/>
               </w:rPr>
@@ -8987,18 +9789,24 @@
         <w:pStyle w:val="Endure-Subhead"/>
         <w:keepNext/>
         <w:spacing w:before="240" w:after="60"/>
-      </w:pPr>
-      <w:r>
+        <w:outlineLvl w:val="1"/>
+      </w:pPr>
+      <w:r>
+        <w:rPr>
+          <w:sz w:val="24"/>
+        </w:rPr>
         <w:t>16.7 Recursos de Ayuda</w:t>
       </w:r>
     </w:p>
     <w:p>
       <w:pPr>
         <w:pStyle w:val="Endure-FirstParagraphBodyText"/>
+        <w:spacing w:before="100" w:after="100"/>
       </w:pPr>
       <w:r>
         <w:rPr>
           <w:b/>
+          <w:sz w:val="20"/>
         </w:rPr>
         <w:t>Comunidades oficiales:</w:t>
       </w:r>
@@ -9006,22 +9814,25 @@
     <w:p>
       <w:pPr>
         <w:pStyle w:val="Endure-ChapterBodyText"/>
-        <w:spacing w:before="20" w:after="20"/>
+        <w:spacing w:before="40" w:after="40"/>
         <w:ind w:left="360" w:hanging="216"/>
       </w:pPr>
       <w:r>
         <w:rPr>
-          <w:sz w:val="18"/>
+          <w:sz w:val="20"/>
         </w:rPr>
         <w:t xml:space="preserve">• </w:t>
       </w:r>
       <w:r>
+        <w:rPr>
+          <w:sz w:val="20"/>
+        </w:rPr>
         <w:t xml:space="preserve">NVIDIA Developer Forums — Jetson AGX Orin: </w:t>
       </w:r>
       <w:r>
         <w:rPr>
           <w:rFonts w:ascii="Courier New" w:hAnsi="Courier New"/>
-          <w:sz w:val="17"/>
+          <w:sz w:val="16"/>
         </w:rPr>
         <w:t>forums.developer.nvidia.com</w:t>
       </w:r>
@@ -9029,22 +9840,25 @@
     <w:p>
       <w:pPr>
         <w:pStyle w:val="Endure-ChapterBodyText"/>
-        <w:spacing w:before="20" w:after="20"/>
+        <w:spacing w:before="40" w:after="40"/>
         <w:ind w:left="360" w:hanging="216"/>
       </w:pPr>
       <w:r>
         <w:rPr>
-          <w:sz w:val="18"/>
+          <w:sz w:val="20"/>
         </w:rPr>
         <w:t xml:space="preserve">• </w:t>
       </w:r>
       <w:r>
+        <w:rPr>
+          <w:sz w:val="20"/>
+        </w:rPr>
         <w:t xml:space="preserve">NVIDIA Jetson AI Lab: </w:t>
       </w:r>
       <w:r>
         <w:rPr>
           <w:rFonts w:ascii="Courier New" w:hAnsi="Courier New"/>
-          <w:sz w:val="17"/>
+          <w:sz w:val="16"/>
         </w:rPr>
         <w:t>jetson-ai-lab.io</w:t>
       </w:r>
@@ -9052,22 +9866,25 @@
     <w:p>
       <w:pPr>
         <w:pStyle w:val="Endure-ChapterBodyText"/>
-        <w:spacing w:before="20" w:after="20"/>
+        <w:spacing w:before="40" w:after="40"/>
         <w:ind w:left="360" w:hanging="216"/>
       </w:pPr>
       <w:r>
         <w:rPr>
-          <w:sz w:val="18"/>
+          <w:sz w:val="20"/>
         </w:rPr>
         <w:t xml:space="preserve">• </w:t>
       </w:r>
       <w:r>
+        <w:rPr>
+          <w:sz w:val="20"/>
+        </w:rPr>
         <w:t xml:space="preserve">jetson-containers Issues: </w:t>
       </w:r>
       <w:r>
         <w:rPr>
           <w:rFonts w:ascii="Courier New" w:hAnsi="Courier New"/>
-          <w:sz w:val="17"/>
+          <w:sz w:val="16"/>
         </w:rPr>
         <w:t>github.com/dusty-nv/jetson-containers/issues</w:t>
       </w:r>
@@ -9080,10 +9897,12 @@
     <w:p>
       <w:pPr>
         <w:pStyle w:val="Endure-ChapterBodyText"/>
+        <w:spacing w:before="100" w:after="100"/>
       </w:pPr>
       <w:r>
         <w:rPr>
           <w:b/>
+          <w:sz w:val="20"/>
         </w:rPr>
         <w:t>Documentación técnica:</w:t>
       </w:r>
@@ -9091,48 +9910,57 @@
     <w:p>
       <w:pPr>
         <w:pStyle w:val="Endure-ChapterBodyText"/>
-        <w:spacing w:before="20" w:after="20"/>
+        <w:spacing w:before="40" w:after="40"/>
         <w:ind w:left="360" w:hanging="216"/>
       </w:pPr>
       <w:r>
         <w:rPr>
-          <w:sz w:val="18"/>
+          <w:sz w:val="20"/>
         </w:rPr>
         <w:t xml:space="preserve">• </w:t>
       </w:r>
       <w:r>
+        <w:rPr>
+          <w:sz w:val="20"/>
+        </w:rPr>
         <w:t>JetPack 7.2 Release Notes: release notes oficiales de NVIDIA</w:t>
       </w:r>
     </w:p>
     <w:p>
       <w:pPr>
         <w:pStyle w:val="Endure-ChapterBodyText"/>
-        <w:spacing w:before="20" w:after="20"/>
+        <w:spacing w:before="40" w:after="40"/>
         <w:ind w:left="360" w:hanging="216"/>
       </w:pPr>
       <w:r>
         <w:rPr>
-          <w:sz w:val="18"/>
+          <w:sz w:val="20"/>
         </w:rPr>
         <w:t xml:space="preserve">• </w:t>
       </w:r>
       <w:r>
+        <w:rPr>
+          <w:sz w:val="20"/>
+        </w:rPr>
         <w:t>L4T r39.2 Documentation: developer.nvidia.com</w:t>
       </w:r>
     </w:p>
     <w:p>
       <w:pPr>
         <w:pStyle w:val="Endure-ChapterBodyText"/>
-        <w:spacing w:before="20" w:after="20"/>
+        <w:spacing w:before="40" w:after="40"/>
         <w:ind w:left="360" w:hanging="216"/>
       </w:pPr>
       <w:r>
         <w:rPr>
-          <w:sz w:val="18"/>
+          <w:sz w:val="20"/>
         </w:rPr>
         <w:t xml:space="preserve">• </w:t>
       </w:r>
       <w:r>
+        <w:rPr>
+          <w:sz w:val="20"/>
+        </w:rPr>
         <w:t>CUDA 13.2.1 Programming Guide: docs.nvidia.com</w:t>
       </w:r>
     </w:p>
@@ -9144,10 +9972,12 @@
     <w:p>
       <w:pPr>
         <w:pStyle w:val="Endure-ChapterBodyText"/>
+        <w:spacing w:before="100" w:after="100"/>
       </w:pPr>
       <w:r>
         <w:rPr>
           <w:b/>
+          <w:sz w:val="20"/>
         </w:rPr>
         <w:t>Herramientas de diagnóstico instaladas:</w:t>
       </w:r>
@@ -9155,69 +9985,78 @@
     <w:p>
       <w:pPr>
         <w:pStyle w:val="Endure-ChapterBodyText"/>
-        <w:spacing w:before="20" w:after="20"/>
+        <w:spacing w:before="40" w:after="40"/>
         <w:ind w:left="360" w:hanging="216"/>
       </w:pPr>
       <w:r>
         <w:rPr>
-          <w:sz w:val="18"/>
+          <w:sz w:val="20"/>
         </w:rPr>
         <w:t xml:space="preserve">• </w:t>
       </w:r>
       <w:r>
         <w:rPr>
           <w:rFonts w:ascii="Courier New" w:hAnsi="Courier New"/>
-          <w:sz w:val="17"/>
+          <w:sz w:val="16"/>
         </w:rPr>
         <w:t>jtop</w:t>
       </w:r>
       <w:r>
+        <w:rPr>
+          <w:sz w:val="20"/>
+        </w:rPr>
         <w:t xml:space="preserve"> — monitor completo de Jetson (RAM, GPU, temperatura, energía)</w:t>
       </w:r>
     </w:p>
     <w:p>
       <w:pPr>
         <w:pStyle w:val="Endure-ChapterBodyText"/>
-        <w:spacing w:before="20" w:after="20"/>
+        <w:spacing w:before="40" w:after="40"/>
         <w:ind w:left="360" w:hanging="216"/>
       </w:pPr>
       <w:r>
         <w:rPr>
-          <w:sz w:val="18"/>
+          <w:sz w:val="20"/>
         </w:rPr>
         <w:t xml:space="preserve">• </w:t>
       </w:r>
       <w:r>
         <w:rPr>
           <w:rFonts w:ascii="Courier New" w:hAnsi="Courier New"/>
-          <w:sz w:val="17"/>
+          <w:sz w:val="16"/>
         </w:rPr>
         <w:t>tegrastats</w:t>
       </w:r>
       <w:r>
+        <w:rPr>
+          <w:sz w:val="20"/>
+        </w:rPr>
         <w:t xml:space="preserve"> — estadísticas en modo texto para scripts</w:t>
       </w:r>
     </w:p>
     <w:p>
       <w:pPr>
         <w:pStyle w:val="Endure-ChapterBodyText"/>
-        <w:spacing w:before="20" w:after="20"/>
+        <w:spacing w:before="40" w:after="40"/>
         <w:ind w:left="360" w:hanging="216"/>
       </w:pPr>
       <w:r>
         <w:rPr>
-          <w:sz w:val="18"/>
+          <w:sz w:val="20"/>
         </w:rPr>
         <w:t xml:space="preserve">• </w:t>
       </w:r>
       <w:r>
         <w:rPr>
           <w:rFonts w:ascii="Courier New" w:hAnsi="Courier New"/>
-          <w:sz w:val="17"/>
+          <w:sz w:val="16"/>
         </w:rPr>
         <w:t>nvcc --version</w:t>
       </w:r>
       <w:r>
+        <w:rPr>
+          <w:sz w:val="20"/>
+        </w:rPr>
         <w:t xml:space="preserve"> — verificar versión de CUDA dentro de contenedores</w:t>
       </w:r>
     </w:p>

--- a/book/docx-por-capitulo/capitulo-18-troubleshooting.docx
+++ b/book/docx-por-capitulo/capitulo-18-troubleshooting.docx
@@ -26,7 +26,7 @@
       <w:pPr>
         <w:pStyle w:val="Endure-Subhead"/>
         <w:keepNext/>
-        <w:spacing w:before="240" w:after="60"/>
+        <w:spacing w:before="240" w:after="60" w:line="240" w:lineRule="auto"/>
         <w:outlineLvl w:val="1"/>
       </w:pPr>
       <w:r>
@@ -39,7 +39,7 @@
     <w:p>
       <w:pPr>
         <w:pStyle w:val="Endure-FirstParagraphBodyText"/>
-        <w:spacing w:before="100" w:after="100"/>
+        <w:spacing w:before="100" w:after="100" w:line="240" w:lineRule="auto"/>
       </w:pPr>
       <w:r>
         <w:rPr>
@@ -51,7 +51,7 @@
     <w:p>
       <w:pPr>
         <w:pStyle w:val="Endure-ChapterBodyText"/>
-        <w:spacing w:before="100" w:after="100"/>
+        <w:spacing w:before="100" w:after="100" w:line="240" w:lineRule="auto"/>
       </w:pPr>
       <w:r>
         <w:rPr>
@@ -64,21 +64,21 @@
       <w:pPr>
         <w:pStyle w:val="Endure-Subhead"/>
         <w:keepNext/>
-        <w:spacing w:before="240" w:after="60"/>
+        <w:spacing w:before="240" w:after="60" w:line="240" w:lineRule="auto"/>
         <w:outlineLvl w:val="1"/>
       </w:pPr>
       <w:r>
         <w:rPr>
           <w:sz w:val="24"/>
         </w:rPr>
-        <w:t>16.1 Errores de Docker y Contenedores</w:t>
+        <w:t>18.1 Errores de Docker y Contenedores</w:t>
       </w:r>
     </w:p>
     <w:p>
       <w:pPr>
         <w:pStyle w:val="Endure-Subhead"/>
         <w:keepNext/>
-        <w:spacing w:before="160" w:after="60"/>
+        <w:spacing w:before="160" w:after="60" w:line="240" w:lineRule="auto"/>
         <w:outlineLvl w:val="2"/>
       </w:pPr>
       <w:r>
@@ -173,7 +173,7 @@
     <w:p>
       <w:pPr>
         <w:pStyle w:val="Endure-ChapterBodyText"/>
-        <w:spacing w:before="100" w:after="100"/>
+        <w:spacing w:before="100" w:after="100" w:line="240" w:lineRule="auto"/>
       </w:pPr>
       <w:r>
         <w:rPr>
@@ -192,7 +192,7 @@
     <w:p>
       <w:pPr>
         <w:pStyle w:val="Endure-ChapterBodyText"/>
-        <w:spacing w:before="100" w:after="100"/>
+        <w:spacing w:before="100" w:after="100" w:line="240" w:lineRule="auto"/>
       </w:pPr>
       <w:r>
         <w:rPr>
@@ -546,7 +546,7 @@
       <w:pPr>
         <w:pStyle w:val="Endure-Subhead"/>
         <w:keepNext/>
-        <w:spacing w:before="160" w:after="60"/>
+        <w:spacing w:before="160" w:after="60" w:line="240" w:lineRule="auto"/>
         <w:outlineLvl w:val="2"/>
       </w:pPr>
       <w:r>
@@ -658,7 +658,7 @@
     <w:p>
       <w:pPr>
         <w:pStyle w:val="Endure-ChapterBodyText"/>
-        <w:spacing w:before="100" w:after="100"/>
+        <w:spacing w:before="100" w:after="100" w:line="240" w:lineRule="auto"/>
       </w:pPr>
       <w:r>
         <w:rPr>
@@ -690,7 +690,7 @@
     <w:p>
       <w:pPr>
         <w:pStyle w:val="Endure-ChapterBodyText"/>
-        <w:spacing w:before="100" w:after="100"/>
+        <w:spacing w:before="100" w:after="100" w:line="240" w:lineRule="auto"/>
       </w:pPr>
       <w:r>
         <w:rPr>
@@ -914,7 +914,7 @@
       <w:pPr>
         <w:pStyle w:val="Endure-Subhead"/>
         <w:keepNext/>
-        <w:spacing w:before="160" w:after="60"/>
+        <w:spacing w:before="160" w:after="60" w:line="240" w:lineRule="auto"/>
         <w:outlineLvl w:val="2"/>
       </w:pPr>
       <w:r>
@@ -1010,7 +1010,7 @@
     <w:p>
       <w:pPr>
         <w:pStyle w:val="Endure-ChapterBodyText"/>
-        <w:spacing w:before="100" w:after="100"/>
+        <w:spacing w:before="100" w:after="100" w:line="240" w:lineRule="auto"/>
       </w:pPr>
       <w:r>
         <w:rPr>
@@ -1042,7 +1042,7 @@
     <w:p>
       <w:pPr>
         <w:pStyle w:val="Endure-ChapterBodyText"/>
-        <w:spacing w:before="100" w:after="100"/>
+        <w:spacing w:before="100" w:after="100" w:line="240" w:lineRule="auto"/>
       </w:pPr>
       <w:r>
         <w:rPr>
@@ -1352,7 +1352,7 @@
       <w:pPr>
         <w:pStyle w:val="Endure-Subhead"/>
         <w:keepNext/>
-        <w:spacing w:before="160" w:after="60"/>
+        <w:spacing w:before="160" w:after="60" w:line="240" w:lineRule="auto"/>
         <w:outlineLvl w:val="2"/>
       </w:pPr>
       <w:r>
@@ -1447,7 +1447,7 @@
     <w:p>
       <w:pPr>
         <w:pStyle w:val="Endure-ChapterBodyText"/>
-        <w:spacing w:before="100" w:after="100"/>
+        <w:spacing w:before="100" w:after="100" w:line="240" w:lineRule="auto"/>
       </w:pPr>
       <w:r>
         <w:rPr>
@@ -1466,7 +1466,7 @@
     <w:p>
       <w:pPr>
         <w:pStyle w:val="Endure-ChapterBodyText"/>
-        <w:spacing w:before="100" w:after="100"/>
+        <w:spacing w:before="100" w:after="100" w:line="240" w:lineRule="auto"/>
       </w:pPr>
       <w:r>
         <w:rPr>
@@ -1659,7 +1659,7 @@
       <w:pPr>
         <w:pStyle w:val="Endure-Subhead"/>
         <w:keepNext/>
-        <w:spacing w:before="160" w:after="60"/>
+        <w:spacing w:before="160" w:after="60" w:line="240" w:lineRule="auto"/>
         <w:outlineLvl w:val="2"/>
       </w:pPr>
       <w:r>
@@ -1755,7 +1755,7 @@
     <w:p>
       <w:pPr>
         <w:pStyle w:val="Endure-ChapterBodyText"/>
-        <w:spacing w:before="100" w:after="100"/>
+        <w:spacing w:before="100" w:after="100" w:line="240" w:lineRule="auto"/>
       </w:pPr>
       <w:r>
         <w:rPr>
@@ -1800,7 +1800,7 @@
     <w:p>
       <w:pPr>
         <w:pStyle w:val="Endure-ChapterBodyText"/>
-        <w:spacing w:before="100" w:after="100"/>
+        <w:spacing w:before="100" w:after="100" w:line="240" w:lineRule="auto"/>
       </w:pPr>
       <w:r>
         <w:rPr>
@@ -1975,21 +1975,21 @@
       <w:pPr>
         <w:pStyle w:val="Endure-Subhead"/>
         <w:keepNext/>
-        <w:spacing w:before="240" w:after="60"/>
+        <w:spacing w:before="240" w:after="60" w:line="240" w:lineRule="auto"/>
         <w:outlineLvl w:val="1"/>
       </w:pPr>
       <w:r>
         <w:rPr>
           <w:sz w:val="24"/>
         </w:rPr>
-        <w:t>16.2 Errores de Modelos LLM</w:t>
+        <w:t>18.2 Errores de Modelos LLM</w:t>
       </w:r>
     </w:p>
     <w:p>
       <w:pPr>
         <w:pStyle w:val="Endure-Subhead"/>
         <w:keepNext/>
-        <w:spacing w:before="160" w:after="60"/>
+        <w:spacing w:before="160" w:after="60" w:line="240" w:lineRule="auto"/>
         <w:outlineLvl w:val="2"/>
       </w:pPr>
       <w:r>
@@ -2100,7 +2100,7 @@
     <w:p>
       <w:pPr>
         <w:pStyle w:val="Endure-ChapterBodyText"/>
-        <w:spacing w:before="100" w:after="100"/>
+        <w:spacing w:before="100" w:after="100" w:line="240" w:lineRule="auto"/>
       </w:pPr>
       <w:r>
         <w:rPr>
@@ -2158,7 +2158,7 @@
     <w:p>
       <w:pPr>
         <w:pStyle w:val="Endure-ChapterBodyText"/>
-        <w:spacing w:before="100" w:after="100"/>
+        <w:spacing w:before="100" w:after="100" w:line="240" w:lineRule="auto"/>
       </w:pPr>
       <w:r>
         <w:rPr>
@@ -2405,7 +2405,7 @@
       <w:pPr>
         <w:pStyle w:val="Endure-Subhead"/>
         <w:keepNext/>
-        <w:spacing w:before="160" w:after="60"/>
+        <w:spacing w:before="160" w:after="60" w:line="240" w:lineRule="auto"/>
         <w:outlineLvl w:val="2"/>
       </w:pPr>
       <w:r>
@@ -2546,7 +2546,7 @@
     <w:p>
       <w:pPr>
         <w:pStyle w:val="Endure-ChapterBodyText"/>
-        <w:spacing w:before="100" w:after="100"/>
+        <w:spacing w:before="100" w:after="100" w:line="240" w:lineRule="auto"/>
       </w:pPr>
       <w:r>
         <w:rPr>
@@ -2578,7 +2578,7 @@
     <w:p>
       <w:pPr>
         <w:pStyle w:val="Endure-ChapterBodyText"/>
-        <w:spacing w:before="100" w:after="100"/>
+        <w:spacing w:before="100" w:after="100" w:line="240" w:lineRule="auto"/>
       </w:pPr>
       <w:r>
         <w:rPr>
@@ -2849,7 +2849,7 @@
       <w:pPr>
         <w:pStyle w:val="Endure-Subhead"/>
         <w:keepNext/>
-        <w:spacing w:before="160" w:after="60"/>
+        <w:spacing w:before="160" w:after="60" w:line="240" w:lineRule="auto"/>
         <w:outlineLvl w:val="2"/>
       </w:pPr>
       <w:r>
@@ -2944,7 +2944,7 @@
     <w:p>
       <w:pPr>
         <w:pStyle w:val="Endure-ChapterBodyText"/>
-        <w:spacing w:before="100" w:after="100"/>
+        <w:spacing w:before="100" w:after="100" w:line="240" w:lineRule="auto"/>
       </w:pPr>
       <w:r>
         <w:rPr>
@@ -2963,7 +2963,7 @@
     <w:p>
       <w:pPr>
         <w:pStyle w:val="Endure-ChapterBodyText"/>
-        <w:spacing w:before="100" w:after="100"/>
+        <w:spacing w:before="100" w:after="100" w:line="240" w:lineRule="auto"/>
       </w:pPr>
       <w:r>
         <w:rPr>
@@ -3287,7 +3287,7 @@
       <w:pPr>
         <w:pStyle w:val="Endure-Subhead"/>
         <w:keepNext/>
-        <w:spacing w:before="160" w:after="60"/>
+        <w:spacing w:before="160" w:after="60" w:line="240" w:lineRule="auto"/>
         <w:outlineLvl w:val="2"/>
       </w:pPr>
       <w:r>
@@ -3366,7 +3366,7 @@
     <w:p>
       <w:pPr>
         <w:pStyle w:val="Endure-ChapterBodyText"/>
-        <w:spacing w:before="100" w:after="100"/>
+        <w:spacing w:before="100" w:after="100" w:line="240" w:lineRule="auto"/>
       </w:pPr>
       <w:r>
         <w:rPr>
@@ -3468,7 +3468,7 @@
     <w:p>
       <w:pPr>
         <w:pStyle w:val="Endure-ChapterBodyText"/>
-        <w:spacing w:before="100" w:after="100"/>
+        <w:spacing w:before="100" w:after="100" w:line="240" w:lineRule="auto"/>
       </w:pPr>
       <w:r>
         <w:rPr>
@@ -3585,7 +3585,7 @@
     <w:p>
       <w:pPr>
         <w:pStyle w:val="Endure-ChapterBodyText"/>
-        <w:spacing w:before="100" w:after="100"/>
+        <w:spacing w:before="100" w:after="100" w:line="240" w:lineRule="auto"/>
       </w:pPr>
       <w:r>
         <w:rPr>
@@ -3734,7 +3734,7 @@
       <w:pPr>
         <w:pStyle w:val="Endure-Subhead"/>
         <w:keepNext/>
-        <w:spacing w:before="160" w:after="60"/>
+        <w:spacing w:before="160" w:after="60" w:line="240" w:lineRule="auto"/>
         <w:outlineLvl w:val="2"/>
       </w:pPr>
       <w:r>
@@ -3847,7 +3847,7 @@
     <w:p>
       <w:pPr>
         <w:pStyle w:val="Endure-ChapterBodyText"/>
-        <w:spacing w:before="100" w:after="100"/>
+        <w:spacing w:before="100" w:after="100" w:line="240" w:lineRule="auto"/>
       </w:pPr>
       <w:r>
         <w:rPr>
@@ -3879,7 +3879,7 @@
     <w:p>
       <w:pPr>
         <w:pStyle w:val="Endure-ChapterBodyText"/>
-        <w:spacing w:before="100" w:after="100"/>
+        <w:spacing w:before="100" w:after="100" w:line="240" w:lineRule="auto"/>
       </w:pPr>
       <w:r>
         <w:rPr>
@@ -4006,21 +4006,21 @@
       <w:pPr>
         <w:pStyle w:val="Endure-Subhead"/>
         <w:keepNext/>
-        <w:spacing w:before="240" w:after="60"/>
+        <w:spacing w:before="240" w:after="60" w:line="240" w:lineRule="auto"/>
         <w:outlineLvl w:val="1"/>
       </w:pPr>
       <w:r>
         <w:rPr>
           <w:sz w:val="24"/>
         </w:rPr>
-        <w:t>16.3 Errores de Red y Acceso Remoto</w:t>
+        <w:t>18.3 Errores de Red y Acceso Remoto</w:t>
       </w:r>
     </w:p>
     <w:p>
       <w:pPr>
         <w:pStyle w:val="Endure-Subhead"/>
         <w:keepNext/>
-        <w:spacing w:before="160" w:after="60"/>
+        <w:spacing w:before="160" w:after="60" w:line="240" w:lineRule="auto"/>
         <w:outlineLvl w:val="2"/>
       </w:pPr>
       <w:r>
@@ -4099,7 +4099,7 @@
     <w:p>
       <w:pPr>
         <w:pStyle w:val="Endure-ChapterBodyText"/>
-        <w:spacing w:before="100" w:after="100"/>
+        <w:spacing w:before="100" w:after="100" w:line="240" w:lineRule="auto"/>
       </w:pPr>
       <w:r>
         <w:rPr>
@@ -4144,7 +4144,7 @@
     <w:p>
       <w:pPr>
         <w:pStyle w:val="Endure-ChapterBodyText"/>
-        <w:spacing w:before="100" w:after="100"/>
+        <w:spacing w:before="100" w:after="100" w:line="240" w:lineRule="auto"/>
       </w:pPr>
       <w:r>
         <w:rPr>
@@ -4258,7 +4258,7 @@
     <w:p>
       <w:pPr>
         <w:pStyle w:val="Endure-ChapterBodyText"/>
-        <w:spacing w:before="100" w:after="100"/>
+        <w:spacing w:before="100" w:after="100" w:line="240" w:lineRule="auto"/>
       </w:pPr>
       <w:r>
         <w:rPr>
@@ -4277,7 +4277,7 @@
     <w:p>
       <w:pPr>
         <w:pStyle w:val="Endure-ChapterBodyText"/>
-        <w:spacing w:before="100" w:after="100"/>
+        <w:spacing w:before="100" w:after="100" w:line="240" w:lineRule="auto"/>
       </w:pPr>
       <w:r>
         <w:rPr>
@@ -4435,7 +4435,7 @@
     <w:p>
       <w:pPr>
         <w:pStyle w:val="Endure-ChapterBodyText"/>
-        <w:spacing w:before="100" w:after="100"/>
+        <w:spacing w:before="100" w:after="100" w:line="240" w:lineRule="auto"/>
       </w:pPr>
       <w:r>
         <w:rPr>
@@ -4467,7 +4467,7 @@
     <w:p>
       <w:pPr>
         <w:pStyle w:val="Endure-ChapterBodyText"/>
-        <w:spacing w:before="100" w:after="100"/>
+        <w:spacing w:before="100" w:after="100" w:line="240" w:lineRule="auto"/>
       </w:pPr>
       <w:r>
         <w:rPr>
@@ -4595,7 +4595,7 @@
       <w:pPr>
         <w:pStyle w:val="Endure-Subhead"/>
         <w:keepNext/>
-        <w:spacing w:before="160" w:after="60"/>
+        <w:spacing w:before="160" w:after="60" w:line="240" w:lineRule="auto"/>
         <w:outlineLvl w:val="2"/>
       </w:pPr>
       <w:r>
@@ -4674,7 +4674,7 @@
     <w:p>
       <w:pPr>
         <w:pStyle w:val="Endure-ChapterBodyText"/>
-        <w:spacing w:before="100" w:after="100"/>
+        <w:spacing w:before="100" w:after="100" w:line="240" w:lineRule="auto"/>
       </w:pPr>
       <w:r>
         <w:rPr>
@@ -4693,7 +4693,7 @@
     <w:p>
       <w:pPr>
         <w:pStyle w:val="Endure-ChapterBodyText"/>
-        <w:spacing w:before="100" w:after="100"/>
+        <w:spacing w:before="100" w:after="100" w:line="240" w:lineRule="auto"/>
       </w:pPr>
       <w:r>
         <w:rPr>
@@ -4840,7 +4840,7 @@
     <w:p>
       <w:pPr>
         <w:pStyle w:val="Endure-ChapterBodyText"/>
-        <w:spacing w:before="100" w:after="100"/>
+        <w:spacing w:before="100" w:after="100" w:line="240" w:lineRule="auto"/>
       </w:pPr>
       <w:r>
         <w:rPr>
@@ -5017,7 +5017,7 @@
       <w:pPr>
         <w:pStyle w:val="Endure-Subhead"/>
         <w:keepNext/>
-        <w:spacing w:before="160" w:after="60"/>
+        <w:spacing w:before="160" w:after="60" w:line="240" w:lineRule="auto"/>
         <w:outlineLvl w:val="2"/>
       </w:pPr>
       <w:r>
@@ -5096,7 +5096,7 @@
     <w:p>
       <w:pPr>
         <w:pStyle w:val="Endure-ChapterBodyText"/>
-        <w:spacing w:before="100" w:after="100"/>
+        <w:spacing w:before="100" w:after="100" w:line="240" w:lineRule="auto"/>
       </w:pPr>
       <w:r>
         <w:rPr>
@@ -5115,7 +5115,7 @@
     <w:p>
       <w:pPr>
         <w:pStyle w:val="Endure-ChapterBodyText"/>
-        <w:spacing w:before="100" w:after="100"/>
+        <w:spacing w:before="100" w:after="100" w:line="240" w:lineRule="auto"/>
       </w:pPr>
       <w:r>
         <w:rPr>
@@ -5712,21 +5712,21 @@
       <w:pPr>
         <w:pStyle w:val="Endure-Subhead"/>
         <w:keepNext/>
-        <w:spacing w:before="240" w:after="60"/>
+        <w:spacing w:before="240" w:after="60" w:line="240" w:lineRule="auto"/>
         <w:outlineLvl w:val="1"/>
       </w:pPr>
       <w:r>
         <w:rPr>
           <w:sz w:val="24"/>
         </w:rPr>
-        <w:t>16.4 Errores del Sistema Operativo</w:t>
+        <w:t>18.4 Errores del Sistema Operativo</w:t>
       </w:r>
     </w:p>
     <w:p>
       <w:pPr>
         <w:pStyle w:val="Endure-Subhead"/>
         <w:keepNext/>
-        <w:spacing w:before="160" w:after="60"/>
+        <w:spacing w:before="160" w:after="60" w:line="240" w:lineRule="auto"/>
         <w:outlineLvl w:val="2"/>
       </w:pPr>
       <w:r>
@@ -5788,7 +5788,7 @@
     <w:p>
       <w:pPr>
         <w:pStyle w:val="Endure-ChapterBodyText"/>
-        <w:spacing w:before="100" w:after="100"/>
+        <w:spacing w:before="100" w:after="100" w:line="240" w:lineRule="auto"/>
       </w:pPr>
       <w:r>
         <w:rPr>
@@ -5820,7 +5820,7 @@
     <w:p>
       <w:pPr>
         <w:pStyle w:val="Endure-ChapterBodyText"/>
-        <w:spacing w:before="100" w:after="100"/>
+        <w:spacing w:before="100" w:after="100" w:line="240" w:lineRule="auto"/>
       </w:pPr>
       <w:r>
         <w:rPr>
@@ -5932,7 +5932,7 @@
     <w:p>
       <w:pPr>
         <w:pStyle w:val="Endure-ChapterBodyText"/>
-        <w:spacing w:before="100" w:after="100"/>
+        <w:spacing w:before="100" w:after="100" w:line="240" w:lineRule="auto"/>
       </w:pPr>
       <w:r>
         <w:rPr>
@@ -6082,7 +6082,7 @@
       <w:pPr>
         <w:pStyle w:val="Endure-Subhead"/>
         <w:keepNext/>
-        <w:spacing w:before="160" w:after="60"/>
+        <w:spacing w:before="160" w:after="60" w:line="240" w:lineRule="auto"/>
         <w:outlineLvl w:val="2"/>
       </w:pPr>
       <w:r>
@@ -6161,7 +6161,7 @@
     <w:p>
       <w:pPr>
         <w:pStyle w:val="Endure-ChapterBodyText"/>
-        <w:spacing w:before="100" w:after="100"/>
+        <w:spacing w:before="100" w:after="100" w:line="240" w:lineRule="auto"/>
       </w:pPr>
       <w:r>
         <w:rPr>
@@ -6180,7 +6180,7 @@
     <w:p>
       <w:pPr>
         <w:pStyle w:val="Endure-ChapterBodyText"/>
-        <w:spacing w:before="100" w:after="100"/>
+        <w:spacing w:before="100" w:after="100" w:line="240" w:lineRule="auto"/>
       </w:pPr>
       <w:r>
         <w:rPr>
@@ -6487,7 +6487,7 @@
       <w:pPr>
         <w:pStyle w:val="Endure-Subhead"/>
         <w:keepNext/>
-        <w:spacing w:before="160" w:after="60"/>
+        <w:spacing w:before="160" w:after="60" w:line="240" w:lineRule="auto"/>
         <w:outlineLvl w:val="2"/>
       </w:pPr>
       <w:r>
@@ -6549,7 +6549,7 @@
     <w:p>
       <w:pPr>
         <w:pStyle w:val="Endure-ChapterBodyText"/>
-        <w:spacing w:before="100" w:after="100"/>
+        <w:spacing w:before="100" w:after="100" w:line="240" w:lineRule="auto"/>
       </w:pPr>
       <w:r>
         <w:rPr>
@@ -6568,7 +6568,7 @@
     <w:p>
       <w:pPr>
         <w:pStyle w:val="Endure-ChapterBodyText"/>
-        <w:spacing w:before="100" w:after="100"/>
+        <w:spacing w:before="100" w:after="100" w:line="240" w:lineRule="auto"/>
       </w:pPr>
       <w:r>
         <w:rPr>
@@ -6695,7 +6695,7 @@
     <w:p>
       <w:pPr>
         <w:pStyle w:val="Endure-ChapterBodyText"/>
-        <w:spacing w:before="100" w:after="100"/>
+        <w:spacing w:before="100" w:after="100" w:line="240" w:lineRule="auto"/>
       </w:pPr>
       <w:r>
         <w:rPr>
@@ -6905,7 +6905,7 @@
       <w:pPr>
         <w:pStyle w:val="Endure-Subhead"/>
         <w:keepNext/>
-        <w:spacing w:before="160" w:after="60"/>
+        <w:spacing w:before="160" w:after="60" w:line="240" w:lineRule="auto"/>
         <w:outlineLvl w:val="2"/>
       </w:pPr>
       <w:r>
@@ -7048,7 +7048,7 @@
     <w:p>
       <w:pPr>
         <w:pStyle w:val="Endure-ChapterBodyText"/>
-        <w:spacing w:before="100" w:after="100"/>
+        <w:spacing w:before="100" w:after="100" w:line="240" w:lineRule="auto"/>
       </w:pPr>
       <w:r>
         <w:rPr>
@@ -7067,7 +7067,7 @@
     <w:p>
       <w:pPr>
         <w:pStyle w:val="Endure-ChapterBodyText"/>
-        <w:spacing w:before="100" w:after="100"/>
+        <w:spacing w:before="100" w:after="100" w:line="240" w:lineRule="auto"/>
       </w:pPr>
       <w:r>
         <w:rPr>
@@ -7274,7 +7274,7 @@
       <w:pPr>
         <w:pStyle w:val="Endure-Subhead"/>
         <w:keepNext/>
-        <w:spacing w:before="160" w:after="60"/>
+        <w:spacing w:before="160" w:after="60" w:line="240" w:lineRule="auto"/>
         <w:outlineLvl w:val="2"/>
       </w:pPr>
       <w:r>
@@ -7353,7 +7353,7 @@
     <w:p>
       <w:pPr>
         <w:pStyle w:val="Endure-ChapterBodyText"/>
-        <w:spacing w:before="100" w:after="100"/>
+        <w:spacing w:before="100" w:after="100" w:line="240" w:lineRule="auto"/>
       </w:pPr>
       <w:r>
         <w:rPr>
@@ -7372,7 +7372,7 @@
     <w:p>
       <w:pPr>
         <w:pStyle w:val="Endure-ChapterBodyText"/>
-        <w:spacing w:before="100" w:after="100"/>
+        <w:spacing w:before="100" w:after="100" w:line="240" w:lineRule="auto"/>
       </w:pPr>
       <w:r>
         <w:rPr>
@@ -7564,21 +7564,21 @@
       <w:pPr>
         <w:pStyle w:val="Endure-Subhead"/>
         <w:keepNext/>
-        <w:spacing w:before="240" w:after="60"/>
+        <w:spacing w:before="240" w:after="60" w:line="240" w:lineRule="auto"/>
         <w:outlineLvl w:val="1"/>
       </w:pPr>
       <w:r>
         <w:rPr>
           <w:sz w:val="24"/>
         </w:rPr>
-        <w:t>16.5 Errores de vLLM y llama.cpp</w:t>
+        <w:t>18.5 Errores de vLLM y llama.cpp</w:t>
       </w:r>
     </w:p>
     <w:p>
       <w:pPr>
         <w:pStyle w:val="Endure-Subhead"/>
         <w:keepNext/>
-        <w:spacing w:before="160" w:after="60"/>
+        <w:spacing w:before="160" w:after="60" w:line="240" w:lineRule="auto"/>
         <w:outlineLvl w:val="2"/>
       </w:pPr>
       <w:r>
@@ -7674,7 +7674,7 @@
     <w:p>
       <w:pPr>
         <w:pStyle w:val="Endure-ChapterBodyText"/>
-        <w:spacing w:before="100" w:after="100"/>
+        <w:spacing w:before="100" w:after="100" w:line="240" w:lineRule="auto"/>
       </w:pPr>
       <w:r>
         <w:rPr>
@@ -7706,7 +7706,7 @@
     <w:p>
       <w:pPr>
         <w:pStyle w:val="Endure-ChapterBodyText"/>
-        <w:spacing w:before="100" w:after="100"/>
+        <w:spacing w:before="100" w:after="100" w:line="240" w:lineRule="auto"/>
       </w:pPr>
       <w:r>
         <w:rPr>
@@ -7869,7 +7869,7 @@
       <w:pPr>
         <w:pStyle w:val="Endure-Subhead"/>
         <w:keepNext/>
-        <w:spacing w:before="160" w:after="60"/>
+        <w:spacing w:before="160" w:after="60" w:line="240" w:lineRule="auto"/>
         <w:outlineLvl w:val="2"/>
       </w:pPr>
       <w:r>
@@ -7948,7 +7948,7 @@
     <w:p>
       <w:pPr>
         <w:pStyle w:val="Endure-ChapterBodyText"/>
-        <w:spacing w:before="100" w:after="100"/>
+        <w:spacing w:before="100" w:after="100" w:line="240" w:lineRule="auto"/>
       </w:pPr>
       <w:r>
         <w:rPr>
@@ -7967,7 +7967,7 @@
     <w:p>
       <w:pPr>
         <w:pStyle w:val="Endure-ChapterBodyText"/>
-        <w:spacing w:before="100" w:after="100"/>
+        <w:spacing w:before="100" w:after="100" w:line="240" w:lineRule="auto"/>
       </w:pPr>
       <w:r>
         <w:rPr>
@@ -8146,28 +8146,28 @@
       <w:pPr>
         <w:pStyle w:val="Endure-Subhead"/>
         <w:keepNext/>
-        <w:spacing w:before="240" w:after="60"/>
+        <w:spacing w:before="240" w:after="60" w:line="240" w:lineRule="auto"/>
         <w:outlineLvl w:val="1"/>
       </w:pPr>
       <w:r>
         <w:rPr>
           <w:sz w:val="24"/>
         </w:rPr>
-        <w:t>16.6 Mejores Prácticas — Resumen</w:t>
+        <w:t>18.6 Mejores Prácticas — Resumen</w:t>
       </w:r>
     </w:p>
     <w:p>
       <w:pPr>
         <w:pStyle w:val="Endure-Subhead"/>
         <w:keepNext/>
-        <w:spacing w:before="160" w:after="60"/>
+        <w:spacing w:before="160" w:after="60" w:line="240" w:lineRule="auto"/>
         <w:outlineLvl w:val="2"/>
       </w:pPr>
       <w:r>
         <w:rPr>
           <w:sz w:val="22"/>
         </w:rPr>
-        <w:t>16.6.1 Reglas de oro para el Jetson</w:t>
+        <w:t>18.6.1 Reglas de oro para el Jetson</w:t>
       </w:r>
     </w:p>
     <w:tbl>
@@ -8206,7 +8206,7 @@
           </w:tcPr>
           <w:p>
             <w:pPr>
-              <w:spacing w:before="0" w:after="0"/>
+              <w:spacing w:before="0" w:after="0" w:line="240" w:lineRule="auto"/>
               <w:jc w:val="center"/>
             </w:pPr>
             <w:r>
@@ -8239,7 +8239,7 @@
           </w:tcPr>
           <w:p>
             <w:pPr>
-              <w:spacing w:before="0" w:after="0"/>
+              <w:spacing w:before="0" w:after="0" w:line="240" w:lineRule="auto"/>
               <w:jc w:val="center"/>
             </w:pPr>
             <w:r>
@@ -8272,7 +8272,7 @@
           </w:tcPr>
           <w:p>
             <w:pPr>
-              <w:spacing w:before="0" w:after="0"/>
+              <w:spacing w:before="0" w:after="0" w:line="240" w:lineRule="auto"/>
               <w:jc w:val="center"/>
             </w:pPr>
             <w:r>
@@ -8310,7 +8310,7 @@
           </w:tcPr>
           <w:p>
             <w:pPr>
-              <w:spacing w:before="0" w:after="0"/>
+              <w:spacing w:before="0" w:after="0" w:line="240" w:lineRule="auto"/>
               <w:jc w:val="center"/>
             </w:pPr>
             <w:r>
@@ -8341,7 +8341,7 @@
           </w:tcPr>
           <w:p>
             <w:pPr>
-              <w:spacing w:before="0" w:after="0"/>
+              <w:spacing w:before="0" w:after="0" w:line="240" w:lineRule="auto"/>
               <w:jc w:val="both"/>
             </w:pPr>
             <w:r>
@@ -8372,7 +8372,7 @@
           </w:tcPr>
           <w:p>
             <w:pPr>
-              <w:spacing w:before="0" w:after="0"/>
+              <w:spacing w:before="0" w:after="0" w:line="240" w:lineRule="auto"/>
               <w:jc w:val="center"/>
             </w:pPr>
             <w:r>
@@ -8408,7 +8408,7 @@
           </w:tcPr>
           <w:p>
             <w:pPr>
-              <w:spacing w:before="0" w:after="0"/>
+              <w:spacing w:before="0" w:after="0" w:line="240" w:lineRule="auto"/>
               <w:jc w:val="center"/>
             </w:pPr>
             <w:r>
@@ -8439,7 +8439,7 @@
           </w:tcPr>
           <w:p>
             <w:pPr>
-              <w:spacing w:before="0" w:after="0"/>
+              <w:spacing w:before="0" w:after="0" w:line="240" w:lineRule="auto"/>
               <w:jc w:val="center"/>
             </w:pPr>
             <w:r>
@@ -8470,7 +8470,7 @@
           </w:tcPr>
           <w:p>
             <w:pPr>
-              <w:spacing w:before="0" w:after="0"/>
+              <w:spacing w:before="0" w:after="0" w:line="240" w:lineRule="auto"/>
               <w:jc w:val="center"/>
             </w:pPr>
             <w:r>
@@ -8506,7 +8506,7 @@
           </w:tcPr>
           <w:p>
             <w:pPr>
-              <w:spacing w:before="0" w:after="0"/>
+              <w:spacing w:before="0" w:after="0" w:line="240" w:lineRule="auto"/>
               <w:jc w:val="both"/>
             </w:pPr>
             <w:r>
@@ -8537,7 +8537,7 @@
           </w:tcPr>
           <w:p>
             <w:pPr>
-              <w:spacing w:before="0" w:after="0"/>
+              <w:spacing w:before="0" w:after="0" w:line="240" w:lineRule="auto"/>
               <w:jc w:val="both"/>
             </w:pPr>
             <w:r>
@@ -8568,7 +8568,7 @@
           </w:tcPr>
           <w:p>
             <w:pPr>
-              <w:spacing w:before="0" w:after="0"/>
+              <w:spacing w:before="0" w:after="0" w:line="240" w:lineRule="auto"/>
               <w:jc w:val="center"/>
             </w:pPr>
             <w:r>
@@ -8604,7 +8604,7 @@
           </w:tcPr>
           <w:p>
             <w:pPr>
-              <w:spacing w:before="0" w:after="0"/>
+              <w:spacing w:before="0" w:after="0" w:line="240" w:lineRule="auto"/>
               <w:jc w:val="center"/>
             </w:pPr>
             <w:r>
@@ -8635,7 +8635,7 @@
           </w:tcPr>
           <w:p>
             <w:pPr>
-              <w:spacing w:before="0" w:after="0"/>
+              <w:spacing w:before="0" w:after="0" w:line="240" w:lineRule="auto"/>
               <w:jc w:val="center"/>
             </w:pPr>
             <w:r>
@@ -8666,7 +8666,7 @@
           </w:tcPr>
           <w:p>
             <w:pPr>
-              <w:spacing w:before="0" w:after="0"/>
+              <w:spacing w:before="0" w:after="0" w:line="240" w:lineRule="auto"/>
               <w:jc w:val="both"/>
             </w:pPr>
             <w:r>
@@ -8702,7 +8702,7 @@
           </w:tcPr>
           <w:p>
             <w:pPr>
-              <w:spacing w:before="0" w:after="0"/>
+              <w:spacing w:before="0" w:after="0" w:line="240" w:lineRule="auto"/>
               <w:jc w:val="both"/>
             </w:pPr>
             <w:r>
@@ -8733,7 +8733,7 @@
           </w:tcPr>
           <w:p>
             <w:pPr>
-              <w:spacing w:before="0" w:after="0"/>
+              <w:spacing w:before="0" w:after="0" w:line="240" w:lineRule="auto"/>
               <w:jc w:val="center"/>
             </w:pPr>
             <w:r>
@@ -8764,7 +8764,7 @@
           </w:tcPr>
           <w:p>
             <w:pPr>
-              <w:spacing w:before="0" w:after="0"/>
+              <w:spacing w:before="0" w:after="0" w:line="240" w:lineRule="auto"/>
               <w:jc w:val="center"/>
             </w:pPr>
             <w:r>
@@ -8800,7 +8800,7 @@
           </w:tcPr>
           <w:p>
             <w:pPr>
-              <w:spacing w:before="0" w:after="0"/>
+              <w:spacing w:before="0" w:after="0" w:line="240" w:lineRule="auto"/>
               <w:jc w:val="center"/>
             </w:pPr>
             <w:r>
@@ -8831,7 +8831,7 @@
           </w:tcPr>
           <w:p>
             <w:pPr>
-              <w:spacing w:before="0" w:after="0"/>
+              <w:spacing w:before="0" w:after="0" w:line="240" w:lineRule="auto"/>
               <w:jc w:val="center"/>
             </w:pPr>
             <w:r>
@@ -8862,7 +8862,7 @@
           </w:tcPr>
           <w:p>
             <w:pPr>
-              <w:spacing w:before="0" w:after="0"/>
+              <w:spacing w:before="0" w:after="0" w:line="240" w:lineRule="auto"/>
               <w:jc w:val="center"/>
             </w:pPr>
             <w:r>
@@ -8898,7 +8898,7 @@
           </w:tcPr>
           <w:p>
             <w:pPr>
-              <w:spacing w:before="0" w:after="0"/>
+              <w:spacing w:before="0" w:after="0" w:line="240" w:lineRule="auto"/>
               <w:jc w:val="center"/>
             </w:pPr>
             <w:r>
@@ -8929,7 +8929,7 @@
           </w:tcPr>
           <w:p>
             <w:pPr>
-              <w:spacing w:before="0" w:after="0"/>
+              <w:spacing w:before="0" w:after="0" w:line="240" w:lineRule="auto"/>
               <w:jc w:val="center"/>
             </w:pPr>
             <w:r>
@@ -8960,7 +8960,7 @@
           </w:tcPr>
           <w:p>
             <w:pPr>
-              <w:spacing w:before="0" w:after="0"/>
+              <w:spacing w:before="0" w:after="0" w:line="240" w:lineRule="auto"/>
               <w:jc w:val="center"/>
             </w:pPr>
             <w:r>
@@ -8982,14 +8982,14 @@
       <w:pPr>
         <w:pStyle w:val="Endure-Subhead"/>
         <w:keepNext/>
-        <w:spacing w:before="160" w:after="60"/>
+        <w:spacing w:before="160" w:after="60" w:line="240" w:lineRule="auto"/>
         <w:outlineLvl w:val="2"/>
       </w:pPr>
       <w:r>
         <w:rPr>
           <w:sz w:val="22"/>
         </w:rPr>
-        <w:t>16.6.2 Comandos de diagnóstico más útiles</w:t>
+        <w:t>18.6.2 Comandos de diagnóstico más útiles</w:t>
       </w:r>
     </w:p>
     <w:tbl>
@@ -9323,20 +9323,20 @@
       <w:pPr>
         <w:pStyle w:val="Endure-Subhead"/>
         <w:keepNext/>
-        <w:spacing w:before="160" w:after="60"/>
+        <w:spacing w:before="160" w:after="60" w:line="240" w:lineRule="auto"/>
         <w:outlineLvl w:val="2"/>
       </w:pPr>
       <w:r>
         <w:rPr>
           <w:sz w:val="22"/>
         </w:rPr>
-        <w:t>16.6.3 Checklist antes de reportar un problema</w:t>
+        <w:t>18.6.3 Checklist antes de reportar un problema</w:t>
       </w:r>
     </w:p>
     <w:p>
       <w:pPr>
         <w:pStyle w:val="Endure-FirstParagraphBodyText"/>
-        <w:spacing w:before="100" w:after="100"/>
+        <w:spacing w:before="100" w:after="100" w:line="240" w:lineRule="auto"/>
       </w:pPr>
       <w:r>
         <w:rPr>
@@ -9788,20 +9788,20 @@
       <w:pPr>
         <w:pStyle w:val="Endure-Subhead"/>
         <w:keepNext/>
-        <w:spacing w:before="240" w:after="60"/>
+        <w:spacing w:before="240" w:after="60" w:line="240" w:lineRule="auto"/>
         <w:outlineLvl w:val="1"/>
       </w:pPr>
       <w:r>
         <w:rPr>
           <w:sz w:val="24"/>
         </w:rPr>
-        <w:t>16.7 Recursos de Ayuda</w:t>
+        <w:t>18.7 Recursos de Ayuda</w:t>
       </w:r>
     </w:p>
     <w:p>
       <w:pPr>
         <w:pStyle w:val="Endure-FirstParagraphBodyText"/>
-        <w:spacing w:before="100" w:after="100"/>
+        <w:spacing w:before="100" w:after="100" w:line="240" w:lineRule="auto"/>
       </w:pPr>
       <w:r>
         <w:rPr>
@@ -9814,7 +9814,7 @@
     <w:p>
       <w:pPr>
         <w:pStyle w:val="Endure-ChapterBodyText"/>
-        <w:spacing w:before="40" w:after="40"/>
+        <w:spacing w:before="40" w:after="40" w:line="240" w:lineRule="auto"/>
         <w:ind w:left="360" w:hanging="216"/>
       </w:pPr>
       <w:r>
@@ -9840,7 +9840,7 @@
     <w:p>
       <w:pPr>
         <w:pStyle w:val="Endure-ChapterBodyText"/>
-        <w:spacing w:before="40" w:after="40"/>
+        <w:spacing w:before="40" w:after="40" w:line="240" w:lineRule="auto"/>
         <w:ind w:left="360" w:hanging="216"/>
       </w:pPr>
       <w:r>
@@ -9866,7 +9866,7 @@
     <w:p>
       <w:pPr>
         <w:pStyle w:val="Endure-ChapterBodyText"/>
-        <w:spacing w:before="40" w:after="40"/>
+        <w:spacing w:before="40" w:after="40" w:line="240" w:lineRule="auto"/>
         <w:ind w:left="360" w:hanging="216"/>
       </w:pPr>
       <w:r>
@@ -9897,7 +9897,7 @@
     <w:p>
       <w:pPr>
         <w:pStyle w:val="Endure-ChapterBodyText"/>
-        <w:spacing w:before="100" w:after="100"/>
+        <w:spacing w:before="100" w:after="100" w:line="240" w:lineRule="auto"/>
       </w:pPr>
       <w:r>
         <w:rPr>
@@ -9910,7 +9910,7 @@
     <w:p>
       <w:pPr>
         <w:pStyle w:val="Endure-ChapterBodyText"/>
-        <w:spacing w:before="40" w:after="40"/>
+        <w:spacing w:before="40" w:after="40" w:line="240" w:lineRule="auto"/>
         <w:ind w:left="360" w:hanging="216"/>
       </w:pPr>
       <w:r>
@@ -9929,7 +9929,7 @@
     <w:p>
       <w:pPr>
         <w:pStyle w:val="Endure-ChapterBodyText"/>
-        <w:spacing w:before="40" w:after="40"/>
+        <w:spacing w:before="40" w:after="40" w:line="240" w:lineRule="auto"/>
         <w:ind w:left="360" w:hanging="216"/>
       </w:pPr>
       <w:r>
@@ -9948,7 +9948,7 @@
     <w:p>
       <w:pPr>
         <w:pStyle w:val="Endure-ChapterBodyText"/>
-        <w:spacing w:before="40" w:after="40"/>
+        <w:spacing w:before="40" w:after="40" w:line="240" w:lineRule="auto"/>
         <w:ind w:left="360" w:hanging="216"/>
       </w:pPr>
       <w:r>
@@ -9972,7 +9972,7 @@
     <w:p>
       <w:pPr>
         <w:pStyle w:val="Endure-ChapterBodyText"/>
-        <w:spacing w:before="100" w:after="100"/>
+        <w:spacing w:before="100" w:after="100" w:line="240" w:lineRule="auto"/>
       </w:pPr>
       <w:r>
         <w:rPr>
@@ -9985,7 +9985,7 @@
     <w:p>
       <w:pPr>
         <w:pStyle w:val="Endure-ChapterBodyText"/>
-        <w:spacing w:before="40" w:after="40"/>
+        <w:spacing w:before="40" w:after="40" w:line="240" w:lineRule="auto"/>
         <w:ind w:left="360" w:hanging="216"/>
       </w:pPr>
       <w:r>
@@ -10011,7 +10011,7 @@
     <w:p>
       <w:pPr>
         <w:pStyle w:val="Endure-ChapterBodyText"/>
-        <w:spacing w:before="40" w:after="40"/>
+        <w:spacing w:before="40" w:after="40" w:line="240" w:lineRule="auto"/>
         <w:ind w:left="360" w:hanging="216"/>
       </w:pPr>
       <w:r>
@@ -10037,7 +10037,7 @@
     <w:p>
       <w:pPr>
         <w:pStyle w:val="Endure-ChapterBodyText"/>
-        <w:spacing w:before="40" w:after="40"/>
+        <w:spacing w:before="40" w:after="40" w:line="240" w:lineRule="auto"/>
         <w:ind w:left="360" w:hanging="216"/>
       </w:pPr>
       <w:r>
@@ -10067,6 +10067,11 @@
     </w:p>
     <w:sectPr>
       <w:footerReference w:type="first" r:id="rId43"/>
+      <w:headerReference w:type="default" r:id="rId46"/>
+      <w:footerReference w:type="default" r:id="rId47"/>
+      <w:headerReference w:type="even" r:id="rId48"/>
+      <w:footerReference w:type="even" r:id="rId49"/>
+      <w:headerReference w:type="first" r:id="rId50"/>
       <w:type w:val="nextColumn"/>
       <w:pgSz w:w="10080" w:h="14400"/>
       <w:pgMar w:top="794" w:right="851" w:bottom="794" w:left="1077" w:header="454" w:footer="454" w:gutter="0"/>
@@ -11307,6 +11312,26 @@
       </w:rPr>
       <w:fldChar w:fldCharType="end"/>
     </w:r>
+  </w:p>
+</w:ftr>
+</file>
+
+<file path=word/footer34.xml><?xml version="1.0" encoding="utf-8"?>
+<w:ftr xmlns:m="http://schemas.openxmlformats.org/officeDocument/2006/math" xmlns:mc="http://schemas.openxmlformats.org/markup-compatibility/2006" xmlns:mo="http://schemas.microsoft.com/office/mac/office/2008/main" xmlns:mv="urn:schemas-microsoft-com:mac:vml" xmlns:o="urn:schemas-microsoft-com:office:office" xmlns:r="http://schemas.openxmlformats.org/officeDocument/2006/relationships" xmlns:v="urn:schemas-microsoft-com:vml" xmlns:w10="urn:schemas-microsoft-com:office:word" xmlns:w14="http://schemas.microsoft.com/office/word/2010/wordml" xmlns:w="http://schemas.openxmlformats.org/wordprocessingml/2006/main" xmlns:wne="http://schemas.microsoft.com/office/word/2006/wordml" xmlns:wp14="http://schemas.microsoft.com/office/word/2010/wordprocessingDrawing" xmlns:wp="http://schemas.openxmlformats.org/drawingml/2006/wordprocessingDrawing" xmlns:wpc="http://schemas.microsoft.com/office/word/2010/wordprocessingCanvas" xmlns:wpg="http://schemas.microsoft.com/office/word/2010/wordprocessingGroup" xmlns:wpi="http://schemas.microsoft.com/office/word/2010/wordprocessingInk" xmlns:wps="http://schemas.microsoft.com/office/word/2010/wordprocessingShape" mc:Ignorable="w14 wp14">
+  <w:p>
+    <w:pPr>
+      <w:pStyle w:val="Footer"/>
+    </w:pPr>
+  </w:p>
+</w:ftr>
+</file>
+
+<file path=word/footer35.xml><?xml version="1.0" encoding="utf-8"?>
+<w:ftr xmlns:m="http://schemas.openxmlformats.org/officeDocument/2006/math" xmlns:mc="http://schemas.openxmlformats.org/markup-compatibility/2006" xmlns:mo="http://schemas.microsoft.com/office/mac/office/2008/main" xmlns:mv="urn:schemas-microsoft-com:mac:vml" xmlns:o="urn:schemas-microsoft-com:office:office" xmlns:r="http://schemas.openxmlformats.org/officeDocument/2006/relationships" xmlns:v="urn:schemas-microsoft-com:vml" xmlns:w10="urn:schemas-microsoft-com:office:word" xmlns:w14="http://schemas.microsoft.com/office/word/2010/wordml" xmlns:w="http://schemas.openxmlformats.org/wordprocessingml/2006/main" xmlns:wne="http://schemas.microsoft.com/office/word/2006/wordml" xmlns:wp14="http://schemas.microsoft.com/office/word/2010/wordprocessingDrawing" xmlns:wp="http://schemas.openxmlformats.org/drawingml/2006/wordprocessingDrawing" xmlns:wpc="http://schemas.microsoft.com/office/word/2010/wordprocessingCanvas" xmlns:wpg="http://schemas.microsoft.com/office/word/2010/wordprocessingGroup" xmlns:wpi="http://schemas.microsoft.com/office/word/2010/wordprocessingInk" xmlns:wps="http://schemas.microsoft.com/office/word/2010/wordprocessingShape" mc:Ignorable="w14 wp14">
+  <w:p>
+    <w:pPr>
+      <w:pStyle w:val="Footer"/>
+    </w:pPr>
   </w:p>
 </w:ftr>
 </file>
@@ -11568,6 +11593,36 @@
     <w:r>
       <w:t>TÍTULO DEL LIBRO</w:t>
     </w:r>
+  </w:p>
+</w:hdr>
+</file>
+
+<file path=word/header3.xml><?xml version="1.0" encoding="utf-8"?>
+<w:hdr xmlns:m="http://schemas.openxmlformats.org/officeDocument/2006/math" xmlns:mc="http://schemas.openxmlformats.org/markup-compatibility/2006" xmlns:mo="http://schemas.microsoft.com/office/mac/office/2008/main" xmlns:mv="urn:schemas-microsoft-com:mac:vml" xmlns:o="urn:schemas-microsoft-com:office:office" xmlns:r="http://schemas.openxmlformats.org/officeDocument/2006/relationships" xmlns:v="urn:schemas-microsoft-com:vml" xmlns:w10="urn:schemas-microsoft-com:office:word" xmlns:w14="http://schemas.microsoft.com/office/word/2010/wordml" xmlns:w="http://schemas.openxmlformats.org/wordprocessingml/2006/main" xmlns:wne="http://schemas.microsoft.com/office/word/2006/wordml" xmlns:wp14="http://schemas.microsoft.com/office/word/2010/wordprocessingDrawing" xmlns:wp="http://schemas.openxmlformats.org/drawingml/2006/wordprocessingDrawing" xmlns:wpc="http://schemas.microsoft.com/office/word/2010/wordprocessingCanvas" xmlns:wpg="http://schemas.microsoft.com/office/word/2010/wordprocessingGroup" xmlns:wpi="http://schemas.microsoft.com/office/word/2010/wordprocessingInk" xmlns:wps="http://schemas.microsoft.com/office/word/2010/wordprocessingShape" mc:Ignorable="w14 wp14">
+  <w:p>
+    <w:pPr>
+      <w:pStyle w:val="Header"/>
+    </w:pPr>
+  </w:p>
+</w:hdr>
+</file>
+
+<file path=word/header4.xml><?xml version="1.0" encoding="utf-8"?>
+<w:hdr xmlns:m="http://schemas.openxmlformats.org/officeDocument/2006/math" xmlns:mc="http://schemas.openxmlformats.org/markup-compatibility/2006" xmlns:mo="http://schemas.microsoft.com/office/mac/office/2008/main" xmlns:mv="urn:schemas-microsoft-com:mac:vml" xmlns:o="urn:schemas-microsoft-com:office:office" xmlns:r="http://schemas.openxmlformats.org/officeDocument/2006/relationships" xmlns:v="urn:schemas-microsoft-com:vml" xmlns:w10="urn:schemas-microsoft-com:office:word" xmlns:w14="http://schemas.microsoft.com/office/word/2010/wordml" xmlns:w="http://schemas.openxmlformats.org/wordprocessingml/2006/main" xmlns:wne="http://schemas.microsoft.com/office/word/2006/wordml" xmlns:wp14="http://schemas.microsoft.com/office/word/2010/wordprocessingDrawing" xmlns:wp="http://schemas.openxmlformats.org/drawingml/2006/wordprocessingDrawing" xmlns:wpc="http://schemas.microsoft.com/office/word/2010/wordprocessingCanvas" xmlns:wpg="http://schemas.microsoft.com/office/word/2010/wordprocessingGroup" xmlns:wpi="http://schemas.microsoft.com/office/word/2010/wordprocessingInk" xmlns:wps="http://schemas.microsoft.com/office/word/2010/wordprocessingShape" mc:Ignorable="w14 wp14">
+  <w:p>
+    <w:pPr>
+      <w:pStyle w:val="Header"/>
+    </w:pPr>
+  </w:p>
+</w:hdr>
+</file>
+
+<file path=word/header5.xml><?xml version="1.0" encoding="utf-8"?>
+<w:hdr xmlns:m="http://schemas.openxmlformats.org/officeDocument/2006/math" xmlns:mc="http://schemas.openxmlformats.org/markup-compatibility/2006" xmlns:mo="http://schemas.microsoft.com/office/mac/office/2008/main" xmlns:mv="urn:schemas-microsoft-com:mac:vml" xmlns:o="urn:schemas-microsoft-com:office:office" xmlns:r="http://schemas.openxmlformats.org/officeDocument/2006/relationships" xmlns:v="urn:schemas-microsoft-com:vml" xmlns:w10="urn:schemas-microsoft-com:office:word" xmlns:w14="http://schemas.microsoft.com/office/word/2010/wordml" xmlns:w="http://schemas.openxmlformats.org/wordprocessingml/2006/main" xmlns:wne="http://schemas.microsoft.com/office/word/2006/wordml" xmlns:wp14="http://schemas.microsoft.com/office/word/2010/wordprocessingDrawing" xmlns:wp="http://schemas.openxmlformats.org/drawingml/2006/wordprocessingDrawing" xmlns:wpc="http://schemas.microsoft.com/office/word/2010/wordprocessingCanvas" xmlns:wpg="http://schemas.microsoft.com/office/word/2010/wordprocessingGroup" xmlns:wpi="http://schemas.microsoft.com/office/word/2010/wordprocessingInk" xmlns:wps="http://schemas.microsoft.com/office/word/2010/wordprocessingShape" mc:Ignorable="w14 wp14">
+  <w:p>
+    <w:pPr>
+      <w:pStyle w:val="Header"/>
+    </w:pPr>
   </w:p>
 </w:hdr>
 </file>
